--- a/docs/Instruksi_SIKULI.docx
+++ b/docs/Instruksi_SIKULI.docx
@@ -249,7 +249,17 @@
         <w:t xml:space="preserve">GitHub Actions</w:t>
       </w:r>
       <w:r>
-        <w:t xml:space="preserve">; tidak ada aplikasi yang perlu dipasang atau dibuka.</w:t>
+        <w:t xml:space="preserve">; tidak ada aplikasi yang perlu dipasang atau dibuka. </w:t>
+      </w:r>
+      <w:r>
+        <w:rPr>
+          <w:b/>
+          <w:bCs/>
+        </w:rPr>
+        <w:t xml:space="preserve">Claude (Anthropic API)</w:t>
+      </w:r>
+      <w:r>
+        <w:t xml:space="preserve"> dipakai di hampir setiap tahap; jika API key tidak tersedia, sistem memakai jalur aturan.</w:t>
       </w:r>
     </w:p>
     <w:p>
@@ -719,6 +729,717 @@
     </w:p>
     <w:p>
       <w:pPr>
+        <w:pStyle w:val="Heading2"/>
+      </w:pPr>
+      <w:r>
+        <w:t xml:space="preserve">Peran AI di setiap tahap</w:t>
+      </w:r>
+    </w:p>
+    <w:tbl>
+      <w:tblPr>
+        <w:tblW w:type="dxa" w:w="9026"/>
+        <w:tblBorders>
+          <w:top w:val="single" w:color="auto" w:sz="4"/>
+          <w:left w:val="single" w:color="auto" w:sz="4"/>
+          <w:bottom w:val="single" w:color="auto" w:sz="4"/>
+          <w:right w:val="single" w:color="auto" w:sz="4"/>
+          <w:insideH w:val="single" w:color="auto" w:sz="4"/>
+          <w:insideV w:val="single" w:color="auto" w:sz="4"/>
+        </w:tblBorders>
+      </w:tblPr>
+      <w:tblGrid>
+        <w:gridCol w:w="2347"/>
+        <w:gridCol w:w="4152"/>
+        <w:gridCol w:w="2527"/>
+      </w:tblGrid>
+      <w:tr>
+        <w:trPr>
+          <w:tblHeader/>
+        </w:trPr>
+        <w:tc>
+          <w:tcPr>
+            <w:tcW w:type="dxa" w:w="2347"/>
+            <w:tcBorders>
+              <w:top w:val="single" w:color="C9D1DC" w:sz="4"/>
+              <w:left w:val="single" w:color="C9D1DC" w:sz="4"/>
+              <w:bottom w:val="single" w:color="C9D1DC" w:sz="4"/>
+              <w:right w:val="single" w:color="C9D1DC" w:sz="4"/>
+            </w:tcBorders>
+            <w:shd w:fill="DCE9F2" w:color="auto" w:val="clear"/>
+            <w:tcMar>
+              <w:top w:type="dxa" w:w="60"/>
+              <w:left w:type="dxa" w:w="100"/>
+              <w:bottom w:type="dxa" w:w="60"/>
+              <w:right w:type="dxa" w:w="100"/>
+            </w:tcMar>
+          </w:tcPr>
+          <w:p>
+            <w:r>
+              <w:rPr>
+                <w:b/>
+                <w:bCs/>
+                <w:sz w:val="19"/>
+                <w:szCs w:val="19"/>
+              </w:rPr>
+              <w:t xml:space="preserve">Tahap</w:t>
+            </w:r>
+          </w:p>
+        </w:tc>
+        <w:tc>
+          <w:tcPr>
+            <w:tcW w:type="dxa" w:w="4152"/>
+            <w:tcBorders>
+              <w:top w:val="single" w:color="C9D1DC" w:sz="4"/>
+              <w:left w:val="single" w:color="C9D1DC" w:sz="4"/>
+              <w:bottom w:val="single" w:color="C9D1DC" w:sz="4"/>
+              <w:right w:val="single" w:color="C9D1DC" w:sz="4"/>
+            </w:tcBorders>
+            <w:shd w:fill="DCE9F2" w:color="auto" w:val="clear"/>
+            <w:tcMar>
+              <w:top w:type="dxa" w:w="60"/>
+              <w:left w:type="dxa" w:w="100"/>
+              <w:bottom w:type="dxa" w:w="60"/>
+              <w:right w:type="dxa" w:w="100"/>
+            </w:tcMar>
+          </w:tcPr>
+          <w:p>
+            <w:r>
+              <w:rPr>
+                <w:b/>
+                <w:bCs/>
+                <w:sz w:val="19"/>
+                <w:szCs w:val="19"/>
+              </w:rPr>
+              <w:t xml:space="preserve">Dengan AI</w:t>
+            </w:r>
+          </w:p>
+        </w:tc>
+        <w:tc>
+          <w:tcPr>
+            <w:tcW w:type="dxa" w:w="2527"/>
+            <w:tcBorders>
+              <w:top w:val="single" w:color="C9D1DC" w:sz="4"/>
+              <w:left w:val="single" w:color="C9D1DC" w:sz="4"/>
+              <w:bottom w:val="single" w:color="C9D1DC" w:sz="4"/>
+              <w:right w:val="single" w:color="C9D1DC" w:sz="4"/>
+            </w:tcBorders>
+            <w:shd w:fill="DCE9F2" w:color="auto" w:val="clear"/>
+            <w:tcMar>
+              <w:top w:type="dxa" w:w="60"/>
+              <w:left w:type="dxa" w:w="100"/>
+              <w:bottom w:type="dxa" w:w="60"/>
+              <w:right w:type="dxa" w:w="100"/>
+            </w:tcMar>
+          </w:tcPr>
+          <w:p>
+            <w:r>
+              <w:rPr>
+                <w:b/>
+                <w:bCs/>
+                <w:sz w:val="19"/>
+                <w:szCs w:val="19"/>
+              </w:rPr>
+              <w:t xml:space="preserve">Cadangan tanpa AI</w:t>
+            </w:r>
+          </w:p>
+        </w:tc>
+      </w:tr>
+      <w:tr>
+        <w:tc>
+          <w:tcPr>
+            <w:tcW w:type="dxa" w:w="2347"/>
+            <w:tcBorders>
+              <w:top w:val="single" w:color="C9D1DC" w:sz="4"/>
+              <w:left w:val="single" w:color="C9D1DC" w:sz="4"/>
+              <w:bottom w:val="single" w:color="C9D1DC" w:sz="4"/>
+              <w:right w:val="single" w:color="C9D1DC" w:sz="4"/>
+            </w:tcBorders>
+            <w:tcMar>
+              <w:top w:type="dxa" w:w="60"/>
+              <w:left w:type="dxa" w:w="100"/>
+              <w:bottom w:type="dxa" w:w="60"/>
+              <w:right w:type="dxa" w:w="100"/>
+            </w:tcMar>
+          </w:tcPr>
+          <w:p>
+            <w:r>
+              <w:rPr>
+                <w:b w:val="false"/>
+                <w:bCs w:val="false"/>
+                <w:sz w:val="19"/>
+                <w:szCs w:val="19"/>
+              </w:rPr>
+              <w:t xml:space="preserve">Parsing PDF, seksi, satuan, angka akun</w:t>
+            </w:r>
+          </w:p>
+        </w:tc>
+        <w:tc>
+          <w:tcPr>
+            <w:tcW w:type="dxa" w:w="4152"/>
+            <w:tcBorders>
+              <w:top w:val="single" w:color="C9D1DC" w:sz="4"/>
+              <w:left w:val="single" w:color="C9D1DC" w:sz="4"/>
+              <w:bottom w:val="single" w:color="C9D1DC" w:sz="4"/>
+              <w:right w:val="single" w:color="C9D1DC" w:sz="4"/>
+            </w:tcBorders>
+            <w:tcMar>
+              <w:top w:type="dxa" w:w="60"/>
+              <w:left w:type="dxa" w:w="100"/>
+              <w:bottom w:type="dxa" w:w="60"/>
+              <w:right w:type="dxa" w:w="100"/>
+            </w:tcMar>
+          </w:tcPr>
+          <w:p>
+            <w:r>
+              <w:rPr>
+                <w:b w:val="false"/>
+                <w:bCs w:val="false"/>
+                <w:sz w:val="19"/>
+                <w:szCs w:val="19"/>
+              </w:rPr>
+              <w:t xml:space="preserve">Claude membaca PDF langsung (termasuk PDF hasil scan), menentukan halaman dan satuan tiap seksi, lalu menyalin angka akun sesuai </w:t>
+            </w:r>
+            <w:r>
+              <w:rPr>
+                <w:rFonts w:ascii="Courier New" w:cs="Courier New" w:eastAsia="Courier New" w:hAnsi="Courier New"/>
+                <w:color w:val="1D2433"/>
+                <w:sz w:val="19"/>
+                <w:szCs w:val="19"/>
+              </w:rPr>
+              <w:t xml:space="preserve">rules_akun.csv</w:t>
+            </w:r>
+            <w:r>
+              <w:rPr>
+                <w:b w:val="false"/>
+                <w:bCs w:val="false"/>
+                <w:sz w:val="19"/>
+                <w:szCs w:val="19"/>
+              </w:rPr>
+              <w:t xml:space="preserve">.</w:t>
+            </w:r>
+          </w:p>
+        </w:tc>
+        <w:tc>
+          <w:tcPr>
+            <w:tcW w:type="dxa" w:w="2527"/>
+            <w:tcBorders>
+              <w:top w:val="single" w:color="C9D1DC" w:sz="4"/>
+              <w:left w:val="single" w:color="C9D1DC" w:sz="4"/>
+              <w:bottom w:val="single" w:color="C9D1DC" w:sz="4"/>
+              <w:right w:val="single" w:color="C9D1DC" w:sz="4"/>
+            </w:tcBorders>
+            <w:tcMar>
+              <w:top w:type="dxa" w:w="60"/>
+              <w:left w:type="dxa" w:w="100"/>
+              <w:bottom w:type="dxa" w:w="60"/>
+              <w:right w:type="dxa" w:w="100"/>
+            </w:tcMar>
+          </w:tcPr>
+          <w:p>
+            <w:r>
+              <w:rPr>
+                <w:b w:val="false"/>
+                <w:bCs w:val="false"/>
+                <w:sz w:val="19"/>
+                <w:szCs w:val="19"/>
+              </w:rPr>
+              <w:t xml:space="preserve">pdfplumber + pola </w:t>
+            </w:r>
+            <w:r>
+              <w:rPr>
+                <w:rFonts w:ascii="Courier New" w:cs="Courier New" w:eastAsia="Courier New" w:hAnsi="Courier New"/>
+                <w:color w:val="1D2433"/>
+                <w:sz w:val="19"/>
+                <w:szCs w:val="19"/>
+              </w:rPr>
+              <w:t xml:space="preserve">mapping_seksi</w:t>
+            </w:r>
+            <w:r>
+              <w:rPr>
+                <w:b w:val="false"/>
+                <w:bCs w:val="false"/>
+                <w:sz w:val="19"/>
+                <w:szCs w:val="19"/>
+              </w:rPr>
+              <w:t xml:space="preserve"> + pencocokan label.</w:t>
+            </w:r>
+          </w:p>
+        </w:tc>
+      </w:tr>
+      <w:tr>
+        <w:tc>
+          <w:tcPr>
+            <w:tcW w:type="dxa" w:w="2347"/>
+            <w:tcBorders>
+              <w:top w:val="single" w:color="C9D1DC" w:sz="4"/>
+              <w:left w:val="single" w:color="C9D1DC" w:sz="4"/>
+              <w:bottom w:val="single" w:color="C9D1DC" w:sz="4"/>
+              <w:right w:val="single" w:color="C9D1DC" w:sz="4"/>
+            </w:tcBorders>
+            <w:tcMar>
+              <w:top w:type="dxa" w:w="60"/>
+              <w:left w:type="dxa" w:w="100"/>
+              <w:bottom w:type="dxa" w:w="60"/>
+              <w:right w:type="dxa" w:w="100"/>
+            </w:tcMar>
+          </w:tcPr>
+          <w:p>
+            <w:r>
+              <w:rPr>
+                <w:b w:val="false"/>
+                <w:bCs w:val="false"/>
+                <w:sz w:val="19"/>
+                <w:szCs w:val="19"/>
+              </w:rPr>
+              <w:t xml:space="preserve">Verifikasi angka PDF</w:t>
+            </w:r>
+          </w:p>
+        </w:tc>
+        <w:tc>
+          <w:tcPr>
+            <w:tcW w:type="dxa" w:w="4152"/>
+            <w:tcBorders>
+              <w:top w:val="single" w:color="C9D1DC" w:sz="4"/>
+              <w:left w:val="single" w:color="C9D1DC" w:sz="4"/>
+              <w:bottom w:val="single" w:color="C9D1DC" w:sz="4"/>
+              <w:right w:val="single" w:color="C9D1DC" w:sz="4"/>
+            </w:tcBorders>
+            <w:tcMar>
+              <w:top w:type="dxa" w:w="60"/>
+              <w:left w:type="dxa" w:w="100"/>
+              <w:bottom w:type="dxa" w:w="60"/>
+              <w:right w:type="dxa" w:w="100"/>
+            </w:tcMar>
+          </w:tcPr>
+          <w:p>
+            <w:r>
+              <w:rPr>
+                <w:b w:val="false"/>
+                <w:bCs w:val="false"/>
+                <w:sz w:val="19"/>
+                <w:szCs w:val="19"/>
+              </w:rPr>
+              <w:t xml:space="preserve">Setiap angka dari AI dicek ulang ke teks halaman rujukan (kolom </w:t>
+            </w:r>
+            <w:r>
+              <w:rPr>
+                <w:rFonts w:ascii="Courier New" w:cs="Courier New" w:eastAsia="Courier New" w:hAnsi="Courier New"/>
+                <w:color w:val="1D2433"/>
+                <w:sz w:val="19"/>
+                <w:szCs w:val="19"/>
+              </w:rPr>
+              <w:t xml:space="preserve">verifikasi</w:t>
+            </w:r>
+            <w:r>
+              <w:rPr>
+                <w:b w:val="false"/>
+                <w:bCs w:val="false"/>
+                <w:sz w:val="19"/>
+                <w:szCs w:val="19"/>
+              </w:rPr>
+              <w:t xml:space="preserve">).</w:t>
+            </w:r>
+          </w:p>
+        </w:tc>
+        <w:tc>
+          <w:tcPr>
+            <w:tcW w:type="dxa" w:w="2527"/>
+            <w:tcBorders>
+              <w:top w:val="single" w:color="C9D1DC" w:sz="4"/>
+              <w:left w:val="single" w:color="C9D1DC" w:sz="4"/>
+              <w:bottom w:val="single" w:color="C9D1DC" w:sz="4"/>
+              <w:right w:val="single" w:color="C9D1DC" w:sz="4"/>
+            </w:tcBorders>
+            <w:tcMar>
+              <w:top w:type="dxa" w:w="60"/>
+              <w:left w:type="dxa" w:w="100"/>
+              <w:bottom w:type="dxa" w:w="60"/>
+              <w:right w:type="dxa" w:w="100"/>
+            </w:tcMar>
+          </w:tcPr>
+          <w:p>
+            <w:r>
+              <w:rPr>
+                <w:b w:val="false"/>
+                <w:bCs w:val="false"/>
+                <w:sz w:val="19"/>
+                <w:szCs w:val="19"/>
+              </w:rPr>
+              <w:t xml:space="preserve">-</w:t>
+            </w:r>
+          </w:p>
+        </w:tc>
+      </w:tr>
+      <w:tr>
+        <w:tc>
+          <w:tcPr>
+            <w:tcW w:type="dxa" w:w="2347"/>
+            <w:tcBorders>
+              <w:top w:val="single" w:color="C9D1DC" w:sz="4"/>
+              <w:left w:val="single" w:color="C9D1DC" w:sz="4"/>
+              <w:bottom w:val="single" w:color="C9D1DC" w:sz="4"/>
+              <w:right w:val="single" w:color="C9D1DC" w:sz="4"/>
+            </w:tcBorders>
+            <w:tcMar>
+              <w:top w:type="dxa" w:w="60"/>
+              <w:left w:type="dxa" w:w="100"/>
+              <w:bottom w:type="dxa" w:w="60"/>
+              <w:right w:type="dxa" w:w="100"/>
+            </w:tcMar>
+          </w:tcPr>
+          <w:p>
+            <w:r>
+              <w:rPr>
+                <w:b w:val="false"/>
+                <w:bCs w:val="false"/>
+                <w:sz w:val="19"/>
+                <w:szCs w:val="19"/>
+              </w:rPr>
+              <w:t xml:space="preserve">Pemetaan label Excel</w:t>
+            </w:r>
+          </w:p>
+        </w:tc>
+        <w:tc>
+          <w:tcPr>
+            <w:tcW w:type="dxa" w:w="4152"/>
+            <w:tcBorders>
+              <w:top w:val="single" w:color="C9D1DC" w:sz="4"/>
+              <w:left w:val="single" w:color="C9D1DC" w:sz="4"/>
+              <w:bottom w:val="single" w:color="C9D1DC" w:sz="4"/>
+              <w:right w:val="single" w:color="C9D1DC" w:sz="4"/>
+            </w:tcBorders>
+            <w:tcMar>
+              <w:top w:type="dxa" w:w="60"/>
+              <w:left w:type="dxa" w:w="100"/>
+              <w:bottom w:type="dxa" w:w="60"/>
+              <w:right w:type="dxa" w:w="100"/>
+            </w:tcMar>
+          </w:tcPr>
+          <w:p>
+            <w:r>
+              <w:rPr>
+                <w:b w:val="false"/>
+                <w:bCs w:val="false"/>
+                <w:sz w:val="19"/>
+                <w:szCs w:val="19"/>
+              </w:rPr>
+              <w:t xml:space="preserve">Label yang tidak dikenali rules dipetakan Claude (</w:t>
+            </w:r>
+            <w:r>
+              <w:rPr>
+                <w:rFonts w:ascii="Courier New" w:cs="Courier New" w:eastAsia="Courier New" w:hAnsi="Courier New"/>
+                <w:color w:val="1D2433"/>
+                <w:sz w:val="19"/>
+                <w:szCs w:val="19"/>
+              </w:rPr>
+              <w:t xml:space="preserve">cara_pemetaan = ai</w:t>
+            </w:r>
+            <w:r>
+              <w:rPr>
+                <w:b w:val="false"/>
+                <w:bCs w:val="false"/>
+                <w:sz w:val="19"/>
+                <w:szCs w:val="19"/>
+              </w:rPr>
+              <w:t xml:space="preserve">).</w:t>
+            </w:r>
+          </w:p>
+        </w:tc>
+        <w:tc>
+          <w:tcPr>
+            <w:tcW w:type="dxa" w:w="2527"/>
+            <w:tcBorders>
+              <w:top w:val="single" w:color="C9D1DC" w:sz="4"/>
+              <w:left w:val="single" w:color="C9D1DC" w:sz="4"/>
+              <w:bottom w:val="single" w:color="C9D1DC" w:sz="4"/>
+              <w:right w:val="single" w:color="C9D1DC" w:sz="4"/>
+            </w:tcBorders>
+            <w:tcMar>
+              <w:top w:type="dxa" w:w="60"/>
+              <w:left w:type="dxa" w:w="100"/>
+              <w:bottom w:type="dxa" w:w="60"/>
+              <w:right w:type="dxa" w:w="100"/>
+            </w:tcMar>
+          </w:tcPr>
+          <w:p>
+            <w:r>
+              <w:rPr>
+                <w:b w:val="false"/>
+                <w:bCs w:val="false"/>
+                <w:sz w:val="19"/>
+                <w:szCs w:val="19"/>
+              </w:rPr>
+              <w:t xml:space="preserve">Label dibiarkan belum terpetakan.</w:t>
+            </w:r>
+          </w:p>
+        </w:tc>
+      </w:tr>
+      <w:tr>
+        <w:tc>
+          <w:tcPr>
+            <w:tcW w:type="dxa" w:w="2347"/>
+            <w:tcBorders>
+              <w:top w:val="single" w:color="C9D1DC" w:sz="4"/>
+              <w:left w:val="single" w:color="C9D1DC" w:sz="4"/>
+              <w:bottom w:val="single" w:color="C9D1DC" w:sz="4"/>
+              <w:right w:val="single" w:color="C9D1DC" w:sz="4"/>
+            </w:tcBorders>
+            <w:tcMar>
+              <w:top w:type="dxa" w:w="60"/>
+              <w:left w:type="dxa" w:w="100"/>
+              <w:bottom w:type="dxa" w:w="60"/>
+              <w:right w:type="dxa" w:w="100"/>
+            </w:tcMar>
+          </w:tcPr>
+          <w:p>
+            <w:r>
+              <w:rPr>
+                <w:b w:val="false"/>
+                <w:bCs w:val="false"/>
+                <w:sz w:val="19"/>
+                <w:szCs w:val="19"/>
+              </w:rPr>
+              <w:t xml:space="preserve">Komparasi dan status</w:t>
+            </w:r>
+          </w:p>
+        </w:tc>
+        <w:tc>
+          <w:tcPr>
+            <w:tcW w:type="dxa" w:w="4152"/>
+            <w:tcBorders>
+              <w:top w:val="single" w:color="C9D1DC" w:sz="4"/>
+              <w:left w:val="single" w:color="C9D1DC" w:sz="4"/>
+              <w:bottom w:val="single" w:color="C9D1DC" w:sz="4"/>
+              <w:right w:val="single" w:color="C9D1DC" w:sz="4"/>
+            </w:tcBorders>
+            <w:tcMar>
+              <w:top w:type="dxa" w:w="60"/>
+              <w:left w:type="dxa" w:w="100"/>
+              <w:bottom w:type="dxa" w:w="60"/>
+              <w:right w:type="dxa" w:w="100"/>
+            </w:tcMar>
+          </w:tcPr>
+          <w:p>
+            <w:r>
+              <w:rPr>
+                <w:b w:val="false"/>
+                <w:bCs w:val="false"/>
+                <w:sz w:val="19"/>
+                <w:szCs w:val="19"/>
+              </w:rPr>
+              <w:t xml:space="preserve">Deterministik (kode), tanpa AI.</w:t>
+            </w:r>
+          </w:p>
+        </w:tc>
+        <w:tc>
+          <w:tcPr>
+            <w:tcW w:type="dxa" w:w="2527"/>
+            <w:tcBorders>
+              <w:top w:val="single" w:color="C9D1DC" w:sz="4"/>
+              <w:left w:val="single" w:color="C9D1DC" w:sz="4"/>
+              <w:bottom w:val="single" w:color="C9D1DC" w:sz="4"/>
+              <w:right w:val="single" w:color="C9D1DC" w:sz="4"/>
+            </w:tcBorders>
+            <w:tcMar>
+              <w:top w:type="dxa" w:w="60"/>
+              <w:left w:type="dxa" w:w="100"/>
+              <w:bottom w:type="dxa" w:w="60"/>
+              <w:right w:type="dxa" w:w="100"/>
+            </w:tcMar>
+          </w:tcPr>
+          <w:p>
+            <w:r>
+              <w:rPr>
+                <w:b w:val="false"/>
+                <w:bCs w:val="false"/>
+                <w:sz w:val="19"/>
+                <w:szCs w:val="19"/>
+              </w:rPr>
+              <w:t xml:space="preserve">Sama.</w:t>
+            </w:r>
+          </w:p>
+        </w:tc>
+      </w:tr>
+      <w:tr>
+        <w:tc>
+          <w:tcPr>
+            <w:tcW w:type="dxa" w:w="2347"/>
+            <w:tcBorders>
+              <w:top w:val="single" w:color="C9D1DC" w:sz="4"/>
+              <w:left w:val="single" w:color="C9D1DC" w:sz="4"/>
+              <w:bottom w:val="single" w:color="C9D1DC" w:sz="4"/>
+              <w:right w:val="single" w:color="C9D1DC" w:sz="4"/>
+            </w:tcBorders>
+            <w:tcMar>
+              <w:top w:type="dxa" w:w="60"/>
+              <w:left w:type="dxa" w:w="100"/>
+              <w:bottom w:type="dxa" w:w="60"/>
+              <w:right w:type="dxa" w:w="100"/>
+            </w:tcMar>
+          </w:tcPr>
+          <w:p>
+            <w:r>
+              <w:rPr>
+                <w:b w:val="false"/>
+                <w:bCs w:val="false"/>
+                <w:sz w:val="19"/>
+                <w:szCs w:val="19"/>
+              </w:rPr>
+              <w:t xml:space="preserve">Catatan per baris</w:t>
+            </w:r>
+          </w:p>
+        </w:tc>
+        <w:tc>
+          <w:tcPr>
+            <w:tcW w:type="dxa" w:w="4152"/>
+            <w:tcBorders>
+              <w:top w:val="single" w:color="C9D1DC" w:sz="4"/>
+              <w:left w:val="single" w:color="C9D1DC" w:sz="4"/>
+              <w:bottom w:val="single" w:color="C9D1DC" w:sz="4"/>
+              <w:right w:val="single" w:color="C9D1DC" w:sz="4"/>
+            </w:tcBorders>
+            <w:tcMar>
+              <w:top w:type="dxa" w:w="60"/>
+              <w:left w:type="dxa" w:w="100"/>
+              <w:bottom w:type="dxa" w:w="60"/>
+              <w:right w:type="dxa" w:w="100"/>
+            </w:tcMar>
+          </w:tcPr>
+          <w:p>
+            <w:r>
+              <w:rPr>
+                <w:b w:val="false"/>
+                <w:bCs w:val="false"/>
+                <w:sz w:val="19"/>
+                <w:szCs w:val="19"/>
+              </w:rPr>
+              <w:t xml:space="preserve">Catatan analis untuk baris bukan MATCH.</w:t>
+            </w:r>
+          </w:p>
+        </w:tc>
+        <w:tc>
+          <w:tcPr>
+            <w:tcW w:type="dxa" w:w="2527"/>
+            <w:tcBorders>
+              <w:top w:val="single" w:color="C9D1DC" w:sz="4"/>
+              <w:left w:val="single" w:color="C9D1DC" w:sz="4"/>
+              <w:bottom w:val="single" w:color="C9D1DC" w:sz="4"/>
+              <w:right w:val="single" w:color="C9D1DC" w:sz="4"/>
+            </w:tcBorders>
+            <w:tcMar>
+              <w:top w:type="dxa" w:w="60"/>
+              <w:left w:type="dxa" w:w="100"/>
+              <w:bottom w:type="dxa" w:w="60"/>
+              <w:right w:type="dxa" w:w="100"/>
+            </w:tcMar>
+          </w:tcPr>
+          <w:p>
+            <w:r>
+              <w:rPr>
+                <w:b w:val="false"/>
+                <w:bCs w:val="false"/>
+                <w:sz w:val="19"/>
+                <w:szCs w:val="19"/>
+              </w:rPr>
+              <w:t xml:space="preserve">Catatan template.</w:t>
+            </w:r>
+          </w:p>
+        </w:tc>
+      </w:tr>
+      <w:tr>
+        <w:tc>
+          <w:tcPr>
+            <w:tcW w:type="dxa" w:w="2347"/>
+            <w:tcBorders>
+              <w:top w:val="single" w:color="C9D1DC" w:sz="4"/>
+              <w:left w:val="single" w:color="C9D1DC" w:sz="4"/>
+              <w:bottom w:val="single" w:color="C9D1DC" w:sz="4"/>
+              <w:right w:val="single" w:color="C9D1DC" w:sz="4"/>
+            </w:tcBorders>
+            <w:tcMar>
+              <w:top w:type="dxa" w:w="60"/>
+              <w:left w:type="dxa" w:w="100"/>
+              <w:bottom w:type="dxa" w:w="60"/>
+              <w:right w:type="dxa" w:w="100"/>
+            </w:tcMar>
+          </w:tcPr>
+          <w:p>
+            <w:r>
+              <w:rPr>
+                <w:b w:val="false"/>
+                <w:bCs w:val="false"/>
+                <w:sz w:val="19"/>
+                <w:szCs w:val="19"/>
+              </w:rPr>
+              <w:t xml:space="preserve">Kesimpulan dan rekomendasi</w:t>
+            </w:r>
+          </w:p>
+        </w:tc>
+        <w:tc>
+          <w:tcPr>
+            <w:tcW w:type="dxa" w:w="4152"/>
+            <w:tcBorders>
+              <w:top w:val="single" w:color="C9D1DC" w:sz="4"/>
+              <w:left w:val="single" w:color="C9D1DC" w:sz="4"/>
+              <w:bottom w:val="single" w:color="C9D1DC" w:sz="4"/>
+              <w:right w:val="single" w:color="C9D1DC" w:sz="4"/>
+            </w:tcBorders>
+            <w:tcMar>
+              <w:top w:type="dxa" w:w="60"/>
+              <w:left w:type="dxa" w:w="100"/>
+              <w:bottom w:type="dxa" w:w="60"/>
+              <w:right w:type="dxa" w:w="100"/>
+            </w:tcMar>
+          </w:tcPr>
+          <w:p>
+            <w:r>
+              <w:rPr>
+                <w:b w:val="false"/>
+                <w:bCs w:val="false"/>
+                <w:sz w:val="19"/>
+                <w:szCs w:val="19"/>
+              </w:rPr>
+              <w:t xml:space="preserve">Per entitas, sheet Kesimpulan.</w:t>
+            </w:r>
+          </w:p>
+        </w:tc>
+        <w:tc>
+          <w:tcPr>
+            <w:tcW w:type="dxa" w:w="2527"/>
+            <w:tcBorders>
+              <w:top w:val="single" w:color="C9D1DC" w:sz="4"/>
+              <w:left w:val="single" w:color="C9D1DC" w:sz="4"/>
+              <w:bottom w:val="single" w:color="C9D1DC" w:sz="4"/>
+              <w:right w:val="single" w:color="C9D1DC" w:sz="4"/>
+            </w:tcBorders>
+            <w:tcMar>
+              <w:top w:type="dxa" w:w="60"/>
+              <w:left w:type="dxa" w:w="100"/>
+              <w:bottom w:type="dxa" w:w="60"/>
+              <w:right w:type="dxa" w:w="100"/>
+            </w:tcMar>
+          </w:tcPr>
+          <w:p>
+            <w:r>
+              <w:rPr>
+                <w:b w:val="false"/>
+                <w:bCs w:val="false"/>
+                <w:sz w:val="19"/>
+                <w:szCs w:val="19"/>
+              </w:rPr>
+              <w:t xml:space="preserve">Tidak dibuat.</w:t>
+            </w:r>
+          </w:p>
+        </w:tc>
+      </w:tr>
+    </w:tbl>
+    <w:p>
+      <w:pPr>
+        <w:spacing w:after="120"/>
+      </w:pPr>
+    </w:p>
+    <w:p>
+      <w:pPr>
         <w:pStyle w:val="Heading1"/>
         <w:pageBreakBefore/>
       </w:pPr>
@@ -1366,77 +2087,10 @@
     </w:p>
     <w:p>
       <w:pPr>
-        <w:pStyle w:val="Heading1"/>
-        <w:pageBreakBefore/>
-      </w:pPr>
-      <w:r>
-        <w:t xml:space="preserve">3. Cara menjalankan analisis</w:t>
-      </w:r>
-    </w:p>
-    <w:p>
-      <w:pPr>
         <w:pStyle w:val="Heading2"/>
       </w:pPr>
       <w:r>
-        <w:t xml:space="preserve">3.1 Mengisi rules</w:t>
-      </w:r>
-    </w:p>
-    <w:p>
-      <w:pPr>
-        <w:spacing w:after="120"/>
-      </w:pPr>
-      <w:r>
-        <w:t xml:space="preserve">Isi atau perbarui file di folder </w:t>
-      </w:r>
-      <w:r>
-        <w:rPr>
-          <w:rFonts w:ascii="Courier New" w:cs="Courier New" w:eastAsia="Courier New" w:hAnsi="Courier New"/>
-          <w:color w:val="1D2433"/>
-          <w:sz w:val="20"/>
-          <w:szCs w:val="20"/>
-        </w:rPr>
-        <w:t xml:space="preserve">rules/</w:t>
-      </w:r>
-      <w:r>
-        <w:t xml:space="preserve"> (penjelasan kolom di Bab 5). Cara mengubah lewat web GitHub: buka file → ikon pensil (</w:t>
-      </w:r>
-      <w:r>
-        <w:rPr>
-          <w:b/>
-          <w:bCs/>
-        </w:rPr>
-        <w:t xml:space="preserve">Edit</w:t>
-      </w:r>
-      <w:r>
-        <w:t xml:space="preserve">) → ubah → </w:t>
-      </w:r>
-      <w:r>
-        <w:rPr>
-          <w:b/>
-          <w:bCs/>
-        </w:rPr>
-        <w:t xml:space="preserve">Commit changes</w:t>
-      </w:r>
-      <w:r>
-        <w:t xml:space="preserve">. Bisa juga disusun di Excel lalu disimpan sebagai </w:t>
-      </w:r>
-      <w:r>
-        <w:rPr>
-          <w:b/>
-          <w:bCs/>
-        </w:rPr>
-        <w:t xml:space="preserve">CSV UTF-8</w:t>
-      </w:r>
-      <w:r>
-        <w:t xml:space="preserve"> dan diunggah menggantikan file lama.</w:t>
-      </w:r>
-    </w:p>
-    <w:p>
-      <w:pPr>
-        <w:pStyle w:val="Heading2"/>
-      </w:pPr>
-      <w:r>
-        <w:t xml:space="preserve">3.2 Mengunggah file LK</w:t>
+        <w:t xml:space="preserve">2.3 Mengaktifkan AI (Claude)</w:t>
       </w:r>
     </w:p>
     <w:p>
@@ -1449,19 +2103,17 @@
         <w:spacing w:after="80"/>
       </w:pPr>
       <w:r>
-        <w:t xml:space="preserve">Buka folder </w:t>
+        <w:t xml:space="preserve">Buat API key di </w:t>
       </w:r>
       <w:r>
         <w:rPr>
-          <w:rFonts w:ascii="Courier New" w:cs="Courier New" w:eastAsia="Courier New" w:hAnsi="Courier New"/>
-          <w:color w:val="1D2433"/>
-          <w:sz w:val="20"/>
-          <w:szCs w:val="20"/>
+          <w:b/>
+          <w:bCs/>
         </w:rPr>
-        <w:t xml:space="preserve">input/pdf/</w:t>
-      </w:r>
-      <w:r>
-        <w:t xml:space="preserve"> di GitHub.</w:t>
+        <w:t xml:space="preserve">console.anthropic.com</w:t>
+      </w:r>
+      <w:r>
+        <w:t xml:space="preserve"> (menu API Keys).</w:t>
       </w:r>
     </w:p>
     <w:p>
@@ -1474,24 +2126,14 @@
         <w:spacing w:after="80"/>
       </w:pPr>
       <w:r>
-        <w:t xml:space="preserve">Klik </w:t>
+        <w:t xml:space="preserve">Di GitHub: </w:t>
       </w:r>
       <w:r>
         <w:rPr>
           <w:b/>
           <w:bCs/>
         </w:rPr>
-        <w:t xml:space="preserve">Add file → Upload files</w:t>
-      </w:r>
-      <w:r>
-        <w:t xml:space="preserve">, pilih file PDF, lalu </w:t>
-      </w:r>
-      <w:r>
-        <w:rPr>
-          <w:b/>
-          <w:bCs/>
-        </w:rPr>
-        <w:t xml:space="preserve">Commit changes</w:t>
+        <w:t xml:space="preserve">Settings → Secrets and variables → Actions → New repository secret</w:t>
       </w:r>
       <w:r>
         <w:t xml:space="preserve">.</w:t>
@@ -1507,7 +2149,7 @@
         <w:spacing w:after="80"/>
       </w:pPr>
       <w:r>
-        <w:t xml:space="preserve">Ulangi untuk Excel di folder </w:t>
+        <w:t xml:space="preserve">Isi nama </w:t>
       </w:r>
       <w:r>
         <w:rPr>
@@ -1516,10 +2158,57 @@
           <w:sz w:val="20"/>
           <w:szCs w:val="20"/>
         </w:rPr>
-        <w:t xml:space="preserve">input/excel/</w:t>
+        <w:t xml:space="preserve">ANTHROPIC_API_KEY</w:t>
+      </w:r>
+      <w:r>
+        <w:t xml:space="preserve"> dan tempelkan key, lalu </w:t>
+      </w:r>
+      <w:r>
+        <w:rPr>
+          <w:b/>
+          <w:bCs/>
+        </w:rPr>
+        <w:t xml:space="preserve">Add secret</w:t>
       </w:r>
       <w:r>
         <w:t xml:space="preserve">.</w:t>
+      </w:r>
+    </w:p>
+    <w:p>
+      <w:pPr>
+        <w:pStyle w:val="ListParagraph"/>
+        <w:numPr>
+          <w:ilvl w:val="0"/>
+          <w:numId w:val="4"/>
+        </w:numPr>
+        <w:spacing w:after="80"/>
+      </w:pPr>
+      <w:r>
+        <w:t xml:space="preserve">Atur model dan tahap yang memakai AI di bagian </w:t>
+      </w:r>
+      <w:r>
+        <w:rPr>
+          <w:rFonts w:ascii="Courier New" w:cs="Courier New" w:eastAsia="Courier New" w:hAnsi="Courier New"/>
+          <w:color w:val="1D2433"/>
+          <w:sz w:val="20"/>
+          <w:szCs w:val="20"/>
+        </w:rPr>
+        <w:t xml:space="preserve">ai:</w:t>
+      </w:r>
+      <w:r>
+        <w:t xml:space="preserve"> pada </w:t>
+      </w:r>
+      <w:r>
+        <w:rPr>
+          <w:rFonts w:ascii="Courier New" w:cs="Courier New" w:eastAsia="Courier New" w:hAnsi="Courier New"/>
+          <w:color w:val="1D2433"/>
+          <w:sz w:val="20"/>
+          <w:szCs w:val="20"/>
+        </w:rPr>
+        <w:t xml:space="preserve">config/pipeline.yaml</w:t>
+      </w:r>
+      <w:r>
+        <w:t xml:space="preserve"> (lihat Bab 6).</w:t>
       </w:r>
     </w:p>
     <w:p>
@@ -1532,17 +2221,32 @@
         <w:ind w:left="200" w:right="200"/>
       </w:pPr>
       <w:r>
-        <w:t xml:space="preserve">Nama file PDF dan Excel harus memakai </w:t>
-      </w:r>
-      <w:r>
-        <w:rPr>
-          <w:b/>
-          <w:bCs/>
-        </w:rPr>
-        <w:t xml:space="preserve">awalan dan tahun yang sama</w:t>
-      </w:r>
-      <w:r>
-        <w:t xml:space="preserve">, misalnya </w:t>
+        <w:t xml:space="preserve">Dengan AI aktif, isi PDF dan label Excel dikirim ke Anthropic API. Pastikan sesuai kebijakan data instansi sebelum mengunggah LK asli. Mode yang dipakai (AI atau aturan) tertulis di baris pertama ringkasan run.</w:t>
+      </w:r>
+    </w:p>
+    <w:p>
+      <w:pPr>
+        <w:pStyle w:val="Heading1"/>
+        <w:pageBreakBefore/>
+      </w:pPr>
+      <w:r>
+        <w:t xml:space="preserve">3. Cara menjalankan analisis</w:t>
+      </w:r>
+    </w:p>
+    <w:p>
+      <w:pPr>
+        <w:pStyle w:val="Heading2"/>
+      </w:pPr>
+      <w:r>
+        <w:t xml:space="preserve">3.1 Mengisi rules</w:t>
+      </w:r>
+    </w:p>
+    <w:p>
+      <w:pPr>
+        <w:spacing w:after="120"/>
+      </w:pPr>
+      <w:r>
+        <w:t xml:space="preserve">Isi atau perbarui file di folder </w:t>
       </w:r>
       <w:r>
         <w:rPr>
@@ -1551,22 +2255,40 @@
           <w:sz w:val="20"/>
           <w:szCs w:val="20"/>
         </w:rPr>
-        <w:t xml:space="preserve">AAAA_LK_2024.pdf</w:t>
-      </w:r>
-      <w:r>
-        <w:t xml:space="preserve"> dan </w:t>
+        <w:t xml:space="preserve">rules/</w:t>
+      </w:r>
+      <w:r>
+        <w:t xml:space="preserve"> (penjelasan kolom di Bab 5). Cara mengubah lewat web GitHub: buka file → ikon pensil (</w:t>
       </w:r>
       <w:r>
         <w:rPr>
-          <w:rFonts w:ascii="Courier New" w:cs="Courier New" w:eastAsia="Courier New" w:hAnsi="Courier New"/>
-          <w:color w:val="1D2433"/>
-          <w:sz w:val="20"/>
-          <w:szCs w:val="20"/>
+          <w:b/>
+          <w:bCs/>
         </w:rPr>
-        <w:t xml:space="preserve">AAAA_2024.xlsx</w:t>
-      </w:r>
-      <w:r>
-        <w:t xml:space="preserve">. Dari situ sistem tahu keduanya pasangan.</w:t>
+        <w:t xml:space="preserve">Edit</w:t>
+      </w:r>
+      <w:r>
+        <w:t xml:space="preserve">) → ubah → </w:t>
+      </w:r>
+      <w:r>
+        <w:rPr>
+          <w:b/>
+          <w:bCs/>
+        </w:rPr>
+        <w:t xml:space="preserve">Commit changes</w:t>
+      </w:r>
+      <w:r>
+        <w:t xml:space="preserve">. Bisa juga disusun di Excel lalu disimpan sebagai </w:t>
+      </w:r>
+      <w:r>
+        <w:rPr>
+          <w:b/>
+          <w:bCs/>
+        </w:rPr>
+        <w:t xml:space="preserve">CSV UTF-8</w:t>
+      </w:r>
+      <w:r>
+        <w:t xml:space="preserve"> dan diunggah menggantikan file lama.</w:t>
       </w:r>
     </w:p>
     <w:p>
@@ -1574,7 +2296,7 @@
         <w:pStyle w:val="Heading2"/>
       </w:pPr>
       <w:r>
-        <w:t xml:space="preserve">3.3 Menjalankan workflow</w:t>
+        <w:t xml:space="preserve">3.2 Mengunggah file LK</w:t>
       </w:r>
     </w:p>
     <w:p>
@@ -1584,17 +2306,10 @@
           <w:ilvl w:val="0"/>
           <w:numId w:val="5"/>
         </w:numPr>
-        <w:spacing w:after="60"/>
+        <w:spacing w:after="80"/>
       </w:pPr>
       <w:r>
-        <w:rPr>
-          <w:b/>
-          <w:bCs/>
-        </w:rPr>
-        <w:t xml:space="preserve">Otomatis</w:t>
-      </w:r>
-      <w:r>
-        <w:t xml:space="preserve">: workflow </w:t>
+        <w:t xml:space="preserve">Buka folder </w:t>
       </w:r>
       <w:r>
         <w:rPr>
@@ -1603,46 +2318,10 @@
           <w:sz w:val="20"/>
           <w:szCs w:val="20"/>
         </w:rPr>
-        <w:t xml:space="preserve">analisis</w:t>
-      </w:r>
-      <w:r>
-        <w:t xml:space="preserve"> berjalan setiap ada perubahan di folder </w:t>
-      </w:r>
-      <w:r>
-        <w:rPr>
-          <w:rFonts w:ascii="Courier New" w:cs="Courier New" w:eastAsia="Courier New" w:hAnsi="Courier New"/>
-          <w:color w:val="1D2433"/>
-          <w:sz w:val="20"/>
-          <w:szCs w:val="20"/>
-        </w:rPr>
-        <w:t xml:space="preserve">input/</w:t>
-      </w:r>
-      <w:r>
-        <w:t xml:space="preserve">, </w:t>
-      </w:r>
-      <w:r>
-        <w:rPr>
-          <w:rFonts w:ascii="Courier New" w:cs="Courier New" w:eastAsia="Courier New" w:hAnsi="Courier New"/>
-          <w:color w:val="1D2433"/>
-          <w:sz w:val="20"/>
-          <w:szCs w:val="20"/>
-        </w:rPr>
-        <w:t xml:space="preserve">rules/</w:t>
-      </w:r>
-      <w:r>
-        <w:t xml:space="preserve">, atau </w:t>
-      </w:r>
-      <w:r>
-        <w:rPr>
-          <w:rFonts w:ascii="Courier New" w:cs="Courier New" w:eastAsia="Courier New" w:hAnsi="Courier New"/>
-          <w:color w:val="1D2433"/>
-          <w:sz w:val="20"/>
-          <w:szCs w:val="20"/>
-        </w:rPr>
-        <w:t xml:space="preserve">config/</w:t>
-      </w:r>
-      <w:r>
-        <w:t xml:space="preserve">.</w:t>
+        <w:t xml:space="preserve">input/pdf/</w:t>
+      </w:r>
+      <w:r>
+        <w:t xml:space="preserve"> di GitHub.</w:t>
       </w:r>
     </w:p>
     <w:p>
@@ -1652,65 +2331,102 @@
           <w:ilvl w:val="0"/>
           <w:numId w:val="5"/>
         </w:numPr>
-        <w:spacing w:after="60"/>
+        <w:spacing w:after="80"/>
       </w:pPr>
+      <w:r>
+        <w:t xml:space="preserve">Klik </w:t>
+      </w:r>
       <w:r>
         <w:rPr>
           <w:b/>
           <w:bCs/>
         </w:rPr>
-        <w:t xml:space="preserve">Manual</w:t>
-      </w:r>
-      <w:r>
-        <w:t xml:space="preserve">: tab </w:t>
+        <w:t xml:space="preserve">Add file → Upload files</w:t>
+      </w:r>
+      <w:r>
+        <w:t xml:space="preserve">, pilih file PDF, lalu </w:t>
       </w:r>
       <w:r>
         <w:rPr>
           <w:b/>
           <w:bCs/>
         </w:rPr>
-        <w:t xml:space="preserve">Actions</w:t>
-      </w:r>
-      <w:r>
-        <w:t xml:space="preserve"> → pilih </w:t>
+        <w:t xml:space="preserve">Commit changes</w:t>
+      </w:r>
+      <w:r>
+        <w:t xml:space="preserve">.</w:t>
+      </w:r>
+    </w:p>
+    <w:p>
+      <w:pPr>
+        <w:pStyle w:val="ListParagraph"/>
+        <w:numPr>
+          <w:ilvl w:val="0"/>
+          <w:numId w:val="5"/>
+        </w:numPr>
+        <w:spacing w:after="80"/>
+      </w:pPr>
+      <w:r>
+        <w:t xml:space="preserve">Ulangi untuk Excel di folder </w:t>
+      </w:r>
+      <w:r>
+        <w:rPr>
+          <w:rFonts w:ascii="Courier New" w:cs="Courier New" w:eastAsia="Courier New" w:hAnsi="Courier New"/>
+          <w:color w:val="1D2433"/>
+          <w:sz w:val="20"/>
+          <w:szCs w:val="20"/>
+        </w:rPr>
+        <w:t xml:space="preserve">input/excel/</w:t>
+      </w:r>
+      <w:r>
+        <w:t xml:space="preserve">.</w:t>
+      </w:r>
+    </w:p>
+    <w:p>
+      <w:pPr>
+        <w:pBdr>
+          <w:left w:val="single" w:color="E0A100" w:sz="18" w:space="8"/>
+        </w:pBdr>
+        <w:shd w:fill="FFF4D6" w:color="auto" w:val="clear"/>
+        <w:spacing w:after="160" w:before="120"/>
+        <w:ind w:left="200" w:right="200"/>
+      </w:pPr>
+      <w:r>
+        <w:t xml:space="preserve">Nama file PDF dan Excel harus memakai </w:t>
       </w:r>
       <w:r>
         <w:rPr>
           <w:b/>
           <w:bCs/>
         </w:rPr>
-        <w:t xml:space="preserve">analisis</w:t>
-      </w:r>
-      <w:r>
-        <w:t xml:space="preserve"> di kiri → tombol </w:t>
+        <w:t xml:space="preserve">awalan dan tahun yang sama</w:t>
+      </w:r>
+      <w:r>
+        <w:t xml:space="preserve">, misalnya </w:t>
       </w:r>
       <w:r>
         <w:rPr>
-          <w:b/>
-          <w:bCs/>
+          <w:rFonts w:ascii="Courier New" w:cs="Courier New" w:eastAsia="Courier New" w:hAnsi="Courier New"/>
+          <w:color w:val="1D2433"/>
+          <w:sz w:val="20"/>
+          <w:szCs w:val="20"/>
         </w:rPr>
-        <w:t xml:space="preserve">Run workflow</w:t>
-      </w:r>
-      <w:r>
-        <w:t xml:space="preserve"> → </w:t>
+        <w:t xml:space="preserve">AAAA_LK_2024.pdf</w:t>
+      </w:r>
+      <w:r>
+        <w:t xml:space="preserve"> dan </w:t>
       </w:r>
       <w:r>
         <w:rPr>
-          <w:b/>
-          <w:bCs/>
+          <w:rFonts w:ascii="Courier New" w:cs="Courier New" w:eastAsia="Courier New" w:hAnsi="Courier New"/>
+          <w:color w:val="1D2433"/>
+          <w:sz w:val="20"/>
+          <w:szCs w:val="20"/>
         </w:rPr>
-        <w:t xml:space="preserve">Run workflow</w:t>
-      </w:r>
-      <w:r>
-        <w:t xml:space="preserve">.</w:t>
-      </w:r>
-    </w:p>
-    <w:p>
-      <w:pPr>
-        <w:spacing w:after="120"/>
-      </w:pPr>
-      <w:r>
-        <w:t xml:space="preserve">Proses biasanya selesai dalam 1–3 menit, tergantung jumlah dan ukuran file.</w:t>
+        <w:t xml:space="preserve">AAAA_2024.xlsx</w:t>
+      </w:r>
+      <w:r>
+        <w:t xml:space="preserve">. Dari situ sistem tahu keduanya pasangan.</w:t>
       </w:r>
     </w:p>
     <w:p>
@@ -1718,7 +2434,7 @@
         <w:pStyle w:val="Heading2"/>
       </w:pPr>
       <w:r>
-        <w:t xml:space="preserve">3.4 Melihat dan mengunduh hasil</w:t>
+        <w:t xml:space="preserve">3.3 Menjalankan workflow</w:t>
       </w:r>
     </w:p>
     <w:p>
@@ -1728,20 +2444,65 @@
           <w:ilvl w:val="0"/>
           <w:numId w:val="6"/>
         </w:numPr>
-        <w:spacing w:after="80"/>
+        <w:spacing w:after="60"/>
       </w:pPr>
-      <w:r>
-        <w:t xml:space="preserve">Buka tab </w:t>
-      </w:r>
       <w:r>
         <w:rPr>
           <w:b/>
           <w:bCs/>
         </w:rPr>
-        <w:t xml:space="preserve">Actions</w:t>
-      </w:r>
-      <w:r>
-        <w:t xml:space="preserve">, klik run teratas (tanda centang hijau = berhasil).</w:t>
+        <w:t xml:space="preserve">Otomatis</w:t>
+      </w:r>
+      <w:r>
+        <w:t xml:space="preserve">: workflow </w:t>
+      </w:r>
+      <w:r>
+        <w:rPr>
+          <w:rFonts w:ascii="Courier New" w:cs="Courier New" w:eastAsia="Courier New" w:hAnsi="Courier New"/>
+          <w:color w:val="1D2433"/>
+          <w:sz w:val="20"/>
+          <w:szCs w:val="20"/>
+        </w:rPr>
+        <w:t xml:space="preserve">analisis</w:t>
+      </w:r>
+      <w:r>
+        <w:t xml:space="preserve"> berjalan setiap ada perubahan di folder </w:t>
+      </w:r>
+      <w:r>
+        <w:rPr>
+          <w:rFonts w:ascii="Courier New" w:cs="Courier New" w:eastAsia="Courier New" w:hAnsi="Courier New"/>
+          <w:color w:val="1D2433"/>
+          <w:sz w:val="20"/>
+          <w:szCs w:val="20"/>
+        </w:rPr>
+        <w:t xml:space="preserve">input/</w:t>
+      </w:r>
+      <w:r>
+        <w:t xml:space="preserve">, </w:t>
+      </w:r>
+      <w:r>
+        <w:rPr>
+          <w:rFonts w:ascii="Courier New" w:cs="Courier New" w:eastAsia="Courier New" w:hAnsi="Courier New"/>
+          <w:color w:val="1D2433"/>
+          <w:sz w:val="20"/>
+          <w:szCs w:val="20"/>
+        </w:rPr>
+        <w:t xml:space="preserve">rules/</w:t>
+      </w:r>
+      <w:r>
+        <w:t xml:space="preserve">, atau </w:t>
+      </w:r>
+      <w:r>
+        <w:rPr>
+          <w:rFonts w:ascii="Courier New" w:cs="Courier New" w:eastAsia="Courier New" w:hAnsi="Courier New"/>
+          <w:color w:val="1D2433"/>
+          <w:sz w:val="20"/>
+          <w:szCs w:val="20"/>
+        </w:rPr>
+        <w:t xml:space="preserve">config/</w:t>
+      </w:r>
+      <w:r>
+        <w:t xml:space="preserve">.</w:t>
       </w:r>
     </w:p>
     <w:p>
@@ -1751,20 +2512,73 @@
           <w:ilvl w:val="0"/>
           <w:numId w:val="6"/>
         </w:numPr>
-        <w:spacing w:after="80"/>
+        <w:spacing w:after="60"/>
       </w:pPr>
-      <w:r>
-        <w:t xml:space="preserve">Halaman run menampilkan </w:t>
-      </w:r>
       <w:r>
         <w:rPr>
           <w:b/>
           <w:bCs/>
         </w:rPr>
-        <w:t xml:space="preserve">ringkasan</w:t>
-      </w:r>
-      <w:r>
-        <w:t xml:space="preserve">: jumlah per status, tabel per entitas, daftar akun yang perlu ditinjau, dan peringatan.</w:t>
+        <w:t xml:space="preserve">Manual</w:t>
+      </w:r>
+      <w:r>
+        <w:t xml:space="preserve">: tab </w:t>
+      </w:r>
+      <w:r>
+        <w:rPr>
+          <w:b/>
+          <w:bCs/>
+        </w:rPr>
+        <w:t xml:space="preserve">Actions</w:t>
+      </w:r>
+      <w:r>
+        <w:t xml:space="preserve"> → pilih </w:t>
+      </w:r>
+      <w:r>
+        <w:rPr>
+          <w:b/>
+          <w:bCs/>
+        </w:rPr>
+        <w:t xml:space="preserve">analisis</w:t>
+      </w:r>
+      <w:r>
+        <w:t xml:space="preserve"> di kiri → tombol </w:t>
+      </w:r>
+      <w:r>
+        <w:rPr>
+          <w:b/>
+          <w:bCs/>
+        </w:rPr>
+        <w:t xml:space="preserve">Run workflow</w:t>
+      </w:r>
+      <w:r>
+        <w:t xml:space="preserve"> → </w:t>
+      </w:r>
+      <w:r>
+        <w:rPr>
+          <w:b/>
+          <w:bCs/>
+        </w:rPr>
+        <w:t xml:space="preserve">Run workflow</w:t>
+      </w:r>
+      <w:r>
+        <w:t xml:space="preserve">.</w:t>
+      </w:r>
+    </w:p>
+    <w:p>
+      <w:pPr>
+        <w:spacing w:after="120"/>
+      </w:pPr>
+      <w:r>
+        <w:t xml:space="preserve">Proses biasanya selesai dalam 1–3 menit, tergantung jumlah dan ukuran file.</w:t>
+      </w:r>
+    </w:p>
+    <w:p>
+      <w:pPr>
+        <w:pStyle w:val="Heading2"/>
+      </w:pPr>
+      <w:r>
+        <w:t xml:space="preserve">3.4 Melihat dan mengunduh hasil</w:t>
       </w:r>
     </w:p>
     <w:p>
@@ -1772,7 +2586,53 @@
         <w:pStyle w:val="ListParagraph"/>
         <w:numPr>
           <w:ilvl w:val="0"/>
-          <w:numId w:val="6"/>
+          <w:numId w:val="7"/>
+        </w:numPr>
+        <w:spacing w:after="80"/>
+      </w:pPr>
+      <w:r>
+        <w:t xml:space="preserve">Buka tab </w:t>
+      </w:r>
+      <w:r>
+        <w:rPr>
+          <w:b/>
+          <w:bCs/>
+        </w:rPr>
+        <w:t xml:space="preserve">Actions</w:t>
+      </w:r>
+      <w:r>
+        <w:t xml:space="preserve">, klik run teratas (tanda centang hijau = berhasil).</w:t>
+      </w:r>
+    </w:p>
+    <w:p>
+      <w:pPr>
+        <w:pStyle w:val="ListParagraph"/>
+        <w:numPr>
+          <w:ilvl w:val="0"/>
+          <w:numId w:val="7"/>
+        </w:numPr>
+        <w:spacing w:after="80"/>
+      </w:pPr>
+      <w:r>
+        <w:t xml:space="preserve">Halaman run menampilkan </w:t>
+      </w:r>
+      <w:r>
+        <w:rPr>
+          <w:b/>
+          <w:bCs/>
+        </w:rPr>
+        <w:t xml:space="preserve">ringkasan</w:t>
+      </w:r>
+      <w:r>
+        <w:t xml:space="preserve">: jumlah per status, tabel per entitas, daftar akun yang perlu ditinjau, dan peringatan.</w:t>
+      </w:r>
+    </w:p>
+    <w:p>
+      <w:pPr>
+        <w:pStyle w:val="ListParagraph"/>
+        <w:numPr>
+          <w:ilvl w:val="0"/>
+          <w:numId w:val="7"/>
         </w:numPr>
         <w:spacing w:after="80"/>
       </w:pPr>
@@ -9267,6 +10127,748 @@
                 <w:sz w:val="19"/>
                 <w:szCs w:val="19"/>
               </w:rPr>
+              <w:t xml:space="preserve">ai.aktif</w:t>
+            </w:r>
+          </w:p>
+        </w:tc>
+        <w:tc>
+          <w:tcPr>
+            <w:tcW w:type="dxa" w:w="1444"/>
+            <w:tcBorders>
+              <w:top w:val="single" w:color="C9D1DC" w:sz="4"/>
+              <w:left w:val="single" w:color="C9D1DC" w:sz="4"/>
+              <w:bottom w:val="single" w:color="C9D1DC" w:sz="4"/>
+              <w:right w:val="single" w:color="C9D1DC" w:sz="4"/>
+            </w:tcBorders>
+            <w:tcMar>
+              <w:top w:type="dxa" w:w="60"/>
+              <w:left w:type="dxa" w:w="100"/>
+              <w:bottom w:type="dxa" w:w="60"/>
+              <w:right w:type="dxa" w:w="100"/>
+            </w:tcMar>
+          </w:tcPr>
+          <w:p>
+            <w:r>
+              <w:rPr>
+                <w:b w:val="false"/>
+                <w:bCs w:val="false"/>
+                <w:sz w:val="19"/>
+                <w:szCs w:val="19"/>
+              </w:rPr>
+              <w:t xml:space="preserve">true</w:t>
+            </w:r>
+          </w:p>
+        </w:tc>
+        <w:tc>
+          <w:tcPr>
+            <w:tcW w:type="dxa" w:w="4152"/>
+            <w:tcBorders>
+              <w:top w:val="single" w:color="C9D1DC" w:sz="4"/>
+              <w:left w:val="single" w:color="C9D1DC" w:sz="4"/>
+              <w:bottom w:val="single" w:color="C9D1DC" w:sz="4"/>
+              <w:right w:val="single" w:color="C9D1DC" w:sz="4"/>
+            </w:tcBorders>
+            <w:tcMar>
+              <w:top w:type="dxa" w:w="60"/>
+              <w:left w:type="dxa" w:w="100"/>
+              <w:bottom w:type="dxa" w:w="60"/>
+              <w:right w:type="dxa" w:w="100"/>
+            </w:tcMar>
+          </w:tcPr>
+          <w:p>
+            <w:r>
+              <w:rPr>
+                <w:b w:val="false"/>
+                <w:bCs w:val="false"/>
+                <w:sz w:val="19"/>
+                <w:szCs w:val="19"/>
+              </w:rPr>
+              <w:t xml:space="preserve">Memakai Claude bila secret </w:t>
+            </w:r>
+            <w:r>
+              <w:rPr>
+                <w:rFonts w:ascii="Courier New" w:cs="Courier New" w:eastAsia="Courier New" w:hAnsi="Courier New"/>
+                <w:color w:val="1D2433"/>
+                <w:sz w:val="19"/>
+                <w:szCs w:val="19"/>
+              </w:rPr>
+              <w:t xml:space="preserve">ANTHROPIC_API_KEY</w:t>
+            </w:r>
+            <w:r>
+              <w:rPr>
+                <w:b w:val="false"/>
+                <w:bCs w:val="false"/>
+                <w:sz w:val="19"/>
+                <w:szCs w:val="19"/>
+              </w:rPr>
+              <w:t xml:space="preserve"> tersedia.</w:t>
+            </w:r>
+          </w:p>
+        </w:tc>
+      </w:tr>
+      <w:tr>
+        <w:tc>
+          <w:tcPr>
+            <w:tcW w:type="dxa" w:w="3430"/>
+            <w:tcBorders>
+              <w:top w:val="single" w:color="C9D1DC" w:sz="4"/>
+              <w:left w:val="single" w:color="C9D1DC" w:sz="4"/>
+              <w:bottom w:val="single" w:color="C9D1DC" w:sz="4"/>
+              <w:right w:val="single" w:color="C9D1DC" w:sz="4"/>
+            </w:tcBorders>
+            <w:tcMar>
+              <w:top w:type="dxa" w:w="60"/>
+              <w:left w:type="dxa" w:w="100"/>
+              <w:bottom w:type="dxa" w:w="60"/>
+              <w:right w:type="dxa" w:w="100"/>
+            </w:tcMar>
+          </w:tcPr>
+          <w:p>
+            <w:r>
+              <w:rPr>
+                <w:rFonts w:ascii="Courier New" w:cs="Courier New" w:eastAsia="Courier New" w:hAnsi="Courier New"/>
+                <w:color w:val="1D2433"/>
+                <w:sz w:val="19"/>
+                <w:szCs w:val="19"/>
+              </w:rPr>
+              <w:t xml:space="preserve">ai.model</w:t>
+            </w:r>
+          </w:p>
+        </w:tc>
+        <w:tc>
+          <w:tcPr>
+            <w:tcW w:type="dxa" w:w="1444"/>
+            <w:tcBorders>
+              <w:top w:val="single" w:color="C9D1DC" w:sz="4"/>
+              <w:left w:val="single" w:color="C9D1DC" w:sz="4"/>
+              <w:bottom w:val="single" w:color="C9D1DC" w:sz="4"/>
+              <w:right w:val="single" w:color="C9D1DC" w:sz="4"/>
+            </w:tcBorders>
+            <w:tcMar>
+              <w:top w:type="dxa" w:w="60"/>
+              <w:left w:type="dxa" w:w="100"/>
+              <w:bottom w:type="dxa" w:w="60"/>
+              <w:right w:type="dxa" w:w="100"/>
+            </w:tcMar>
+          </w:tcPr>
+          <w:p>
+            <w:r>
+              <w:rPr>
+                <w:b w:val="false"/>
+                <w:bCs w:val="false"/>
+                <w:sz w:val="19"/>
+                <w:szCs w:val="19"/>
+              </w:rPr>
+              <w:t xml:space="preserve">claude-opus-5-5</w:t>
+            </w:r>
+          </w:p>
+        </w:tc>
+        <w:tc>
+          <w:tcPr>
+            <w:tcW w:type="dxa" w:w="4152"/>
+            <w:tcBorders>
+              <w:top w:val="single" w:color="C9D1DC" w:sz="4"/>
+              <w:left w:val="single" w:color="C9D1DC" w:sz="4"/>
+              <w:bottom w:val="single" w:color="C9D1DC" w:sz="4"/>
+              <w:right w:val="single" w:color="C9D1DC" w:sz="4"/>
+            </w:tcBorders>
+            <w:tcMar>
+              <w:top w:type="dxa" w:w="60"/>
+              <w:left w:type="dxa" w:w="100"/>
+              <w:bottom w:type="dxa" w:w="60"/>
+              <w:right w:type="dxa" w:w="100"/>
+            </w:tcMar>
+          </w:tcPr>
+          <w:p>
+            <w:r>
+              <w:rPr>
+                <w:b w:val="false"/>
+                <w:bCs w:val="false"/>
+                <w:sz w:val="19"/>
+                <w:szCs w:val="19"/>
+              </w:rPr>
+              <w:t xml:space="preserve">Model Claude; mis. </w:t>
+            </w:r>
+            <w:r>
+              <w:rPr>
+                <w:rFonts w:ascii="Courier New" w:cs="Courier New" w:eastAsia="Courier New" w:hAnsi="Courier New"/>
+                <w:color w:val="1D2433"/>
+                <w:sz w:val="19"/>
+                <w:szCs w:val="19"/>
+              </w:rPr>
+              <w:t xml:space="preserve">claude-sonnet-5-5</w:t>
+            </w:r>
+            <w:r>
+              <w:rPr>
+                <w:b w:val="false"/>
+                <w:bCs w:val="false"/>
+                <w:sz w:val="19"/>
+                <w:szCs w:val="19"/>
+              </w:rPr>
+              <w:t xml:space="preserve"> atau </w:t>
+            </w:r>
+            <w:r>
+              <w:rPr>
+                <w:rFonts w:ascii="Courier New" w:cs="Courier New" w:eastAsia="Courier New" w:hAnsi="Courier New"/>
+                <w:color w:val="1D2433"/>
+                <w:sz w:val="19"/>
+                <w:szCs w:val="19"/>
+              </w:rPr>
+              <w:t xml:space="preserve">claude-haiku-5-5</w:t>
+            </w:r>
+            <w:r>
+              <w:rPr>
+                <w:b w:val="false"/>
+                <w:bCs w:val="false"/>
+                <w:sz w:val="19"/>
+                <w:szCs w:val="19"/>
+              </w:rPr>
+              <w:t xml:space="preserve"> untuk biaya lebih rendah.</w:t>
+            </w:r>
+          </w:p>
+        </w:tc>
+      </w:tr>
+      <w:tr>
+        <w:tc>
+          <w:tcPr>
+            <w:tcW w:type="dxa" w:w="3430"/>
+            <w:tcBorders>
+              <w:top w:val="single" w:color="C9D1DC" w:sz="4"/>
+              <w:left w:val="single" w:color="C9D1DC" w:sz="4"/>
+              <w:bottom w:val="single" w:color="C9D1DC" w:sz="4"/>
+              <w:right w:val="single" w:color="C9D1DC" w:sz="4"/>
+            </w:tcBorders>
+            <w:tcMar>
+              <w:top w:type="dxa" w:w="60"/>
+              <w:left w:type="dxa" w:w="100"/>
+              <w:bottom w:type="dxa" w:w="60"/>
+              <w:right w:type="dxa" w:w="100"/>
+            </w:tcMar>
+          </w:tcPr>
+          <w:p>
+            <w:r>
+              <w:rPr>
+                <w:rFonts w:ascii="Courier New" w:cs="Courier New" w:eastAsia="Courier New" w:hAnsi="Courier New"/>
+                <w:color w:val="1D2433"/>
+                <w:sz w:val="19"/>
+                <w:szCs w:val="19"/>
+              </w:rPr>
+              <w:t xml:space="preserve">ai.effort</w:t>
+            </w:r>
+          </w:p>
+        </w:tc>
+        <w:tc>
+          <w:tcPr>
+            <w:tcW w:type="dxa" w:w="1444"/>
+            <w:tcBorders>
+              <w:top w:val="single" w:color="C9D1DC" w:sz="4"/>
+              <w:left w:val="single" w:color="C9D1DC" w:sz="4"/>
+              <w:bottom w:val="single" w:color="C9D1DC" w:sz="4"/>
+              <w:right w:val="single" w:color="C9D1DC" w:sz="4"/>
+            </w:tcBorders>
+            <w:tcMar>
+              <w:top w:type="dxa" w:w="60"/>
+              <w:left w:type="dxa" w:w="100"/>
+              <w:bottom w:type="dxa" w:w="60"/>
+              <w:right w:type="dxa" w:w="100"/>
+            </w:tcMar>
+          </w:tcPr>
+          <w:p>
+            <w:r>
+              <w:rPr>
+                <w:b w:val="false"/>
+                <w:bCs w:val="false"/>
+                <w:sz w:val="19"/>
+                <w:szCs w:val="19"/>
+              </w:rPr>
+              <w:t xml:space="preserve">medium</w:t>
+            </w:r>
+          </w:p>
+        </w:tc>
+        <w:tc>
+          <w:tcPr>
+            <w:tcW w:type="dxa" w:w="4152"/>
+            <w:tcBorders>
+              <w:top w:val="single" w:color="C9D1DC" w:sz="4"/>
+              <w:left w:val="single" w:color="C9D1DC" w:sz="4"/>
+              <w:bottom w:val="single" w:color="C9D1DC" w:sz="4"/>
+              <w:right w:val="single" w:color="C9D1DC" w:sz="4"/>
+            </w:tcBorders>
+            <w:tcMar>
+              <w:top w:type="dxa" w:w="60"/>
+              <w:left w:type="dxa" w:w="100"/>
+              <w:bottom w:type="dxa" w:w="60"/>
+              <w:right w:type="dxa" w:w="100"/>
+            </w:tcMar>
+          </w:tcPr>
+          <w:p>
+            <w:r>
+              <w:rPr>
+                <w:b w:val="false"/>
+                <w:bCs w:val="false"/>
+                <w:sz w:val="19"/>
+                <w:szCs w:val="19"/>
+              </w:rPr>
+              <w:t xml:space="preserve">Kedalaman berpikir: low / medium / high / xhigh / max.</w:t>
+            </w:r>
+          </w:p>
+        </w:tc>
+      </w:tr>
+      <w:tr>
+        <w:tc>
+          <w:tcPr>
+            <w:tcW w:type="dxa" w:w="3430"/>
+            <w:tcBorders>
+              <w:top w:val="single" w:color="C9D1DC" w:sz="4"/>
+              <w:left w:val="single" w:color="C9D1DC" w:sz="4"/>
+              <w:bottom w:val="single" w:color="C9D1DC" w:sz="4"/>
+              <w:right w:val="single" w:color="C9D1DC" w:sz="4"/>
+            </w:tcBorders>
+            <w:tcMar>
+              <w:top w:type="dxa" w:w="60"/>
+              <w:left w:type="dxa" w:w="100"/>
+              <w:bottom w:type="dxa" w:w="60"/>
+              <w:right w:type="dxa" w:w="100"/>
+            </w:tcMar>
+          </w:tcPr>
+          <w:p>
+            <w:r>
+              <w:rPr>
+                <w:rFonts w:ascii="Courier New" w:cs="Courier New" w:eastAsia="Courier New" w:hAnsi="Courier New"/>
+                <w:color w:val="1D2433"/>
+                <w:sz w:val="19"/>
+                <w:szCs w:val="19"/>
+              </w:rPr>
+              <w:t xml:space="preserve">ai.fallback_server</w:t>
+            </w:r>
+          </w:p>
+        </w:tc>
+        <w:tc>
+          <w:tcPr>
+            <w:tcW w:type="dxa" w:w="1444"/>
+            <w:tcBorders>
+              <w:top w:val="single" w:color="C9D1DC" w:sz="4"/>
+              <w:left w:val="single" w:color="C9D1DC" w:sz="4"/>
+              <w:bottom w:val="single" w:color="C9D1DC" w:sz="4"/>
+              <w:right w:val="single" w:color="C9D1DC" w:sz="4"/>
+            </w:tcBorders>
+            <w:tcMar>
+              <w:top w:type="dxa" w:w="60"/>
+              <w:left w:type="dxa" w:w="100"/>
+              <w:bottom w:type="dxa" w:w="60"/>
+              <w:right w:type="dxa" w:w="100"/>
+            </w:tcMar>
+          </w:tcPr>
+          <w:p>
+            <w:r>
+              <w:rPr>
+                <w:b w:val="false"/>
+                <w:bCs w:val="false"/>
+                <w:sz w:val="19"/>
+                <w:szCs w:val="19"/>
+              </w:rPr>
+              <w:t xml:space="preserve">true</w:t>
+            </w:r>
+          </w:p>
+        </w:tc>
+        <w:tc>
+          <w:tcPr>
+            <w:tcW w:type="dxa" w:w="4152"/>
+            <w:tcBorders>
+              <w:top w:val="single" w:color="C9D1DC" w:sz="4"/>
+              <w:left w:val="single" w:color="C9D1DC" w:sz="4"/>
+              <w:bottom w:val="single" w:color="C9D1DC" w:sz="4"/>
+              <w:right w:val="single" w:color="C9D1DC" w:sz="4"/>
+            </w:tcBorders>
+            <w:tcMar>
+              <w:top w:type="dxa" w:w="60"/>
+              <w:left w:type="dxa" w:w="100"/>
+              <w:bottom w:type="dxa" w:w="60"/>
+              <w:right w:type="dxa" w:w="100"/>
+            </w:tcMar>
+          </w:tcPr>
+          <w:p>
+            <w:r>
+              <w:rPr>
+                <w:b w:val="false"/>
+                <w:bCs w:val="false"/>
+                <w:sz w:val="19"/>
+                <w:szCs w:val="19"/>
+              </w:rPr>
+              <w:t xml:space="preserve">Bila model menolak permintaan, API mencoba model cadangan otomatis.</w:t>
+            </w:r>
+          </w:p>
+        </w:tc>
+      </w:tr>
+      <w:tr>
+        <w:tc>
+          <w:tcPr>
+            <w:tcW w:type="dxa" w:w="3430"/>
+            <w:tcBorders>
+              <w:top w:val="single" w:color="C9D1DC" w:sz="4"/>
+              <w:left w:val="single" w:color="C9D1DC" w:sz="4"/>
+              <w:bottom w:val="single" w:color="C9D1DC" w:sz="4"/>
+              <w:right w:val="single" w:color="C9D1DC" w:sz="4"/>
+            </w:tcBorders>
+            <w:tcMar>
+              <w:top w:type="dxa" w:w="60"/>
+              <w:left w:type="dxa" w:w="100"/>
+              <w:bottom w:type="dxa" w:w="60"/>
+              <w:right w:type="dxa" w:w="100"/>
+            </w:tcMar>
+          </w:tcPr>
+          <w:p>
+            <w:r>
+              <w:rPr>
+                <w:rFonts w:ascii="Courier New" w:cs="Courier New" w:eastAsia="Courier New" w:hAnsi="Courier New"/>
+                <w:color w:val="1D2433"/>
+                <w:sz w:val="19"/>
+                <w:szCs w:val="19"/>
+              </w:rPr>
+              <w:t xml:space="preserve">ai.maks_mb_pdf</w:t>
+            </w:r>
+          </w:p>
+        </w:tc>
+        <w:tc>
+          <w:tcPr>
+            <w:tcW w:type="dxa" w:w="1444"/>
+            <w:tcBorders>
+              <w:top w:val="single" w:color="C9D1DC" w:sz="4"/>
+              <w:left w:val="single" w:color="C9D1DC" w:sz="4"/>
+              <w:bottom w:val="single" w:color="C9D1DC" w:sz="4"/>
+              <w:right w:val="single" w:color="C9D1DC" w:sz="4"/>
+            </w:tcBorders>
+            <w:tcMar>
+              <w:top w:type="dxa" w:w="60"/>
+              <w:left w:type="dxa" w:w="100"/>
+              <w:bottom w:type="dxa" w:w="60"/>
+              <w:right w:type="dxa" w:w="100"/>
+            </w:tcMar>
+          </w:tcPr>
+          <w:p>
+            <w:r>
+              <w:rPr>
+                <w:b w:val="false"/>
+                <w:bCs w:val="false"/>
+                <w:sz w:val="19"/>
+                <w:szCs w:val="19"/>
+              </w:rPr>
+              <w:t xml:space="preserve">30</w:t>
+            </w:r>
+          </w:p>
+        </w:tc>
+        <w:tc>
+          <w:tcPr>
+            <w:tcW w:type="dxa" w:w="4152"/>
+            <w:tcBorders>
+              <w:top w:val="single" w:color="C9D1DC" w:sz="4"/>
+              <w:left w:val="single" w:color="C9D1DC" w:sz="4"/>
+              <w:bottom w:val="single" w:color="C9D1DC" w:sz="4"/>
+              <w:right w:val="single" w:color="C9D1DC" w:sz="4"/>
+            </w:tcBorders>
+            <w:tcMar>
+              <w:top w:type="dxa" w:w="60"/>
+              <w:left w:type="dxa" w:w="100"/>
+              <w:bottom w:type="dxa" w:w="60"/>
+              <w:right w:type="dxa" w:w="100"/>
+            </w:tcMar>
+          </w:tcPr>
+          <w:p>
+            <w:r>
+              <w:rPr>
+                <w:b w:val="false"/>
+                <w:bCs w:val="false"/>
+                <w:sz w:val="19"/>
+                <w:szCs w:val="19"/>
+              </w:rPr>
+              <w:t xml:space="preserve">PDF lebih besar dari ini diproses dengan aturan (batas API 32 MB).</w:t>
+            </w:r>
+          </w:p>
+        </w:tc>
+      </w:tr>
+      <w:tr>
+        <w:tc>
+          <w:tcPr>
+            <w:tcW w:type="dxa" w:w="3430"/>
+            <w:tcBorders>
+              <w:top w:val="single" w:color="C9D1DC" w:sz="4"/>
+              <w:left w:val="single" w:color="C9D1DC" w:sz="4"/>
+              <w:bottom w:val="single" w:color="C9D1DC" w:sz="4"/>
+              <w:right w:val="single" w:color="C9D1DC" w:sz="4"/>
+            </w:tcBorders>
+            <w:tcMar>
+              <w:top w:type="dxa" w:w="60"/>
+              <w:left w:type="dxa" w:w="100"/>
+              <w:bottom w:type="dxa" w:w="60"/>
+              <w:right w:type="dxa" w:w="100"/>
+            </w:tcMar>
+          </w:tcPr>
+          <w:p>
+            <w:r>
+              <w:rPr>
+                <w:rFonts w:ascii="Courier New" w:cs="Courier New" w:eastAsia="Courier New" w:hAnsi="Courier New"/>
+                <w:color w:val="1D2433"/>
+                <w:sz w:val="19"/>
+                <w:szCs w:val="19"/>
+              </w:rPr>
+              <w:t xml:space="preserve">ai.ekstraksi_pdf</w:t>
+            </w:r>
+          </w:p>
+        </w:tc>
+        <w:tc>
+          <w:tcPr>
+            <w:tcW w:type="dxa" w:w="1444"/>
+            <w:tcBorders>
+              <w:top w:val="single" w:color="C9D1DC" w:sz="4"/>
+              <w:left w:val="single" w:color="C9D1DC" w:sz="4"/>
+              <w:bottom w:val="single" w:color="C9D1DC" w:sz="4"/>
+              <w:right w:val="single" w:color="C9D1DC" w:sz="4"/>
+            </w:tcBorders>
+            <w:tcMar>
+              <w:top w:type="dxa" w:w="60"/>
+              <w:left w:type="dxa" w:w="100"/>
+              <w:bottom w:type="dxa" w:w="60"/>
+              <w:right w:type="dxa" w:w="100"/>
+            </w:tcMar>
+          </w:tcPr>
+          <w:p>
+            <w:r>
+              <w:rPr>
+                <w:b w:val="false"/>
+                <w:bCs w:val="false"/>
+                <w:sz w:val="19"/>
+                <w:szCs w:val="19"/>
+              </w:rPr>
+              <w:t xml:space="preserve">true</w:t>
+            </w:r>
+          </w:p>
+        </w:tc>
+        <w:tc>
+          <w:tcPr>
+            <w:tcW w:type="dxa" w:w="4152"/>
+            <w:tcBorders>
+              <w:top w:val="single" w:color="C9D1DC" w:sz="4"/>
+              <w:left w:val="single" w:color="C9D1DC" w:sz="4"/>
+              <w:bottom w:val="single" w:color="C9D1DC" w:sz="4"/>
+              <w:right w:val="single" w:color="C9D1DC" w:sz="4"/>
+            </w:tcBorders>
+            <w:tcMar>
+              <w:top w:type="dxa" w:w="60"/>
+              <w:left w:type="dxa" w:w="100"/>
+              <w:bottom w:type="dxa" w:w="60"/>
+              <w:right w:type="dxa" w:w="100"/>
+            </w:tcMar>
+          </w:tcPr>
+          <w:p>
+            <w:r>
+              <w:rPr>
+                <w:b w:val="false"/>
+                <w:bCs w:val="false"/>
+                <w:sz w:val="19"/>
+                <w:szCs w:val="19"/>
+              </w:rPr>
+              <w:t xml:space="preserve">Claude membaca PDF: seksi, satuan, angka akun.</w:t>
+            </w:r>
+          </w:p>
+        </w:tc>
+      </w:tr>
+      <w:tr>
+        <w:tc>
+          <w:tcPr>
+            <w:tcW w:type="dxa" w:w="3430"/>
+            <w:tcBorders>
+              <w:top w:val="single" w:color="C9D1DC" w:sz="4"/>
+              <w:left w:val="single" w:color="C9D1DC" w:sz="4"/>
+              <w:bottom w:val="single" w:color="C9D1DC" w:sz="4"/>
+              <w:right w:val="single" w:color="C9D1DC" w:sz="4"/>
+            </w:tcBorders>
+            <w:tcMar>
+              <w:top w:type="dxa" w:w="60"/>
+              <w:left w:type="dxa" w:w="100"/>
+              <w:bottom w:type="dxa" w:w="60"/>
+              <w:right w:type="dxa" w:w="100"/>
+            </w:tcMar>
+          </w:tcPr>
+          <w:p>
+            <w:r>
+              <w:rPr>
+                <w:rFonts w:ascii="Courier New" w:cs="Courier New" w:eastAsia="Courier New" w:hAnsi="Courier New"/>
+                <w:color w:val="1D2433"/>
+                <w:sz w:val="19"/>
+                <w:szCs w:val="19"/>
+              </w:rPr>
+              <w:t xml:space="preserve">ai.pemetaan_excel</w:t>
+            </w:r>
+          </w:p>
+        </w:tc>
+        <w:tc>
+          <w:tcPr>
+            <w:tcW w:type="dxa" w:w="1444"/>
+            <w:tcBorders>
+              <w:top w:val="single" w:color="C9D1DC" w:sz="4"/>
+              <w:left w:val="single" w:color="C9D1DC" w:sz="4"/>
+              <w:bottom w:val="single" w:color="C9D1DC" w:sz="4"/>
+              <w:right w:val="single" w:color="C9D1DC" w:sz="4"/>
+            </w:tcBorders>
+            <w:tcMar>
+              <w:top w:type="dxa" w:w="60"/>
+              <w:left w:type="dxa" w:w="100"/>
+              <w:bottom w:type="dxa" w:w="60"/>
+              <w:right w:type="dxa" w:w="100"/>
+            </w:tcMar>
+          </w:tcPr>
+          <w:p>
+            <w:r>
+              <w:rPr>
+                <w:b w:val="false"/>
+                <w:bCs w:val="false"/>
+                <w:sz w:val="19"/>
+                <w:szCs w:val="19"/>
+              </w:rPr>
+              <w:t xml:space="preserve">true</w:t>
+            </w:r>
+          </w:p>
+        </w:tc>
+        <w:tc>
+          <w:tcPr>
+            <w:tcW w:type="dxa" w:w="4152"/>
+            <w:tcBorders>
+              <w:top w:val="single" w:color="C9D1DC" w:sz="4"/>
+              <w:left w:val="single" w:color="C9D1DC" w:sz="4"/>
+              <w:bottom w:val="single" w:color="C9D1DC" w:sz="4"/>
+              <w:right w:val="single" w:color="C9D1DC" w:sz="4"/>
+            </w:tcBorders>
+            <w:tcMar>
+              <w:top w:type="dxa" w:w="60"/>
+              <w:left w:type="dxa" w:w="100"/>
+              <w:bottom w:type="dxa" w:w="60"/>
+              <w:right w:type="dxa" w:w="100"/>
+            </w:tcMar>
+          </w:tcPr>
+          <w:p>
+            <w:r>
+              <w:rPr>
+                <w:b w:val="false"/>
+                <w:bCs w:val="false"/>
+                <w:sz w:val="19"/>
+                <w:szCs w:val="19"/>
+              </w:rPr>
+              <w:t xml:space="preserve">Claude memetakan label Excel yang tidak dikenali rules.</w:t>
+            </w:r>
+          </w:p>
+        </w:tc>
+      </w:tr>
+      <w:tr>
+        <w:tc>
+          <w:tcPr>
+            <w:tcW w:type="dxa" w:w="3430"/>
+            <w:tcBorders>
+              <w:top w:val="single" w:color="C9D1DC" w:sz="4"/>
+              <w:left w:val="single" w:color="C9D1DC" w:sz="4"/>
+              <w:bottom w:val="single" w:color="C9D1DC" w:sz="4"/>
+              <w:right w:val="single" w:color="C9D1DC" w:sz="4"/>
+            </w:tcBorders>
+            <w:tcMar>
+              <w:top w:type="dxa" w:w="60"/>
+              <w:left w:type="dxa" w:w="100"/>
+              <w:bottom w:type="dxa" w:w="60"/>
+              <w:right w:type="dxa" w:w="100"/>
+            </w:tcMar>
+          </w:tcPr>
+          <w:p>
+            <w:r>
+              <w:rPr>
+                <w:rFonts w:ascii="Courier New" w:cs="Courier New" w:eastAsia="Courier New" w:hAnsi="Courier New"/>
+                <w:color w:val="1D2433"/>
+                <w:sz w:val="19"/>
+                <w:szCs w:val="19"/>
+              </w:rPr>
+              <w:t xml:space="preserve">ai.catatan_dan_kesimpulan</w:t>
+            </w:r>
+          </w:p>
+        </w:tc>
+        <w:tc>
+          <w:tcPr>
+            <w:tcW w:type="dxa" w:w="1444"/>
+            <w:tcBorders>
+              <w:top w:val="single" w:color="C9D1DC" w:sz="4"/>
+              <w:left w:val="single" w:color="C9D1DC" w:sz="4"/>
+              <w:bottom w:val="single" w:color="C9D1DC" w:sz="4"/>
+              <w:right w:val="single" w:color="C9D1DC" w:sz="4"/>
+            </w:tcBorders>
+            <w:tcMar>
+              <w:top w:type="dxa" w:w="60"/>
+              <w:left w:type="dxa" w:w="100"/>
+              <w:bottom w:type="dxa" w:w="60"/>
+              <w:right w:type="dxa" w:w="100"/>
+            </w:tcMar>
+          </w:tcPr>
+          <w:p>
+            <w:r>
+              <w:rPr>
+                <w:b w:val="false"/>
+                <w:bCs w:val="false"/>
+                <w:sz w:val="19"/>
+                <w:szCs w:val="19"/>
+              </w:rPr>
+              <w:t xml:space="preserve">true</w:t>
+            </w:r>
+          </w:p>
+        </w:tc>
+        <w:tc>
+          <w:tcPr>
+            <w:tcW w:type="dxa" w:w="4152"/>
+            <w:tcBorders>
+              <w:top w:val="single" w:color="C9D1DC" w:sz="4"/>
+              <w:left w:val="single" w:color="C9D1DC" w:sz="4"/>
+              <w:bottom w:val="single" w:color="C9D1DC" w:sz="4"/>
+              <w:right w:val="single" w:color="C9D1DC" w:sz="4"/>
+            </w:tcBorders>
+            <w:tcMar>
+              <w:top w:type="dxa" w:w="60"/>
+              <w:left w:type="dxa" w:w="100"/>
+              <w:bottom w:type="dxa" w:w="60"/>
+              <w:right w:type="dxa" w:w="100"/>
+            </w:tcMar>
+          </w:tcPr>
+          <w:p>
+            <w:r>
+              <w:rPr>
+                <w:b w:val="false"/>
+                <w:bCs w:val="false"/>
+                <w:sz w:val="19"/>
+                <w:szCs w:val="19"/>
+              </w:rPr>
+              <w:t xml:space="preserve">Catatan per baris bukan MATCH + kesimpulan dan rekomendasi.</w:t>
+            </w:r>
+          </w:p>
+        </w:tc>
+      </w:tr>
+      <w:tr>
+        <w:tc>
+          <w:tcPr>
+            <w:tcW w:type="dxa" w:w="3430"/>
+            <w:tcBorders>
+              <w:top w:val="single" w:color="C9D1DC" w:sz="4"/>
+              <w:left w:val="single" w:color="C9D1DC" w:sz="4"/>
+              <w:bottom w:val="single" w:color="C9D1DC" w:sz="4"/>
+              <w:right w:val="single" w:color="C9D1DC" w:sz="4"/>
+            </w:tcBorders>
+            <w:tcMar>
+              <w:top w:type="dxa" w:w="60"/>
+              <w:left w:type="dxa" w:w="100"/>
+              <w:bottom w:type="dxa" w:w="60"/>
+              <w:right w:type="dxa" w:w="100"/>
+            </w:tcMar>
+          </w:tcPr>
+          <w:p>
+            <w:r>
+              <w:rPr>
+                <w:rFonts w:ascii="Courier New" w:cs="Courier New" w:eastAsia="Courier New" w:hAnsi="Courier New"/>
+                <w:color w:val="1D2433"/>
+                <w:sz w:val="19"/>
+                <w:szCs w:val="19"/>
+              </w:rPr>
               <w:t xml:space="preserve">komparasi.periode</w:t>
             </w:r>
           </w:p>
@@ -10849,7 +12451,7 @@
                 <w:sz w:val="19"/>
                 <w:szCs w:val="19"/>
               </w:rPr>
-              <w:t xml:space="preserve">Penjelasan otomatis sesuai status.</w:t>
+              <w:t xml:space="preserve">Penjelasan per baris (dari AI bila aktif, selain itu template).</w:t>
             </w:r>
           </w:p>
         </w:tc>
@@ -10879,6 +12481,91 @@
                 <w:sz w:val="19"/>
                 <w:szCs w:val="19"/>
               </w:rPr>
+              <w:t xml:space="preserve">sumber_catatan</w:t>
+            </w:r>
+          </w:p>
+        </w:tc>
+        <w:tc>
+          <w:tcPr>
+            <w:tcW w:type="dxa" w:w="6679"/>
+            <w:tcBorders>
+              <w:top w:val="single" w:color="C9D1DC" w:sz="4"/>
+              <w:left w:val="single" w:color="C9D1DC" w:sz="4"/>
+              <w:bottom w:val="single" w:color="C9D1DC" w:sz="4"/>
+              <w:right w:val="single" w:color="C9D1DC" w:sz="4"/>
+            </w:tcBorders>
+            <w:tcMar>
+              <w:top w:type="dxa" w:w="60"/>
+              <w:left w:type="dxa" w:w="100"/>
+              <w:bottom w:type="dxa" w:w="60"/>
+              <w:right w:type="dxa" w:w="100"/>
+            </w:tcMar>
+          </w:tcPr>
+          <w:p>
+            <w:r>
+              <w:rPr>
+                <w:rFonts w:ascii="Courier New" w:cs="Courier New" w:eastAsia="Courier New" w:hAnsi="Courier New"/>
+                <w:color w:val="1D2433"/>
+                <w:sz w:val="19"/>
+                <w:szCs w:val="19"/>
+              </w:rPr>
+              <w:t xml:space="preserve">ai</w:t>
+            </w:r>
+            <w:r>
+              <w:rPr>
+                <w:b w:val="false"/>
+                <w:bCs w:val="false"/>
+                <w:sz w:val="19"/>
+                <w:szCs w:val="19"/>
+              </w:rPr>
+              <w:t xml:space="preserve"> atau </w:t>
+            </w:r>
+            <w:r>
+              <w:rPr>
+                <w:rFonts w:ascii="Courier New" w:cs="Courier New" w:eastAsia="Courier New" w:hAnsi="Courier New"/>
+                <w:color w:val="1D2433"/>
+                <w:sz w:val="19"/>
+                <w:szCs w:val="19"/>
+              </w:rPr>
+              <w:t xml:space="preserve">otomatis</w:t>
+            </w:r>
+            <w:r>
+              <w:rPr>
+                <w:b w:val="false"/>
+                <w:bCs w:val="false"/>
+                <w:sz w:val="19"/>
+                <w:szCs w:val="19"/>
+              </w:rPr>
+              <w:t xml:space="preserve">.</w:t>
+            </w:r>
+          </w:p>
+        </w:tc>
+      </w:tr>
+      <w:tr>
+        <w:tc>
+          <w:tcPr>
+            <w:tcW w:type="dxa" w:w="2347"/>
+            <w:tcBorders>
+              <w:top w:val="single" w:color="C9D1DC" w:sz="4"/>
+              <w:left w:val="single" w:color="C9D1DC" w:sz="4"/>
+              <w:bottom w:val="single" w:color="C9D1DC" w:sz="4"/>
+              <w:right w:val="single" w:color="C9D1DC" w:sz="4"/>
+            </w:tcBorders>
+            <w:tcMar>
+              <w:top w:type="dxa" w:w="60"/>
+              <w:left w:type="dxa" w:w="100"/>
+              <w:bottom w:type="dxa" w:w="60"/>
+              <w:right w:type="dxa" w:w="100"/>
+            </w:tcMar>
+          </w:tcPr>
+          <w:p>
+            <w:r>
+              <w:rPr>
+                <w:rFonts w:ascii="Courier New" w:cs="Courier New" w:eastAsia="Courier New" w:hAnsi="Courier New"/>
+                <w:color w:val="1D2433"/>
+                <w:sz w:val="19"/>
+                <w:szCs w:val="19"/>
+              </w:rPr>
               <w:t xml:space="preserve">halaman_pdf</w:t>
             </w:r>
           </w:p>
@@ -10908,6 +12595,118 @@
                 <w:szCs w:val="19"/>
               </w:rPr>
               <w:t xml:space="preserve">Halaman PDF tempat angka ditemukan.</w:t>
+            </w:r>
+          </w:p>
+        </w:tc>
+      </w:tr>
+      <w:tr>
+        <w:tc>
+          <w:tcPr>
+            <w:tcW w:type="dxa" w:w="2347"/>
+            <w:tcBorders>
+              <w:top w:val="single" w:color="C9D1DC" w:sz="4"/>
+              <w:left w:val="single" w:color="C9D1DC" w:sz="4"/>
+              <w:bottom w:val="single" w:color="C9D1DC" w:sz="4"/>
+              <w:right w:val="single" w:color="C9D1DC" w:sz="4"/>
+            </w:tcBorders>
+            <w:tcMar>
+              <w:top w:type="dxa" w:w="60"/>
+              <w:left w:type="dxa" w:w="100"/>
+              <w:bottom w:type="dxa" w:w="60"/>
+              <w:right w:type="dxa" w:w="100"/>
+            </w:tcMar>
+          </w:tcPr>
+          <w:p>
+            <w:r>
+              <w:rPr>
+                <w:rFonts w:ascii="Courier New" w:cs="Courier New" w:eastAsia="Courier New" w:hAnsi="Courier New"/>
+                <w:color w:val="1D2433"/>
+                <w:sz w:val="19"/>
+                <w:szCs w:val="19"/>
+              </w:rPr>
+              <w:t xml:space="preserve">verifikasi_pdf</w:t>
+            </w:r>
+          </w:p>
+        </w:tc>
+        <w:tc>
+          <w:tcPr>
+            <w:tcW w:type="dxa" w:w="6679"/>
+            <w:tcBorders>
+              <w:top w:val="single" w:color="C9D1DC" w:sz="4"/>
+              <w:left w:val="single" w:color="C9D1DC" w:sz="4"/>
+              <w:bottom w:val="single" w:color="C9D1DC" w:sz="4"/>
+              <w:right w:val="single" w:color="C9D1DC" w:sz="4"/>
+            </w:tcBorders>
+            <w:tcMar>
+              <w:top w:type="dxa" w:w="60"/>
+              <w:left w:type="dxa" w:w="100"/>
+              <w:bottom w:type="dxa" w:w="60"/>
+              <w:right w:type="dxa" w:w="100"/>
+            </w:tcMar>
+          </w:tcPr>
+          <w:p>
+            <w:r>
+              <w:rPr>
+                <w:b w:val="false"/>
+                <w:bCs w:val="false"/>
+                <w:sz w:val="19"/>
+                <w:szCs w:val="19"/>
+              </w:rPr>
+              <w:t xml:space="preserve">Cek angka PDF ke teks halaman: </w:t>
+            </w:r>
+            <w:r>
+              <w:rPr>
+                <w:rFonts w:ascii="Courier New" w:cs="Courier New" w:eastAsia="Courier New" w:hAnsi="Courier New"/>
+                <w:color w:val="1D2433"/>
+                <w:sz w:val="19"/>
+                <w:szCs w:val="19"/>
+              </w:rPr>
+              <w:t xml:space="preserve">cocok</w:t>
+            </w:r>
+            <w:r>
+              <w:rPr>
+                <w:b w:val="false"/>
+                <w:bCs w:val="false"/>
+                <w:sz w:val="19"/>
+                <w:szCs w:val="19"/>
+              </w:rPr>
+              <w:t xml:space="preserve">, </w:t>
+            </w:r>
+            <w:r>
+              <w:rPr>
+                <w:rFonts w:ascii="Courier New" w:cs="Courier New" w:eastAsia="Courier New" w:hAnsi="Courier New"/>
+                <w:color w:val="1D2433"/>
+                <w:sz w:val="19"/>
+                <w:szCs w:val="19"/>
+              </w:rPr>
+              <w:t xml:space="preserve">tidak_ditemukan_di_halaman</w:t>
+            </w:r>
+            <w:r>
+              <w:rPr>
+                <w:b w:val="false"/>
+                <w:bCs w:val="false"/>
+                <w:sz w:val="19"/>
+                <w:szCs w:val="19"/>
+              </w:rPr>
+              <w:t xml:space="preserve">, atau </w:t>
+            </w:r>
+            <w:r>
+              <w:rPr>
+                <w:rFonts w:ascii="Courier New" w:cs="Courier New" w:eastAsia="Courier New" w:hAnsi="Courier New"/>
+                <w:color w:val="1D2433"/>
+                <w:sz w:val="19"/>
+                <w:szCs w:val="19"/>
+              </w:rPr>
+              <w:t xml:space="preserve">tanpa_teks</w:t>
+            </w:r>
+            <w:r>
+              <w:rPr>
+                <w:b w:val="false"/>
+                <w:bCs w:val="false"/>
+                <w:sz w:val="19"/>
+                <w:szCs w:val="19"/>
+              </w:rPr>
+              <w:t xml:space="preserve"> (PDF scan).</w:t>
             </w:r>
           </w:p>
         </w:tc>
@@ -12169,6 +13968,149 @@
           </w:p>
         </w:tc>
       </w:tr>
+      <w:tr>
+        <w:tc>
+          <w:tcPr>
+            <w:tcW w:type="dxa" w:w="2347"/>
+            <w:tcBorders>
+              <w:top w:val="single" w:color="C9D1DC" w:sz="4"/>
+              <w:left w:val="single" w:color="C9D1DC" w:sz="4"/>
+              <w:bottom w:val="single" w:color="C9D1DC" w:sz="4"/>
+              <w:right w:val="single" w:color="C9D1DC" w:sz="4"/>
+            </w:tcBorders>
+            <w:tcMar>
+              <w:top w:type="dxa" w:w="60"/>
+              <w:left w:type="dxa" w:w="100"/>
+              <w:bottom w:type="dxa" w:w="60"/>
+              <w:right w:type="dxa" w:w="100"/>
+            </w:tcMar>
+          </w:tcPr>
+          <w:p>
+            <w:r>
+              <w:rPr>
+                <w:rFonts w:ascii="Courier New" w:cs="Courier New" w:eastAsia="Courier New" w:hAnsi="Courier New"/>
+                <w:color w:val="1D2433"/>
+                <w:sz w:val="19"/>
+                <w:szCs w:val="19"/>
+              </w:rPr>
+              <w:t xml:space="preserve">sumber_ekstraksi</w:t>
+            </w:r>
+          </w:p>
+        </w:tc>
+        <w:tc>
+          <w:tcPr>
+            <w:tcW w:type="dxa" w:w="6679"/>
+            <w:tcBorders>
+              <w:top w:val="single" w:color="C9D1DC" w:sz="4"/>
+              <w:left w:val="single" w:color="C9D1DC" w:sz="4"/>
+              <w:bottom w:val="single" w:color="C9D1DC" w:sz="4"/>
+              <w:right w:val="single" w:color="C9D1DC" w:sz="4"/>
+            </w:tcBorders>
+            <w:tcMar>
+              <w:top w:type="dxa" w:w="60"/>
+              <w:left w:type="dxa" w:w="100"/>
+              <w:bottom w:type="dxa" w:w="60"/>
+              <w:right w:type="dxa" w:w="100"/>
+            </w:tcMar>
+          </w:tcPr>
+          <w:p>
+            <w:r>
+              <w:rPr>
+                <w:rFonts w:ascii="Courier New" w:cs="Courier New" w:eastAsia="Courier New" w:hAnsi="Courier New"/>
+                <w:color w:val="1D2433"/>
+                <w:sz w:val="19"/>
+                <w:szCs w:val="19"/>
+              </w:rPr>
+              <w:t xml:space="preserve">ai</w:t>
+            </w:r>
+            <w:r>
+              <w:rPr>
+                <w:b w:val="false"/>
+                <w:bCs w:val="false"/>
+                <w:sz w:val="19"/>
+                <w:szCs w:val="19"/>
+              </w:rPr>
+              <w:t xml:space="preserve"> (dibaca Claude) atau </w:t>
+            </w:r>
+            <w:r>
+              <w:rPr>
+                <w:rFonts w:ascii="Courier New" w:cs="Courier New" w:eastAsia="Courier New" w:hAnsi="Courier New"/>
+                <w:color w:val="1D2433"/>
+                <w:sz w:val="19"/>
+                <w:szCs w:val="19"/>
+              </w:rPr>
+              <w:t xml:space="preserve">aturan</w:t>
+            </w:r>
+            <w:r>
+              <w:rPr>
+                <w:b w:val="false"/>
+                <w:bCs w:val="false"/>
+                <w:sz w:val="19"/>
+                <w:szCs w:val="19"/>
+              </w:rPr>
+              <w:t xml:space="preserve">.</w:t>
+            </w:r>
+          </w:p>
+        </w:tc>
+      </w:tr>
+      <w:tr>
+        <w:tc>
+          <w:tcPr>
+            <w:tcW w:type="dxa" w:w="2347"/>
+            <w:tcBorders>
+              <w:top w:val="single" w:color="C9D1DC" w:sz="4"/>
+              <w:left w:val="single" w:color="C9D1DC" w:sz="4"/>
+              <w:bottom w:val="single" w:color="C9D1DC" w:sz="4"/>
+              <w:right w:val="single" w:color="C9D1DC" w:sz="4"/>
+            </w:tcBorders>
+            <w:tcMar>
+              <w:top w:type="dxa" w:w="60"/>
+              <w:left w:type="dxa" w:w="100"/>
+              <w:bottom w:type="dxa" w:w="60"/>
+              <w:right w:type="dxa" w:w="100"/>
+            </w:tcMar>
+          </w:tcPr>
+          <w:p>
+            <w:r>
+              <w:rPr>
+                <w:rFonts w:ascii="Courier New" w:cs="Courier New" w:eastAsia="Courier New" w:hAnsi="Courier New"/>
+                <w:color w:val="1D2433"/>
+                <w:sz w:val="19"/>
+                <w:szCs w:val="19"/>
+              </w:rPr>
+              <w:t xml:space="preserve">verifikasi</w:t>
+            </w:r>
+          </w:p>
+        </w:tc>
+        <w:tc>
+          <w:tcPr>
+            <w:tcW w:type="dxa" w:w="6679"/>
+            <w:tcBorders>
+              <w:top w:val="single" w:color="C9D1DC" w:sz="4"/>
+              <w:left w:val="single" w:color="C9D1DC" w:sz="4"/>
+              <w:bottom w:val="single" w:color="C9D1DC" w:sz="4"/>
+              <w:right w:val="single" w:color="C9D1DC" w:sz="4"/>
+            </w:tcBorders>
+            <w:tcMar>
+              <w:top w:type="dxa" w:w="60"/>
+              <w:left w:type="dxa" w:w="100"/>
+              <w:bottom w:type="dxa" w:w="60"/>
+              <w:right w:type="dxa" w:w="100"/>
+            </w:tcMar>
+          </w:tcPr>
+          <w:p>
+            <w:r>
+              <w:rPr>
+                <w:b w:val="false"/>
+                <w:bCs w:val="false"/>
+                <w:sz w:val="19"/>
+                <w:szCs w:val="19"/>
+              </w:rPr>
+              <w:t xml:space="preserve">Hasil cek angka ke teks halaman rujukan.</w:t>
+            </w:r>
+          </w:p>
+        </w:tc>
+      </w:tr>
     </w:tbl>
     <w:p>
       <w:pPr>
@@ -12771,6 +14713,24 @@
                 <w:sz w:val="19"/>
                 <w:szCs w:val="19"/>
               </w:rPr>
+              <w:t xml:space="preserve">ai</w:t>
+            </w:r>
+            <w:r>
+              <w:rPr>
+                <w:b w:val="false"/>
+                <w:bCs w:val="false"/>
+                <w:sz w:val="19"/>
+                <w:szCs w:val="19"/>
+              </w:rPr>
+              <w:t xml:space="preserve">, </w:t>
+            </w:r>
+            <w:r>
+              <w:rPr>
+                <w:rFonts w:ascii="Courier New" w:cs="Courier New" w:eastAsia="Courier New" w:hAnsi="Courier New"/>
+                <w:color w:val="1D2433"/>
+                <w:sz w:val="19"/>
+                <w:szCs w:val="19"/>
+              </w:rPr>
               <w:t xml:space="preserve">ambigu</w:t>
             </w:r>
             <w:r>
@@ -13470,7 +15430,274 @@
         <w:pStyle w:val="Heading2"/>
       </w:pPr>
       <w:r>
-        <w:t xml:space="preserve">7.6 Peringatan (peringatan.csv)</w:t>
+        <w:t xml:space="preserve">7.6 Kesimpulan (kesimpulan.csv)</w:t>
+      </w:r>
+    </w:p>
+    <w:tbl>
+      <w:tblPr>
+        <w:tblW w:type="dxa" w:w="9026"/>
+        <w:tblBorders>
+          <w:top w:val="single" w:color="auto" w:sz="4"/>
+          <w:left w:val="single" w:color="auto" w:sz="4"/>
+          <w:bottom w:val="single" w:color="auto" w:sz="4"/>
+          <w:right w:val="single" w:color="auto" w:sz="4"/>
+          <w:insideH w:val="single" w:color="auto" w:sz="4"/>
+          <w:insideV w:val="single" w:color="auto" w:sz="4"/>
+        </w:tblBorders>
+      </w:tblPr>
+      <w:tblGrid>
+        <w:gridCol w:w="2347"/>
+        <w:gridCol w:w="6679"/>
+      </w:tblGrid>
+      <w:tr>
+        <w:trPr>
+          <w:tblHeader/>
+        </w:trPr>
+        <w:tc>
+          <w:tcPr>
+            <w:tcW w:type="dxa" w:w="2347"/>
+            <w:tcBorders>
+              <w:top w:val="single" w:color="C9D1DC" w:sz="4"/>
+              <w:left w:val="single" w:color="C9D1DC" w:sz="4"/>
+              <w:bottom w:val="single" w:color="C9D1DC" w:sz="4"/>
+              <w:right w:val="single" w:color="C9D1DC" w:sz="4"/>
+            </w:tcBorders>
+            <w:shd w:fill="DCE9F2" w:color="auto" w:val="clear"/>
+            <w:tcMar>
+              <w:top w:type="dxa" w:w="60"/>
+              <w:left w:type="dxa" w:w="100"/>
+              <w:bottom w:type="dxa" w:w="60"/>
+              <w:right w:type="dxa" w:w="100"/>
+            </w:tcMar>
+          </w:tcPr>
+          <w:p>
+            <w:r>
+              <w:rPr>
+                <w:b/>
+                <w:bCs/>
+                <w:sz w:val="19"/>
+                <w:szCs w:val="19"/>
+              </w:rPr>
+              <w:t xml:space="preserve">Kolom</w:t>
+            </w:r>
+          </w:p>
+        </w:tc>
+        <w:tc>
+          <w:tcPr>
+            <w:tcW w:type="dxa" w:w="6679"/>
+            <w:tcBorders>
+              <w:top w:val="single" w:color="C9D1DC" w:sz="4"/>
+              <w:left w:val="single" w:color="C9D1DC" w:sz="4"/>
+              <w:bottom w:val="single" w:color="C9D1DC" w:sz="4"/>
+              <w:right w:val="single" w:color="C9D1DC" w:sz="4"/>
+            </w:tcBorders>
+            <w:shd w:fill="DCE9F2" w:color="auto" w:val="clear"/>
+            <w:tcMar>
+              <w:top w:type="dxa" w:w="60"/>
+              <w:left w:type="dxa" w:w="100"/>
+              <w:bottom w:type="dxa" w:w="60"/>
+              <w:right w:type="dxa" w:w="100"/>
+            </w:tcMar>
+          </w:tcPr>
+          <w:p>
+            <w:r>
+              <w:rPr>
+                <w:b/>
+                <w:bCs/>
+                <w:sz w:val="19"/>
+                <w:szCs w:val="19"/>
+              </w:rPr>
+              <w:t xml:space="preserve">Kegunaan</w:t>
+            </w:r>
+          </w:p>
+        </w:tc>
+      </w:tr>
+      <w:tr>
+        <w:tc>
+          <w:tcPr>
+            <w:tcW w:type="dxa" w:w="2347"/>
+            <w:tcBorders>
+              <w:top w:val="single" w:color="C9D1DC" w:sz="4"/>
+              <w:left w:val="single" w:color="C9D1DC" w:sz="4"/>
+              <w:bottom w:val="single" w:color="C9D1DC" w:sz="4"/>
+              <w:right w:val="single" w:color="C9D1DC" w:sz="4"/>
+            </w:tcBorders>
+            <w:tcMar>
+              <w:top w:type="dxa" w:w="60"/>
+              <w:left w:type="dxa" w:w="100"/>
+              <w:bottom w:type="dxa" w:w="60"/>
+              <w:right w:type="dxa" w:w="100"/>
+            </w:tcMar>
+          </w:tcPr>
+          <w:p>
+            <w:r>
+              <w:rPr>
+                <w:rFonts w:ascii="Courier New" w:cs="Courier New" w:eastAsia="Courier New" w:hAnsi="Courier New"/>
+                <w:color w:val="1D2433"/>
+                <w:sz w:val="19"/>
+                <w:szCs w:val="19"/>
+              </w:rPr>
+              <w:t xml:space="preserve">entity_key</w:t>
+            </w:r>
+          </w:p>
+        </w:tc>
+        <w:tc>
+          <w:tcPr>
+            <w:tcW w:type="dxa" w:w="6679"/>
+            <w:tcBorders>
+              <w:top w:val="single" w:color="C9D1DC" w:sz="4"/>
+              <w:left w:val="single" w:color="C9D1DC" w:sz="4"/>
+              <w:bottom w:val="single" w:color="C9D1DC" w:sz="4"/>
+              <w:right w:val="single" w:color="C9D1DC" w:sz="4"/>
+            </w:tcBorders>
+            <w:tcMar>
+              <w:top w:type="dxa" w:w="60"/>
+              <w:left w:type="dxa" w:w="100"/>
+              <w:bottom w:type="dxa" w:w="60"/>
+              <w:right w:type="dxa" w:w="100"/>
+            </w:tcMar>
+          </w:tcPr>
+          <w:p>
+            <w:r>
+              <w:rPr>
+                <w:b w:val="false"/>
+                <w:bCs w:val="false"/>
+                <w:sz w:val="19"/>
+                <w:szCs w:val="19"/>
+              </w:rPr>
+              <w:t xml:space="preserve">Identitas entitas.</w:t>
+            </w:r>
+          </w:p>
+        </w:tc>
+      </w:tr>
+      <w:tr>
+        <w:tc>
+          <w:tcPr>
+            <w:tcW w:type="dxa" w:w="2347"/>
+            <w:tcBorders>
+              <w:top w:val="single" w:color="C9D1DC" w:sz="4"/>
+              <w:left w:val="single" w:color="C9D1DC" w:sz="4"/>
+              <w:bottom w:val="single" w:color="C9D1DC" w:sz="4"/>
+              <w:right w:val="single" w:color="C9D1DC" w:sz="4"/>
+            </w:tcBorders>
+            <w:tcMar>
+              <w:top w:type="dxa" w:w="60"/>
+              <w:left w:type="dxa" w:w="100"/>
+              <w:bottom w:type="dxa" w:w="60"/>
+              <w:right w:type="dxa" w:w="100"/>
+            </w:tcMar>
+          </w:tcPr>
+          <w:p>
+            <w:r>
+              <w:rPr>
+                <w:rFonts w:ascii="Courier New" w:cs="Courier New" w:eastAsia="Courier New" w:hAnsi="Courier New"/>
+                <w:color w:val="1D2433"/>
+                <w:sz w:val="19"/>
+                <w:szCs w:val="19"/>
+              </w:rPr>
+              <w:t xml:space="preserve">kesimpulan</w:t>
+            </w:r>
+          </w:p>
+        </w:tc>
+        <w:tc>
+          <w:tcPr>
+            <w:tcW w:type="dxa" w:w="6679"/>
+            <w:tcBorders>
+              <w:top w:val="single" w:color="C9D1DC" w:sz="4"/>
+              <w:left w:val="single" w:color="C9D1DC" w:sz="4"/>
+              <w:bottom w:val="single" w:color="C9D1DC" w:sz="4"/>
+              <w:right w:val="single" w:color="C9D1DC" w:sz="4"/>
+            </w:tcBorders>
+            <w:tcMar>
+              <w:top w:type="dxa" w:w="60"/>
+              <w:left w:type="dxa" w:w="100"/>
+              <w:bottom w:type="dxa" w:w="60"/>
+              <w:right w:type="dxa" w:w="100"/>
+            </w:tcMar>
+          </w:tcPr>
+          <w:p>
+            <w:r>
+              <w:rPr>
+                <w:b w:val="false"/>
+                <w:bCs w:val="false"/>
+                <w:sz w:val="19"/>
+                <w:szCs w:val="19"/>
+              </w:rPr>
+              <w:t xml:space="preserve">Satu paragraf tentang konsistensi PDF dan Excel entitas itu (dari Claude).</w:t>
+            </w:r>
+          </w:p>
+        </w:tc>
+      </w:tr>
+      <w:tr>
+        <w:tc>
+          <w:tcPr>
+            <w:tcW w:type="dxa" w:w="2347"/>
+            <w:tcBorders>
+              <w:top w:val="single" w:color="C9D1DC" w:sz="4"/>
+              <w:left w:val="single" w:color="C9D1DC" w:sz="4"/>
+              <w:bottom w:val="single" w:color="C9D1DC" w:sz="4"/>
+              <w:right w:val="single" w:color="C9D1DC" w:sz="4"/>
+            </w:tcBorders>
+            <w:tcMar>
+              <w:top w:type="dxa" w:w="60"/>
+              <w:left w:type="dxa" w:w="100"/>
+              <w:bottom w:type="dxa" w:w="60"/>
+              <w:right w:type="dxa" w:w="100"/>
+            </w:tcMar>
+          </w:tcPr>
+          <w:p>
+            <w:r>
+              <w:rPr>
+                <w:rFonts w:ascii="Courier New" w:cs="Courier New" w:eastAsia="Courier New" w:hAnsi="Courier New"/>
+                <w:color w:val="1D2433"/>
+                <w:sz w:val="19"/>
+                <w:szCs w:val="19"/>
+              </w:rPr>
+              <w:t xml:space="preserve">rekomendasi</w:t>
+            </w:r>
+          </w:p>
+        </w:tc>
+        <w:tc>
+          <w:tcPr>
+            <w:tcW w:type="dxa" w:w="6679"/>
+            <w:tcBorders>
+              <w:top w:val="single" w:color="C9D1DC" w:sz="4"/>
+              <w:left w:val="single" w:color="C9D1DC" w:sz="4"/>
+              <w:bottom w:val="single" w:color="C9D1DC" w:sz="4"/>
+              <w:right w:val="single" w:color="C9D1DC" w:sz="4"/>
+            </w:tcBorders>
+            <w:tcMar>
+              <w:top w:type="dxa" w:w="60"/>
+              <w:left w:type="dxa" w:w="100"/>
+              <w:bottom w:type="dxa" w:w="60"/>
+              <w:right w:type="dxa" w:w="100"/>
+            </w:tcMar>
+          </w:tcPr>
+          <w:p>
+            <w:r>
+              <w:rPr>
+                <w:b w:val="false"/>
+                <w:bCs w:val="false"/>
+                <w:sz w:val="19"/>
+                <w:szCs w:val="19"/>
+              </w:rPr>
+              <w:t xml:space="preserve">Daftar tindak lanjut untuk pengawas. Kosong bila AI tidak aktif.</w:t>
+            </w:r>
+          </w:p>
+        </w:tc>
+      </w:tr>
+    </w:tbl>
+    <w:p>
+      <w:pPr>
+        <w:spacing w:after="120"/>
+      </w:pPr>
+    </w:p>
+    <w:p>
+      <w:pPr>
+        <w:pStyle w:val="Heading2"/>
+      </w:pPr>
+      <w:r>
+        <w:t xml:space="preserve">7.7 Peringatan (peringatan.csv)</w:t>
       </w:r>
     </w:p>
     <w:p>
@@ -14080,7 +16307,7 @@
         <w:pStyle w:val="ListParagraph"/>
         <w:numPr>
           <w:ilvl w:val="0"/>
-          <w:numId w:val="5"/>
+          <w:numId w:val="6"/>
         </w:numPr>
         <w:spacing w:after="60"/>
       </w:pPr>
@@ -14093,7 +16320,7 @@
         <w:pStyle w:val="ListParagraph"/>
         <w:numPr>
           <w:ilvl w:val="0"/>
-          <w:numId w:val="5"/>
+          <w:numId w:val="6"/>
         </w:numPr>
         <w:spacing w:after="60"/>
       </w:pPr>
@@ -14106,7 +16333,7 @@
         <w:pStyle w:val="ListParagraph"/>
         <w:numPr>
           <w:ilvl w:val="0"/>
-          <w:numId w:val="5"/>
+          <w:numId w:val="6"/>
         </w:numPr>
         <w:spacing w:after="60"/>
       </w:pPr>
@@ -14128,7 +16355,7 @@
         <w:pStyle w:val="ListParagraph"/>
         <w:numPr>
           <w:ilvl w:val="0"/>
-          <w:numId w:val="5"/>
+          <w:numId w:val="6"/>
         </w:numPr>
         <w:spacing w:after="60"/>
       </w:pPr>
@@ -14921,7 +17148,7 @@
                 <w:sz w:val="19"/>
                 <w:szCs w:val="19"/>
               </w:rPr>
-              <w:t xml:space="preserve">PDF berupa gambar.</w:t>
+              <w:t xml:space="preserve">PDF berupa gambar dan AI tidak aktif.</w:t>
             </w:r>
           </w:p>
         </w:tc>
@@ -14949,7 +17176,206 @@
                 <w:sz w:val="19"/>
                 <w:szCs w:val="19"/>
               </w:rPr>
-              <w:t xml:space="preserve">Lakukan OCR terlebih dahulu, lalu unggah ulang.</w:t>
+              <w:t xml:space="preserve">Aktifkan AI (Claude membaca PDF scan), atau lakukan OCR lalu unggah ulang.</w:t>
+            </w:r>
+          </w:p>
+        </w:tc>
+      </w:tr>
+      <w:tr>
+        <w:tc>
+          <w:tcPr>
+            <w:tcW w:type="dxa" w:w="2347"/>
+            <w:tcBorders>
+              <w:top w:val="single" w:color="C9D1DC" w:sz="4"/>
+              <w:left w:val="single" w:color="C9D1DC" w:sz="4"/>
+              <w:bottom w:val="single" w:color="C9D1DC" w:sz="4"/>
+              <w:right w:val="single" w:color="C9D1DC" w:sz="4"/>
+            </w:tcBorders>
+            <w:tcMar>
+              <w:top w:type="dxa" w:w="60"/>
+              <w:left w:type="dxa" w:w="100"/>
+              <w:bottom w:type="dxa" w:w="60"/>
+              <w:right w:type="dxa" w:w="100"/>
+            </w:tcMar>
+          </w:tcPr>
+          <w:p>
+            <w:r>
+              <w:rPr>
+                <w:b w:val="false"/>
+                <w:bCs w:val="false"/>
+                <w:sz w:val="19"/>
+                <w:szCs w:val="19"/>
+              </w:rPr>
+              <w:t xml:space="preserve">"ekstraksi AI gagal ... memakai aturan"</w:t>
+            </w:r>
+          </w:p>
+        </w:tc>
+        <w:tc>
+          <w:tcPr>
+            <w:tcW w:type="dxa" w:w="3069"/>
+            <w:tcBorders>
+              <w:top w:val="single" w:color="C9D1DC" w:sz="4"/>
+              <w:left w:val="single" w:color="C9D1DC" w:sz="4"/>
+              <w:bottom w:val="single" w:color="C9D1DC" w:sz="4"/>
+              <w:right w:val="single" w:color="C9D1DC" w:sz="4"/>
+            </w:tcBorders>
+            <w:tcMar>
+              <w:top w:type="dxa" w:w="60"/>
+              <w:left w:type="dxa" w:w="100"/>
+              <w:bottom w:type="dxa" w:w="60"/>
+              <w:right w:type="dxa" w:w="100"/>
+            </w:tcMar>
+          </w:tcPr>
+          <w:p>
+            <w:r>
+              <w:rPr>
+                <w:b w:val="false"/>
+                <w:bCs w:val="false"/>
+                <w:sz w:val="19"/>
+                <w:szCs w:val="19"/>
+              </w:rPr>
+              <w:t xml:space="preserve">API key salah, kuota habis, gangguan jaringan, atau PDF terlalu besar.</w:t>
+            </w:r>
+          </w:p>
+        </w:tc>
+        <w:tc>
+          <w:tcPr>
+            <w:tcW w:type="dxa" w:w="3610"/>
+            <w:tcBorders>
+              <w:top w:val="single" w:color="C9D1DC" w:sz="4"/>
+              <w:left w:val="single" w:color="C9D1DC" w:sz="4"/>
+              <w:bottom w:val="single" w:color="C9D1DC" w:sz="4"/>
+              <w:right w:val="single" w:color="C9D1DC" w:sz="4"/>
+            </w:tcBorders>
+            <w:tcMar>
+              <w:top w:type="dxa" w:w="60"/>
+              <w:left w:type="dxa" w:w="100"/>
+              <w:bottom w:type="dxa" w:w="60"/>
+              <w:right w:type="dxa" w:w="100"/>
+            </w:tcMar>
+          </w:tcPr>
+          <w:p>
+            <w:r>
+              <w:rPr>
+                <w:b w:val="false"/>
+                <w:bCs w:val="false"/>
+                <w:sz w:val="19"/>
+                <w:szCs w:val="19"/>
+              </w:rPr>
+              <w:t xml:space="preserve">Periksa secret </w:t>
+            </w:r>
+            <w:r>
+              <w:rPr>
+                <w:rFonts w:ascii="Courier New" w:cs="Courier New" w:eastAsia="Courier New" w:hAnsi="Courier New"/>
+                <w:color w:val="1D2433"/>
+                <w:sz w:val="19"/>
+                <w:szCs w:val="19"/>
+              </w:rPr>
+              <w:t xml:space="preserve">ANTHROPIC_API_KEY</w:t>
+            </w:r>
+            <w:r>
+              <w:rPr>
+                <w:b w:val="false"/>
+                <w:bCs w:val="false"/>
+                <w:sz w:val="19"/>
+                <w:szCs w:val="19"/>
+              </w:rPr>
+              <w:t xml:space="preserve"> dan saldo akun; dokumen tetap diproses dengan aturan.</w:t>
+            </w:r>
+          </w:p>
+        </w:tc>
+      </w:tr>
+      <w:tr>
+        <w:tc>
+          <w:tcPr>
+            <w:tcW w:type="dxa" w:w="2347"/>
+            <w:tcBorders>
+              <w:top w:val="single" w:color="C9D1DC" w:sz="4"/>
+              <w:left w:val="single" w:color="C9D1DC" w:sz="4"/>
+              <w:bottom w:val="single" w:color="C9D1DC" w:sz="4"/>
+              <w:right w:val="single" w:color="C9D1DC" w:sz="4"/>
+            </w:tcBorders>
+            <w:tcMar>
+              <w:top w:type="dxa" w:w="60"/>
+              <w:left w:type="dxa" w:w="100"/>
+              <w:bottom w:type="dxa" w:w="60"/>
+              <w:right w:type="dxa" w:w="100"/>
+            </w:tcMar>
+          </w:tcPr>
+          <w:p>
+            <w:r>
+              <w:rPr>
+                <w:rFonts w:ascii="Courier New" w:cs="Courier New" w:eastAsia="Courier New" w:hAnsi="Courier New"/>
+                <w:color w:val="1D2433"/>
+                <w:sz w:val="19"/>
+                <w:szCs w:val="19"/>
+              </w:rPr>
+              <w:t xml:space="preserve">verifikasi</w:t>
+            </w:r>
+            <w:r>
+              <w:rPr>
+                <w:b w:val="false"/>
+                <w:bCs w:val="false"/>
+                <w:sz w:val="19"/>
+                <w:szCs w:val="19"/>
+              </w:rPr>
+              <w:t xml:space="preserve"> = tidak_ditemukan_di_halaman</w:t>
+            </w:r>
+          </w:p>
+        </w:tc>
+        <w:tc>
+          <w:tcPr>
+            <w:tcW w:type="dxa" w:w="3069"/>
+            <w:tcBorders>
+              <w:top w:val="single" w:color="C9D1DC" w:sz="4"/>
+              <w:left w:val="single" w:color="C9D1DC" w:sz="4"/>
+              <w:bottom w:val="single" w:color="C9D1DC" w:sz="4"/>
+              <w:right w:val="single" w:color="C9D1DC" w:sz="4"/>
+            </w:tcBorders>
+            <w:tcMar>
+              <w:top w:type="dxa" w:w="60"/>
+              <w:left w:type="dxa" w:w="100"/>
+              <w:bottom w:type="dxa" w:w="60"/>
+              <w:right w:type="dxa" w:w="100"/>
+            </w:tcMar>
+          </w:tcPr>
+          <w:p>
+            <w:r>
+              <w:rPr>
+                <w:b w:val="false"/>
+                <w:bCs w:val="false"/>
+                <w:sz w:val="19"/>
+                <w:szCs w:val="19"/>
+              </w:rPr>
+              <w:t xml:space="preserve">Angka dari AI tidak ada di teks halaman yang dirujuk.</w:t>
+            </w:r>
+          </w:p>
+        </w:tc>
+        <w:tc>
+          <w:tcPr>
+            <w:tcW w:type="dxa" w:w="3610"/>
+            <w:tcBorders>
+              <w:top w:val="single" w:color="C9D1DC" w:sz="4"/>
+              <w:left w:val="single" w:color="C9D1DC" w:sz="4"/>
+              <w:bottom w:val="single" w:color="C9D1DC" w:sz="4"/>
+              <w:right w:val="single" w:color="C9D1DC" w:sz="4"/>
+            </w:tcBorders>
+            <w:tcMar>
+              <w:top w:type="dxa" w:w="60"/>
+              <w:left w:type="dxa" w:w="100"/>
+              <w:bottom w:type="dxa" w:w="60"/>
+              <w:right w:type="dxa" w:w="100"/>
+            </w:tcMar>
+          </w:tcPr>
+          <w:p>
+            <w:r>
+              <w:rPr>
+                <w:b w:val="false"/>
+                <w:bCs w:val="false"/>
+                <w:sz w:val="19"/>
+                <w:szCs w:val="19"/>
+              </w:rPr>
+              <w:t xml:space="preserve">Cek manual angka di PDF halaman tersebut sebelum dipakai.</w:t>
             </w:r>
           </w:p>
         </w:tc>
@@ -15199,12 +17625,12 @@
         <w:pStyle w:val="ListParagraph"/>
         <w:numPr>
           <w:ilvl w:val="0"/>
-          <w:numId w:val="5"/>
+          <w:numId w:val="6"/>
         </w:numPr>
         <w:spacing w:after="60"/>
       </w:pPr>
       <w:r>
-        <w:t xml:space="preserve">PDF hasil scan belum didukung (perlu OCR).</w:t>
+        <w:t xml:space="preserve">Tanpa AI: PDF hasil scan belum didukung dan label akun yang terpotong ke dua baris belum terbaca.</w:t>
       </w:r>
     </w:p>
     <w:p>
@@ -15212,12 +17638,12 @@
         <w:pStyle w:val="ListParagraph"/>
         <w:numPr>
           <w:ilvl w:val="0"/>
-          <w:numId w:val="5"/>
+          <w:numId w:val="6"/>
         </w:numPr>
         <w:spacing w:after="60"/>
       </w:pPr>
       <w:r>
-        <w:t xml:space="preserve">Label akun PDF yang terpotong menjadi dua baris belum terbaca.</w:t>
+        <w:t xml:space="preserve">Dengan AI: PDF maksimal sekitar 30 MB / 600 halaman per file; angka PDF scan tidak bisa diverifikasi otomatis.</w:t>
       </w:r>
     </w:p>
     <w:p>
@@ -15225,7 +17651,7 @@
         <w:pStyle w:val="ListParagraph"/>
         <w:numPr>
           <w:ilvl w:val="0"/>
-          <w:numId w:val="5"/>
+          <w:numId w:val="6"/>
         </w:numPr>
         <w:spacing w:after="60"/>
       </w:pPr>
@@ -15509,6 +17935,18 @@
       </w:pPr>
     </w:lvl>
   </w:abstractNum>
+  <w:abstractNum w:abstractNumId="8" w15:restartNumberingAfterBreak="0">
+    <w:multiLevelType w:val="hybridMultilevel"/>
+    <w:lvl w:ilvl="0" w15:tentative="1">
+      <w:start w:val="1"/>
+      <w:numFmt w:val="decimal"/>
+      <w:lvlText w:val="%1."/>
+      <w:lvlJc w:val="left"/>
+      <w:pPr>
+        <w:ind w:left="720" w:hanging="360"/>
+      </w:pPr>
+    </w:lvl>
+  </w:abstractNum>
   <w:num w:numId="1">
     <w:abstractNumId w:val="1"/>
     <w:lvlOverride w:ilvl="0">
@@ -15528,18 +17966,24 @@
     </w:lvlOverride>
   </w:num>
   <w:num w:numId="4">
+    <w:abstractNumId w:val="8"/>
+    <w:lvlOverride w:ilvl="0">
+      <w:startOverride w:val="1"/>
+    </w:lvlOverride>
+  </w:num>
+  <w:num w:numId="5">
     <w:abstractNumId w:val="6"/>
     <w:lvlOverride w:ilvl="0">
       <w:startOverride w:val="1"/>
     </w:lvlOverride>
   </w:num>
-  <w:num w:numId="5">
+  <w:num w:numId="6">
     <w:abstractNumId w:val="2"/>
     <w:lvlOverride w:ilvl="0">
       <w:startOverride w:val="1"/>
     </w:lvlOverride>
   </w:num>
-  <w:num w:numId="6">
+  <w:num w:numId="7">
     <w:abstractNumId w:val="7"/>
     <w:lvlOverride w:ilvl="0">
       <w:startOverride w:val="1"/>

--- a/docs/Instruksi_SIKULI.docx
+++ b/docs/Instruksi_SIKULI.docx
@@ -307,7 +307,7 @@
         <w:t xml:space="preserve">Deteksi entitas dan seksi</w:t>
       </w:r>
       <w:r>
-        <w:t xml:space="preserve">: entitas dari awalan nama file; seksi (posisi keuangan, laba rugi, arus kas, CaLK, dll.) dari judul di bagian atas halaman.</w:t>
+        <w:t xml:space="preserve">: jenis dan kode entitas dari nama file; seksi (posisi keuangan, laba rugi, arus kas, CaLK, dll.) dari judul di bagian atas halaman.</w:t>
       </w:r>
     </w:p>
     <w:p>
@@ -2392,17 +2392,17 @@
         <w:ind w:left="200" w:right="200"/>
       </w:pPr>
       <w:r>
-        <w:t xml:space="preserve">Nama file PDF dan Excel harus memakai </w:t>
+        <w:t xml:space="preserve">Nama file PDF dan Excel harus </w:t>
       </w:r>
       <w:r>
         <w:rPr>
           <w:b/>
           <w:bCs/>
         </w:rPr>
-        <w:t xml:space="preserve">awalan dan tahun yang sama</w:t>
-      </w:r>
-      <w:r>
-        <w:t xml:space="preserve">, misalnya </w:t>
+        <w:t xml:space="preserve">sama persis</w:t>
+      </w:r>
+      <w:r>
+        <w:t xml:space="preserve"> (selain ekstensi), misalnya </w:t>
       </w:r>
       <w:r>
         <w:rPr>
@@ -2411,7 +2411,7 @@
           <w:sz w:val="20"/>
           <w:szCs w:val="20"/>
         </w:rPr>
-        <w:t xml:space="preserve">AAAA_LK_2024.pdf</w:t>
+        <w:t xml:space="preserve">MI_CC002_LK_Tahunan_Audited_2025.pdf</w:t>
       </w:r>
       <w:r>
         <w:t xml:space="preserve"> dan </w:t>
@@ -2423,7 +2423,7 @@
           <w:sz w:val="20"/>
           <w:szCs w:val="20"/>
         </w:rPr>
-        <w:t xml:space="preserve">AAAA_2024.xlsx</w:t>
+        <w:t xml:space="preserve">MI_CC002_LK_Tahunan_Audited_2025.xlsx</w:t>
       </w:r>
       <w:r>
         <w:t xml:space="preserve">. Dari situ sistem tahu keduanya pasangan.</w:t>
@@ -2790,7 +2790,7 @@
           <w:sz w:val="18"/>
           <w:szCs w:val="18"/>
         </w:rPr>
-        <w:t xml:space="preserve">AAAA _LK_ 2024 .pdf</w:t>
+        <w:t xml:space="preserve">MI _CC002_ LK_Tahunan_Audited_2025 .pdf</w:t>
       </w:r>
     </w:p>
     <w:p>
@@ -2805,7 +2805,22 @@
           <w:sz w:val="18"/>
           <w:szCs w:val="18"/>
         </w:rPr>
-        <w:t xml:space="preserve"> |         +-- tahun = 2024 (angka 4 digit pertama)</w:t>
+        <w:t xml:space="preserve"> |    |     +-- keterangan bebas (tahun 2025 ikut dibaca bila ada)</w:t>
+      </w:r>
+    </w:p>
+    <w:p>
+      <w:pPr>
+        <w:shd w:fill="F2F4F7" w:color="auto" w:val="clear"/>
+        <w:spacing w:after="0" w:before="0"/>
+        <w:ind w:left="200" w:right="200"/>
+      </w:pPr>
+      <w:r>
+        <w:rPr>
+          <w:rFonts w:ascii="Courier New" w:cs="Courier New" w:eastAsia="Courier New" w:hAnsi="Courier New"/>
+          <w:sz w:val="18"/>
+          <w:szCs w:val="18"/>
+        </w:rPr>
+        <w:t xml:space="preserve"> |    +-- entity_id = CC002 (kode perusahaan / manajer investasi)</w:t>
       </w:r>
     </w:p>
     <w:p>
@@ -2820,7 +2835,7 @@
           <w:sz w:val="18"/>
           <w:szCs w:val="18"/>
         </w:rPr>
-        <w:t xml:space="preserve"> +-- entity_id = AAAA (bagian paling depan sebelum "_")</w:t>
+        <w:t xml:space="preserve"> +-- doc_type = MI (EPP / MI / RD)</w:t>
       </w:r>
     </w:p>
     <w:p>
@@ -2828,7 +2843,7 @@
         <w:spacing w:after="120"/>
       </w:pPr>
       <w:r>
-        <w:t xml:space="preserve">Sistem mencari </w:t>
+        <w:t xml:space="preserve">Jenis entitas diambil dari bagian pertama nama file. PDF dan Excel dipasangkan bila nama filenya sama persis; nama file tanpa ekstensi menjadi </w:t>
       </w:r>
       <w:r>
         <w:rPr>
@@ -2837,10 +2852,10 @@
           <w:sz w:val="20"/>
           <w:szCs w:val="20"/>
         </w:rPr>
-        <w:t xml:space="preserve">AAAA</w:t>
-      </w:r>
-      <w:r>
-        <w:t xml:space="preserve"> di </w:t>
+        <w:t xml:space="preserve">entity_key</w:t>
+      </w:r>
+      <w:r>
+        <w:t xml:space="preserve">. Ini perlu karena satu kode bisa punya beberapa reksa dana (mis. </w:t>
       </w:r>
       <w:r>
         <w:rPr>
@@ -2849,10 +2864,10 @@
           <w:sz w:val="20"/>
           <w:szCs w:val="20"/>
         </w:rPr>
-        <w:t xml:space="preserve">daftar_entitas.csv</w:t>
-      </w:r>
-      <w:r>
-        <w:t xml:space="preserve"> untuk mengetahui jenis entitas (EPP/MI/RD). Identitas yang terbentuk: </w:t>
+        <w:t xml:space="preserve">RD_MEES2_1_...</w:t>
+      </w:r>
+      <w:r>
+        <w:t xml:space="preserve"> dan </w:t>
       </w:r>
       <w:r>
         <w:rPr>
@@ -2861,10 +2876,10 @@
           <w:sz w:val="20"/>
           <w:szCs w:val="20"/>
         </w:rPr>
-        <w:t xml:space="preserve">entity_key = AAAA|EPP|2024</w:t>
-      </w:r>
-      <w:r>
-        <w:t xml:space="preserve">. Pola ini diatur di </w:t>
+        <w:t xml:space="preserve">RD_MEES2_18_...</w:t>
+      </w:r>
+      <w:r>
+        <w:t xml:space="preserve">). Pola diatur di </w:t>
       </w:r>
       <w:r>
         <w:rPr>
@@ -2886,6 +2901,18 @@
           <w:szCs w:val="20"/>
         </w:rPr>
         <w:t xml:space="preserve">entitas.pola_nama_file</w:t>
+      </w:r>
+      <w:r>
+        <w:t xml:space="preserve">, </w:t>
+      </w:r>
+      <w:r>
+        <w:rPr>
+          <w:rFonts w:ascii="Courier New" w:cs="Courier New" w:eastAsia="Courier New" w:hAnsi="Courier New"/>
+          <w:color w:val="1D2433"/>
+          <w:sz w:val="20"/>
+          <w:szCs w:val="20"/>
+        </w:rPr>
+        <w:t xml:space="preserve">entitas.kunci_pasangan</w:t>
       </w:r>
       <w:r>
         <w:t xml:space="preserve">).</w:t>
@@ -3393,10 +3420,10 @@
           <w:sz w:val="20"/>
           <w:szCs w:val="20"/>
         </w:rPr>
-        <w:t xml:space="preserve">Posisi Keuangan</w:t>
-      </w:r>
-      <w:r>
-        <w:t xml:space="preserve">:</w:t>
+        <w:t xml:space="preserve">Laporan Posisi Keuangan</w:t>
+      </w:r>
+      <w:r>
+        <w:t xml:space="preserve"> pada template Excel reksa dana (RD):</w:t>
       </w:r>
     </w:p>
     <w:p>
@@ -3411,7 +3438,7 @@
           <w:sz w:val="18"/>
           <w:szCs w:val="18"/>
         </w:rPr>
-        <w:t xml:space="preserve">      A                        B                 C</w:t>
+        <w:t xml:space="preserve">      A                                  B                 C</w:t>
       </w:r>
     </w:p>
     <w:p>
@@ -3426,7 +3453,7 @@
           <w:sz w:val="18"/>
           <w:szCs w:val="18"/>
         </w:rPr>
-        <w:t xml:space="preserve">1   PT Contoh Emiten Tbk</w:t>
+        <w:t xml:space="preserve">3   LAPORAN POSISI KEUANGAN</w:t>
       </w:r>
     </w:p>
     <w:p>
@@ -3441,7 +3468,7 @@
           <w:sz w:val="18"/>
           <w:szCs w:val="18"/>
         </w:rPr>
-        <w:t xml:space="preserve">4   Akun                       2024              2023</w:t>
+        <w:t xml:space="preserve">8                                        2025              2024</w:t>
       </w:r>
     </w:p>
     <w:p>
@@ -3456,7 +3483,7 @@
           <w:sz w:val="18"/>
           <w:szCs w:val="18"/>
         </w:rPr>
-        <w:t xml:space="preserve">5   ASET                       (tanpa angka, dilewati)</w:t>
+        <w:t xml:space="preserve">9   ASET                                 (tanpa angka, dilewati)</w:t>
       </w:r>
     </w:p>
     <w:p>
@@ -3471,7 +3498,7 @@
           <w:sz w:val="18"/>
           <w:szCs w:val="18"/>
         </w:rPr>
-        <w:t xml:space="preserve">6   Kas dan setara kas         1.250.400.000     1.100.000.000</w:t>
+        <w:t xml:space="preserve">19  Kas di bank                          157895133         112454188</w:t>
       </w:r>
     </w:p>
     <w:p>
@@ -3486,7 +3513,7 @@
           <w:sz w:val="18"/>
           <w:szCs w:val="18"/>
         </w:rPr>
-        <w:t xml:space="preserve">7   Jumlah aset               12.000.000.000    11.000.000.000</w:t>
+        <w:t xml:space="preserve">27  Jumlah Aset                          12438364853       13721016651</w:t>
       </w:r>
     </w:p>
     <w:p>
@@ -3546,7 +3573,7 @@
           <w:sz w:val="18"/>
           <w:szCs w:val="18"/>
         </w:rPr>
-        <w:t xml:space="preserve">EPP,Posisi Keuangan,financial_position,A,B,C,5</w:t>
+        <w:t xml:space="preserve">RD,Laporan Posisi Keuangan,financial_position,A,B,C,9</w:t>
       </w:r>
     </w:p>
     <w:p>
@@ -3554,7 +3581,7 @@
         <w:spacing w:after="120"/>
       </w:pPr>
       <w:r>
-        <w:t xml:space="preserve">Artinya: untuk entitas EPP, buka sheet </w:t>
+        <w:t xml:space="preserve">Artinya: untuk reksa dana, buka sheet </w:t>
       </w:r>
       <w:r>
         <w:rPr>
@@ -3563,10 +3590,10 @@
           <w:sz w:val="20"/>
           <w:szCs w:val="20"/>
         </w:rPr>
-        <w:t xml:space="preserve">Posisi Keuangan</w:t>
-      </w:r>
-      <w:r>
-        <w:t xml:space="preserve">; nama akun di kolom A, angka 2024 di kolom B, angka 2023 di kolom C, data mulai baris 5. Label di kolom A lalu dicocokkan dengan </w:t>
+        <w:t xml:space="preserve">Laporan Posisi Keuangan</w:t>
+      </w:r>
+      <w:r>
+        <w:t xml:space="preserve">; nama akun di kolom A, angka 2025 di kolom B, angka 2024 di kolom C, data mulai baris 9. Label di kolom A lalu dicocokkan dengan </w:t>
       </w:r>
       <w:r>
         <w:rPr>
@@ -3578,7 +3605,31 @@
         <w:t xml:space="preserve">rules_akun.csv</w:t>
       </w:r>
       <w:r>
-        <w:t xml:space="preserve"> untuk mendapatkan kode akun. Nilai hasil rumus ikut terbaca selama file disimpan dari Excel.</w:t>
+        <w:t xml:space="preserve"> untuk mendapatkan kode akun. Template MI memakai kolom D (label) dan G/H (angka) mulai baris 16; template XBRL IDX (EPP) memakai sheet </w:t>
+      </w:r>
+      <w:r>
+        <w:rPr>
+          <w:rFonts w:ascii="Courier New" w:cs="Courier New" w:eastAsia="Courier New" w:hAnsi="Courier New"/>
+          <w:color w:val="1D2433"/>
+          <w:sz w:val="20"/>
+          <w:szCs w:val="20"/>
+        </w:rPr>
+        <w:t xml:space="preserve">3210000</w:t>
+      </w:r>
+      <w:r>
+        <w:t xml:space="preserve"> dst. dengan skala dibaca dari sel </w:t>
+      </w:r>
+      <w:r>
+        <w:rPr>
+          <w:rFonts w:ascii="Courier New" w:cs="Courier New" w:eastAsia="Courier New" w:hAnsi="Courier New"/>
+          <w:color w:val="1D2433"/>
+          <w:sz w:val="20"/>
+          <w:szCs w:val="20"/>
+        </w:rPr>
+        <w:t xml:space="preserve">1000000!B31</w:t>
+      </w:r>
+      <w:r>
+        <w:t xml:space="preserve">.</w:t>
       </w:r>
     </w:p>
     <w:p>
@@ -6401,7 +6452,25 @@
                 <w:sz w:val="19"/>
                 <w:szCs w:val="19"/>
               </w:rPr>
-              <w:t xml:space="preserve">Pengali jika angka Excel sendiri dalam ribuan/jutaan (bawaan 1).</w:t>
+              <w:t xml:space="preserve">Pengali jika angka Excel dalam ribuan/jutaan (bawaan 1), atau rujukan sel teks pembulatan seperti </w:t>
+            </w:r>
+            <w:r>
+              <w:rPr>
+                <w:rFonts w:ascii="Courier New" w:cs="Courier New" w:eastAsia="Courier New" w:hAnsi="Courier New"/>
+                <w:color w:val="1D2433"/>
+                <w:sz w:val="19"/>
+                <w:szCs w:val="19"/>
+              </w:rPr>
+              <w:t xml:space="preserve">1000000!B31</w:t>
+            </w:r>
+            <w:r>
+              <w:rPr>
+                <w:b w:val="false"/>
+                <w:bCs w:val="false"/>
+                <w:sz w:val="19"/>
+                <w:szCs w:val="19"/>
+              </w:rPr>
+              <w:t xml:space="preserve"> (XBRL IDX).</w:t>
             </w:r>
           </w:p>
         </w:tc>
@@ -6429,7 +6498,7 @@
                 <w:sz w:val="19"/>
                 <w:szCs w:val="19"/>
               </w:rPr>
-              <w:t xml:space="preserve">1</w:t>
+              <w:t xml:space="preserve">1 / 1000000!B31</w:t>
             </w:r>
           </w:p>
         </w:tc>
@@ -8438,7 +8507,7 @@
                 <w:sz w:val="19"/>
                 <w:szCs w:val="19"/>
               </w:rPr>
-              <w:t xml:space="preserve">Awalan nama file.</w:t>
+              <w:t xml:space="preserve">Kode di nama file (bagian kedua).</w:t>
             </w:r>
           </w:p>
         </w:tc>
@@ -8466,7 +8535,7 @@
                 <w:sz w:val="19"/>
                 <w:szCs w:val="19"/>
               </w:rPr>
-              <w:t xml:space="preserve">AAAA</w:t>
+              <w:t xml:space="preserve">TLKM</w:t>
             </w:r>
           </w:p>
         </w:tc>
@@ -9757,7 +9826,7 @@
                 <w:sz w:val="19"/>
                 <w:szCs w:val="19"/>
               </w:rPr>
-              <w:t xml:space="preserve">awalan + tahun</w:t>
+              <w:t xml:space="preserve">JENIS_KODE_...</w:t>
             </w:r>
           </w:p>
         </w:tc>
@@ -9794,6 +9863,24 @@
                 <w:sz w:val="19"/>
                 <w:szCs w:val="19"/>
               </w:rPr>
+              <w:t xml:space="preserve">doc_type</w:t>
+            </w:r>
+            <w:r>
+              <w:rPr>
+                <w:b w:val="false"/>
+                <w:bCs w:val="false"/>
+                <w:sz w:val="19"/>
+                <w:szCs w:val="19"/>
+              </w:rPr>
+              <w:t xml:space="preserve">, </w:t>
+            </w:r>
+            <w:r>
+              <w:rPr>
+                <w:rFonts w:ascii="Courier New" w:cs="Courier New" w:eastAsia="Courier New" w:hAnsi="Courier New"/>
+                <w:color w:val="1D2433"/>
+                <w:sz w:val="19"/>
+                <w:szCs w:val="19"/>
+              </w:rPr>
               <w:t xml:space="preserve">entity_id</w:t>
             </w:r>
             <w:r>
@@ -9803,7 +9890,7 @@
                 <w:sz w:val="19"/>
                 <w:szCs w:val="19"/>
               </w:rPr>
-              <w:t xml:space="preserve">, </w:t>
+              <w:t xml:space="preserve">, dan </w:t>
             </w:r>
             <w:r>
               <w:rPr>
@@ -9821,25 +9908,93 @@
                 <w:sz w:val="19"/>
                 <w:szCs w:val="19"/>
               </w:rPr>
-              <w:t xml:space="preserve">, dan opsional </w:t>
-            </w:r>
-            <w:r>
-              <w:rPr>
-                <w:rFonts w:ascii="Courier New" w:cs="Courier New" w:eastAsia="Courier New" w:hAnsi="Courier New"/>
-                <w:color w:val="1D2433"/>
-                <w:sz w:val="19"/>
-                <w:szCs w:val="19"/>
-              </w:rPr>
-              <w:t xml:space="preserve">doc_type</w:t>
-            </w:r>
-            <w:r>
-              <w:rPr>
-                <w:b w:val="false"/>
-                <w:bCs w:val="false"/>
-                <w:sz w:val="19"/>
-                <w:szCs w:val="19"/>
-              </w:rPr>
               <w:t xml:space="preserve"> dari nama file.</w:t>
+            </w:r>
+          </w:p>
+        </w:tc>
+      </w:tr>
+      <w:tr>
+        <w:tc>
+          <w:tcPr>
+            <w:tcW w:type="dxa" w:w="3430"/>
+            <w:tcBorders>
+              <w:top w:val="single" w:color="C9D1DC" w:sz="4"/>
+              <w:left w:val="single" w:color="C9D1DC" w:sz="4"/>
+              <w:bottom w:val="single" w:color="C9D1DC" w:sz="4"/>
+              <w:right w:val="single" w:color="C9D1DC" w:sz="4"/>
+            </w:tcBorders>
+            <w:tcMar>
+              <w:top w:type="dxa" w:w="60"/>
+              <w:left w:type="dxa" w:w="100"/>
+              <w:bottom w:type="dxa" w:w="60"/>
+              <w:right w:type="dxa" w:w="100"/>
+            </w:tcMar>
+          </w:tcPr>
+          <w:p>
+            <w:r>
+              <w:rPr>
+                <w:rFonts w:ascii="Courier New" w:cs="Courier New" w:eastAsia="Courier New" w:hAnsi="Courier New"/>
+                <w:color w:val="1D2433"/>
+                <w:sz w:val="19"/>
+                <w:szCs w:val="19"/>
+              </w:rPr>
+              <w:t xml:space="preserve">entitas.kunci_pasangan</w:t>
+            </w:r>
+          </w:p>
+        </w:tc>
+        <w:tc>
+          <w:tcPr>
+            <w:tcW w:type="dxa" w:w="1444"/>
+            <w:tcBorders>
+              <w:top w:val="single" w:color="C9D1DC" w:sz="4"/>
+              <w:left w:val="single" w:color="C9D1DC" w:sz="4"/>
+              <w:bottom w:val="single" w:color="C9D1DC" w:sz="4"/>
+              <w:right w:val="single" w:color="C9D1DC" w:sz="4"/>
+            </w:tcBorders>
+            <w:tcMar>
+              <w:top w:type="dxa" w:w="60"/>
+              <w:left w:type="dxa" w:w="100"/>
+              <w:bottom w:type="dxa" w:w="60"/>
+              <w:right w:type="dxa" w:w="100"/>
+            </w:tcMar>
+          </w:tcPr>
+          <w:p>
+            <w:r>
+              <w:rPr>
+                <w:b w:val="false"/>
+                <w:bCs w:val="false"/>
+                <w:sz w:val="19"/>
+                <w:szCs w:val="19"/>
+              </w:rPr>
+              <w:t xml:space="preserve">nama_file</w:t>
+            </w:r>
+          </w:p>
+        </w:tc>
+        <w:tc>
+          <w:tcPr>
+            <w:tcW w:type="dxa" w:w="4152"/>
+            <w:tcBorders>
+              <w:top w:val="single" w:color="C9D1DC" w:sz="4"/>
+              <w:left w:val="single" w:color="C9D1DC" w:sz="4"/>
+              <w:bottom w:val="single" w:color="C9D1DC" w:sz="4"/>
+              <w:right w:val="single" w:color="C9D1DC" w:sz="4"/>
+            </w:tcBorders>
+            <w:tcMar>
+              <w:top w:type="dxa" w:w="60"/>
+              <w:left w:type="dxa" w:w="100"/>
+              <w:bottom w:type="dxa" w:w="60"/>
+              <w:right w:type="dxa" w:w="100"/>
+            </w:tcMar>
+          </w:tcPr>
+          <w:p>
+            <w:r>
+              <w:rPr>
+                <w:b w:val="false"/>
+                <w:bCs w:val="false"/>
+                <w:sz w:val="19"/>
+                <w:szCs w:val="19"/>
+              </w:rPr>
+              <w:t xml:space="preserve">PDF dan Excel dengan nama file sama dipasangkan.</w:t>
             </w:r>
           </w:p>
         </w:tc>
@@ -11571,25 +11726,7 @@
                 <w:sz w:val="19"/>
                 <w:szCs w:val="19"/>
               </w:rPr>
-              <w:t xml:space="preserve">Identitas entitas: </w:t>
-            </w:r>
-            <w:r>
-              <w:rPr>
-                <w:rFonts w:ascii="Courier New" w:cs="Courier New" w:eastAsia="Courier New" w:hAnsi="Courier New"/>
-                <w:color w:val="1D2433"/>
-                <w:sz w:val="19"/>
-                <w:szCs w:val="19"/>
-              </w:rPr>
-              <w:t xml:space="preserve">entity_id|doc_type|tahun</w:t>
-            </w:r>
-            <w:r>
-              <w:rPr>
-                <w:b w:val="false"/>
-                <w:bCs w:val="false"/>
-                <w:sz w:val="19"/>
-                <w:szCs w:val="19"/>
-              </w:rPr>
-              <w:t xml:space="preserve">.</w:t>
+              <w:t xml:space="preserve">Identitas entitas: nama file tanpa ekstensi.</w:t>
             </w:r>
           </w:p>
         </w:tc>

--- a/docs/Instruksi_SIKULI.docx
+++ b/docs/Instruksi_SIKULI.docx
@@ -154,7 +154,7 @@
           <w:sz w:val="24"/>
           <w:szCs w:val="24"/>
         </w:rPr>
-        <w:t xml:space="preserve">5. File rules (folder rules/)</w:t>
+        <w:t xml:space="preserve">5. Rules: satu file Extraction_Rules.xlsx</w:t>
       </w:r>
     </w:p>
     <w:p>
@@ -356,10 +356,10 @@
           <w:sz w:val="20"/>
           <w:szCs w:val="20"/>
         </w:rPr>
-        <w:t xml:space="preserve">sheet_config.csv</w:t>
-      </w:r>
-      <w:r>
-        <w:t xml:space="preserve">, label dipetakan ke kode akun.</w:t>
+        <w:t xml:space="preserve">config/sheet_config.csv</w:t>
+      </w:r>
+      <w:r>
+        <w:t xml:space="preserve">, label dipetakan ke kode akun (field_key).</w:t>
       </w:r>
     </w:p>
     <w:p>
@@ -897,25 +897,7 @@
                 <w:sz w:val="19"/>
                 <w:szCs w:val="19"/>
               </w:rPr>
-              <w:t xml:space="preserve">Claude membaca PDF langsung (termasuk PDF hasil scan), menentukan halaman dan satuan tiap seksi, lalu menyalin angka akun sesuai </w:t>
-            </w:r>
-            <w:r>
-              <w:rPr>
-                <w:rFonts w:ascii="Courier New" w:cs="Courier New" w:eastAsia="Courier New" w:hAnsi="Courier New"/>
-                <w:color w:val="1D2433"/>
-                <w:sz w:val="19"/>
-                <w:szCs w:val="19"/>
-              </w:rPr>
-              <w:t xml:space="preserve">rules_akun.csv</w:t>
-            </w:r>
-            <w:r>
-              <w:rPr>
-                <w:b w:val="false"/>
-                <w:bCs w:val="false"/>
-                <w:sz w:val="19"/>
-                <w:szCs w:val="19"/>
-              </w:rPr>
-              <w:t xml:space="preserve">.</w:t>
+              <w:t xml:space="preserve">Claude membaca PDF langsung (termasuk PDF hasil scan), menentukan halaman dan satuan tiap seksi, lalu menyalin angka akun sesuai sheet Master.</w:t>
             </w:r>
           </w:p>
         </w:tc>
@@ -3195,7 +3177,7 @@
                 <w:sz w:val="19"/>
                 <w:szCs w:val="19"/>
               </w:rPr>
-              <w:t xml:space="preserve">mapping_seksi.csv</w:t>
+              <w:t xml:space="preserve">config/mapping_seksi.csv</w:t>
             </w:r>
             <w:r>
               <w:rPr>
@@ -3320,61 +3302,7 @@
                 <w:sz w:val="19"/>
                 <w:szCs w:val="19"/>
               </w:rPr>
-              <w:t xml:space="preserve">Label baris dicocokkan dengan </w:t>
-            </w:r>
-            <w:r>
-              <w:rPr>
-                <w:rFonts w:ascii="Courier New" w:cs="Courier New" w:eastAsia="Courier New" w:hAnsi="Courier New"/>
-                <w:color w:val="1D2433"/>
-                <w:sz w:val="19"/>
-                <w:szCs w:val="19"/>
-              </w:rPr>
-              <w:t xml:space="preserve">nama_akun</w:t>
-            </w:r>
-            <w:r>
-              <w:rPr>
-                <w:b w:val="false"/>
-                <w:bCs w:val="false"/>
-                <w:sz w:val="19"/>
-                <w:szCs w:val="19"/>
-              </w:rPr>
-              <w:t xml:space="preserve">/</w:t>
-            </w:r>
-            <w:r>
-              <w:rPr>
-                <w:rFonts w:ascii="Courier New" w:cs="Courier New" w:eastAsia="Courier New" w:hAnsi="Courier New"/>
-                <w:color w:val="1D2433"/>
-                <w:sz w:val="19"/>
-                <w:szCs w:val="19"/>
-              </w:rPr>
-              <w:t xml:space="preserve">sinonim</w:t>
-            </w:r>
-            <w:r>
-              <w:rPr>
-                <w:b w:val="false"/>
-                <w:bCs w:val="false"/>
-                <w:sz w:val="19"/>
-                <w:szCs w:val="19"/>
-              </w:rPr>
-              <w:t xml:space="preserve"> di </w:t>
-            </w:r>
-            <w:r>
-              <w:rPr>
-                <w:rFonts w:ascii="Courier New" w:cs="Courier New" w:eastAsia="Courier New" w:hAnsi="Courier New"/>
-                <w:color w:val="1D2433"/>
-                <w:sz w:val="19"/>
-                <w:szCs w:val="19"/>
-              </w:rPr>
-              <w:t xml:space="preserve">rules_akun.csv</w:t>
-            </w:r>
-            <w:r>
-              <w:rPr>
-                <w:b w:val="false"/>
-                <w:bCs w:val="false"/>
-                <w:sz w:val="19"/>
-                <w:szCs w:val="19"/>
-              </w:rPr>
-              <w:t xml:space="preserve">. Angka pertama = tahun berjalan, angka kedua = tahun lalu. Nomor catatan diabaikan; angka dalam kurung dibaca negatif; tanda "-" dibaca nol.</w:t>
+              <w:t xml:space="preserve">Label baris dicocokkan dengan nama akun dan alias di sheet Master. Angka pertama = tahun berjalan, angka kedua = tahun lalu. Nomor catatan diabaikan; angka dalam kurung dibaca negatif; tanda "-" dibaca nol.</w:t>
             </w:r>
           </w:p>
         </w:tc>
@@ -3540,7 +3468,7 @@
           <w:sz w:val="20"/>
           <w:szCs w:val="20"/>
         </w:rPr>
-        <w:t xml:space="preserve">sheet_config.csv</w:t>
+        <w:t xml:space="preserve">config/sheet_config.csv</w:t>
       </w:r>
       <w:r>
         <w:t xml:space="preserve">, misalnya:</w:t>
@@ -3593,19 +3521,7 @@
         <w:t xml:space="preserve">Laporan Posisi Keuangan</w:t>
       </w:r>
       <w:r>
-        <w:t xml:space="preserve">; nama akun di kolom A, angka 2025 di kolom B, angka 2024 di kolom C, data mulai baris 9. Label di kolom A lalu dicocokkan dengan </w:t>
-      </w:r>
-      <w:r>
-        <w:rPr>
-          <w:rFonts w:ascii="Courier New" w:cs="Courier New" w:eastAsia="Courier New" w:hAnsi="Courier New"/>
-          <w:color w:val="1D2433"/>
-          <w:sz w:val="20"/>
-          <w:szCs w:val="20"/>
-        </w:rPr>
-        <w:t xml:space="preserve">rules_akun.csv</w:t>
-      </w:r>
-      <w:r>
-        <w:t xml:space="preserve"> untuk mendapatkan kode akun. Template MI memakai kolom D (label) dan G/H (angka) mulai baris 16; template XBRL IDX (EPP) memakai sheet </w:t>
+        <w:t xml:space="preserve">; nama akun di kolom A, angka 2025 di kolom B, angka 2024 di kolom C, data mulai baris 9. Label di kolom A lalu dicocokkan dengan sheet Master untuk mendapatkan kode akun (field_key). Template MI memakai kolom D (label) dan G/H (angka) mulai baris 16; template XBRL IDX (EPP) memakai sheet </w:t>
       </w:r>
       <w:r>
         <w:rPr>
@@ -3638,7 +3554,7 @@
         <w:pageBreakBefore/>
       </w:pPr>
       <w:r>
-        <w:t xml:space="preserve">5. File rules (folder rules/)</w:t>
+        <w:t xml:space="preserve">5. Rules: satu file Extraction_Rules.xlsx</w:t>
       </w:r>
     </w:p>
     <w:p>
@@ -3646,27 +3562,17 @@
         <w:spacing w:after="120"/>
       </w:pPr>
       <w:r>
-        <w:t xml:space="preserve">Semua file rules berformat </w:t>
+        <w:t xml:space="preserve">Semua rules akun ada di </w:t>
       </w:r>
       <w:r>
         <w:rPr>
           <w:b/>
           <w:bCs/>
         </w:rPr>
-        <w:t xml:space="preserve">CSV UTF-8</w:t>
-      </w:r>
-      <w:r>
-        <w:t xml:space="preserve"> dengan baris judul. Kolom dibaca berdasarkan </w:t>
-      </w:r>
-      <w:r>
-        <w:rPr>
-          <w:b/>
-          <w:bCs/>
-        </w:rPr>
-        <w:t xml:space="preserve">nama</w:t>
-      </w:r>
-      <w:r>
-        <w:t xml:space="preserve">, sehingga urutan kolom bebas dan kolom tambahan diabaikan. Kolom </w:t>
+        <w:t xml:space="preserve">satu file</w:t>
+      </w:r>
+      <w:r>
+        <w:t xml:space="preserve">: </w:t>
       </w:r>
       <w:r>
         <w:rPr>
@@ -3675,10 +3581,20 @@
           <w:sz w:val="20"/>
           <w:szCs w:val="20"/>
         </w:rPr>
-        <w:t xml:space="preserve">aktif</w:t>
-      </w:r>
-      <w:r>
-        <w:t xml:space="preserve"> (opsional) berisi </w:t>
+        <w:t xml:space="preserve">rules/Extraction_Rules.xlsx</w:t>
+      </w:r>
+      <w:r>
+        <w:t xml:space="preserve">, sheet </w:t>
+      </w:r>
+      <w:r>
+        <w:rPr>
+          <w:b/>
+          <w:bCs/>
+        </w:rPr>
+        <w:t xml:space="preserve">Master</w:t>
+      </w:r>
+      <w:r>
+        <w:t xml:space="preserve">. Satu baris = satu akun yang diekstrak dan dibandingkan. Untuk mengubah rules: unduh file dari GitHub, ubah di Excel, lalu unggah kembali ke folder </w:t>
       </w:r>
       <w:r>
         <w:rPr>
@@ -3687,582 +3603,10 @@
           <w:sz w:val="20"/>
           <w:szCs w:val="20"/>
         </w:rPr>
-        <w:t xml:space="preserve">1</w:t>
-      </w:r>
-      <w:r>
-        <w:t xml:space="preserve"> atau </w:t>
-      </w:r>
-      <w:r>
-        <w:rPr>
-          <w:rFonts w:ascii="Courier New" w:cs="Courier New" w:eastAsia="Courier New" w:hAnsi="Courier New"/>
-          <w:color w:val="1D2433"/>
-          <w:sz w:val="20"/>
-          <w:szCs w:val="20"/>
-        </w:rPr>
-        <w:t xml:space="preserve">0</w:t>
-      </w:r>
-      <w:r>
-        <w:t xml:space="preserve">; </w:t>
-      </w:r>
-      <w:r>
-        <w:rPr>
-          <w:rFonts w:ascii="Courier New" w:cs="Courier New" w:eastAsia="Courier New" w:hAnsi="Courier New"/>
-          <w:color w:val="1D2433"/>
-          <w:sz w:val="20"/>
-          <w:szCs w:val="20"/>
-        </w:rPr>
-        <w:t xml:space="preserve">0</w:t>
-      </w:r>
-      <w:r>
-        <w:t xml:space="preserve"> berarti baris diabaikan tanpa harus dihapus. Jika rules tidak valid, workflow gagal dan menyebutkan baris yang bermasalah.</w:t>
-      </w:r>
-    </w:p>
-    <w:tbl>
-      <w:tblPr>
-        <w:tblW w:type="dxa" w:w="9026"/>
-        <w:tblBorders>
-          <w:top w:val="single" w:color="auto" w:sz="4"/>
-          <w:left w:val="single" w:color="auto" w:sz="4"/>
-          <w:bottom w:val="single" w:color="auto" w:sz="4"/>
-          <w:right w:val="single" w:color="auto" w:sz="4"/>
-          <w:insideH w:val="single" w:color="auto" w:sz="4"/>
-          <w:insideV w:val="single" w:color="auto" w:sz="4"/>
-        </w:tblBorders>
-      </w:tblPr>
-      <w:tblGrid>
-        <w:gridCol w:w="2888"/>
-        <w:gridCol w:w="1625"/>
-        <w:gridCol w:w="4513"/>
-      </w:tblGrid>
-      <w:tr>
-        <w:trPr>
-          <w:tblHeader/>
-        </w:trPr>
-        <w:tc>
-          <w:tcPr>
-            <w:tcW w:type="dxa" w:w="2888"/>
-            <w:tcBorders>
-              <w:top w:val="single" w:color="C9D1DC" w:sz="4"/>
-              <w:left w:val="single" w:color="C9D1DC" w:sz="4"/>
-              <w:bottom w:val="single" w:color="C9D1DC" w:sz="4"/>
-              <w:right w:val="single" w:color="C9D1DC" w:sz="4"/>
-            </w:tcBorders>
-            <w:shd w:fill="DCE9F2" w:color="auto" w:val="clear"/>
-            <w:tcMar>
-              <w:top w:type="dxa" w:w="60"/>
-              <w:left w:type="dxa" w:w="100"/>
-              <w:bottom w:type="dxa" w:w="60"/>
-              <w:right w:type="dxa" w:w="100"/>
-            </w:tcMar>
-          </w:tcPr>
-          <w:p>
-            <w:r>
-              <w:rPr>
-                <w:b/>
-                <w:bCs/>
-                <w:sz w:val="19"/>
-                <w:szCs w:val="19"/>
-              </w:rPr>
-              <w:t xml:space="preserve">File</w:t>
-            </w:r>
-          </w:p>
-        </w:tc>
-        <w:tc>
-          <w:tcPr>
-            <w:tcW w:type="dxa" w:w="1625"/>
-            <w:tcBorders>
-              <w:top w:val="single" w:color="C9D1DC" w:sz="4"/>
-              <w:left w:val="single" w:color="C9D1DC" w:sz="4"/>
-              <w:bottom w:val="single" w:color="C9D1DC" w:sz="4"/>
-              <w:right w:val="single" w:color="C9D1DC" w:sz="4"/>
-            </w:tcBorders>
-            <w:shd w:fill="DCE9F2" w:color="auto" w:val="clear"/>
-            <w:tcMar>
-              <w:top w:type="dxa" w:w="60"/>
-              <w:left w:type="dxa" w:w="100"/>
-              <w:bottom w:type="dxa" w:w="60"/>
-              <w:right w:type="dxa" w:w="100"/>
-            </w:tcMar>
-          </w:tcPr>
-          <w:p>
-            <w:r>
-              <w:rPr>
-                <w:b/>
-                <w:bCs/>
-                <w:sz w:val="19"/>
-                <w:szCs w:val="19"/>
-              </w:rPr>
-              <w:t xml:space="preserve">Status</w:t>
-            </w:r>
-          </w:p>
-        </w:tc>
-        <w:tc>
-          <w:tcPr>
-            <w:tcW w:type="dxa" w:w="4513"/>
-            <w:tcBorders>
-              <w:top w:val="single" w:color="C9D1DC" w:sz="4"/>
-              <w:left w:val="single" w:color="C9D1DC" w:sz="4"/>
-              <w:bottom w:val="single" w:color="C9D1DC" w:sz="4"/>
-              <w:right w:val="single" w:color="C9D1DC" w:sz="4"/>
-            </w:tcBorders>
-            <w:shd w:fill="DCE9F2" w:color="auto" w:val="clear"/>
-            <w:tcMar>
-              <w:top w:type="dxa" w:w="60"/>
-              <w:left w:type="dxa" w:w="100"/>
-              <w:bottom w:type="dxa" w:w="60"/>
-              <w:right w:type="dxa" w:w="100"/>
-            </w:tcMar>
-          </w:tcPr>
-          <w:p>
-            <w:r>
-              <w:rPr>
-                <w:b/>
-                <w:bCs/>
-                <w:sz w:val="19"/>
-                <w:szCs w:val="19"/>
-              </w:rPr>
-              <w:t xml:space="preserve">Fungsi</w:t>
-            </w:r>
-          </w:p>
-        </w:tc>
-      </w:tr>
-      <w:tr>
-        <w:tc>
-          <w:tcPr>
-            <w:tcW w:type="dxa" w:w="2888"/>
-            <w:tcBorders>
-              <w:top w:val="single" w:color="C9D1DC" w:sz="4"/>
-              <w:left w:val="single" w:color="C9D1DC" w:sz="4"/>
-              <w:bottom w:val="single" w:color="C9D1DC" w:sz="4"/>
-              <w:right w:val="single" w:color="C9D1DC" w:sz="4"/>
-            </w:tcBorders>
-            <w:tcMar>
-              <w:top w:type="dxa" w:w="60"/>
-              <w:left w:type="dxa" w:w="100"/>
-              <w:bottom w:type="dxa" w:w="60"/>
-              <w:right w:type="dxa" w:w="100"/>
-            </w:tcMar>
-          </w:tcPr>
-          <w:p>
-            <w:r>
-              <w:rPr>
-                <w:rFonts w:ascii="Courier New" w:cs="Courier New" w:eastAsia="Courier New" w:hAnsi="Courier New"/>
-                <w:color w:val="1D2433"/>
-                <w:sz w:val="19"/>
-                <w:szCs w:val="19"/>
-              </w:rPr>
-              <w:t xml:space="preserve">rules_akun.csv</w:t>
-            </w:r>
-          </w:p>
-        </w:tc>
-        <w:tc>
-          <w:tcPr>
-            <w:tcW w:type="dxa" w:w="1625"/>
-            <w:tcBorders>
-              <w:top w:val="single" w:color="C9D1DC" w:sz="4"/>
-              <w:left w:val="single" w:color="C9D1DC" w:sz="4"/>
-              <w:bottom w:val="single" w:color="C9D1DC" w:sz="4"/>
-              <w:right w:val="single" w:color="C9D1DC" w:sz="4"/>
-            </w:tcBorders>
-            <w:tcMar>
-              <w:top w:type="dxa" w:w="60"/>
-              <w:left w:type="dxa" w:w="100"/>
-              <w:bottom w:type="dxa" w:w="60"/>
-              <w:right w:type="dxa" w:w="100"/>
-            </w:tcMar>
-          </w:tcPr>
-          <w:p>
-            <w:r>
-              <w:rPr>
-                <w:b w:val="false"/>
-                <w:bCs w:val="false"/>
-                <w:sz w:val="19"/>
-                <w:szCs w:val="19"/>
-              </w:rPr>
-              <w:t xml:space="preserve">Wajib</w:t>
-            </w:r>
-          </w:p>
-        </w:tc>
-        <w:tc>
-          <w:tcPr>
-            <w:tcW w:type="dxa" w:w="4513"/>
-            <w:tcBorders>
-              <w:top w:val="single" w:color="C9D1DC" w:sz="4"/>
-              <w:left w:val="single" w:color="C9D1DC" w:sz="4"/>
-              <w:bottom w:val="single" w:color="C9D1DC" w:sz="4"/>
-              <w:right w:val="single" w:color="C9D1DC" w:sz="4"/>
-            </w:tcBorders>
-            <w:tcMar>
-              <w:top w:type="dxa" w:w="60"/>
-              <w:left w:type="dxa" w:w="100"/>
-              <w:bottom w:type="dxa" w:w="60"/>
-              <w:right w:type="dxa" w:w="100"/>
-            </w:tcMar>
-          </w:tcPr>
-          <w:p>
-            <w:r>
-              <w:rPr>
-                <w:b w:val="false"/>
-                <w:bCs w:val="false"/>
-                <w:sz w:val="19"/>
-                <w:szCs w:val="19"/>
-              </w:rPr>
-              <w:t xml:space="preserve">Daftar akun yang dibandingkan</w:t>
-            </w:r>
-          </w:p>
-        </w:tc>
-      </w:tr>
-      <w:tr>
-        <w:tc>
-          <w:tcPr>
-            <w:tcW w:type="dxa" w:w="2888"/>
-            <w:tcBorders>
-              <w:top w:val="single" w:color="C9D1DC" w:sz="4"/>
-              <w:left w:val="single" w:color="C9D1DC" w:sz="4"/>
-              <w:bottom w:val="single" w:color="C9D1DC" w:sz="4"/>
-              <w:right w:val="single" w:color="C9D1DC" w:sz="4"/>
-            </w:tcBorders>
-            <w:tcMar>
-              <w:top w:type="dxa" w:w="60"/>
-              <w:left w:type="dxa" w:w="100"/>
-              <w:bottom w:type="dxa" w:w="60"/>
-              <w:right w:type="dxa" w:w="100"/>
-            </w:tcMar>
-          </w:tcPr>
-          <w:p>
-            <w:r>
-              <w:rPr>
-                <w:rFonts w:ascii="Courier New" w:cs="Courier New" w:eastAsia="Courier New" w:hAnsi="Courier New"/>
-                <w:color w:val="1D2433"/>
-                <w:sz w:val="19"/>
-                <w:szCs w:val="19"/>
-              </w:rPr>
-              <w:t xml:space="preserve">sheet_config.csv</w:t>
-            </w:r>
-          </w:p>
-        </w:tc>
-        <w:tc>
-          <w:tcPr>
-            <w:tcW w:type="dxa" w:w="1625"/>
-            <w:tcBorders>
-              <w:top w:val="single" w:color="C9D1DC" w:sz="4"/>
-              <w:left w:val="single" w:color="C9D1DC" w:sz="4"/>
-              <w:bottom w:val="single" w:color="C9D1DC" w:sz="4"/>
-              <w:right w:val="single" w:color="C9D1DC" w:sz="4"/>
-            </w:tcBorders>
-            <w:tcMar>
-              <w:top w:type="dxa" w:w="60"/>
-              <w:left w:type="dxa" w:w="100"/>
-              <w:bottom w:type="dxa" w:w="60"/>
-              <w:right w:type="dxa" w:w="100"/>
-            </w:tcMar>
-          </w:tcPr>
-          <w:p>
-            <w:r>
-              <w:rPr>
-                <w:b w:val="false"/>
-                <w:bCs w:val="false"/>
-                <w:sz w:val="19"/>
-                <w:szCs w:val="19"/>
-              </w:rPr>
-              <w:t xml:space="preserve">Wajib</w:t>
-            </w:r>
-          </w:p>
-        </w:tc>
-        <w:tc>
-          <w:tcPr>
-            <w:tcW w:type="dxa" w:w="4513"/>
-            <w:tcBorders>
-              <w:top w:val="single" w:color="C9D1DC" w:sz="4"/>
-              <w:left w:val="single" w:color="C9D1DC" w:sz="4"/>
-              <w:bottom w:val="single" w:color="C9D1DC" w:sz="4"/>
-              <w:right w:val="single" w:color="C9D1DC" w:sz="4"/>
-            </w:tcBorders>
-            <w:tcMar>
-              <w:top w:type="dxa" w:w="60"/>
-              <w:left w:type="dxa" w:w="100"/>
-              <w:bottom w:type="dxa" w:w="60"/>
-              <w:right w:type="dxa" w:w="100"/>
-            </w:tcMar>
-          </w:tcPr>
-          <w:p>
-            <w:r>
-              <w:rPr>
-                <w:b w:val="false"/>
-                <w:bCs w:val="false"/>
-                <w:sz w:val="19"/>
-                <w:szCs w:val="19"/>
-              </w:rPr>
-              <w:t xml:space="preserve">Lokasi angka di Excel</w:t>
-            </w:r>
-          </w:p>
-        </w:tc>
-      </w:tr>
-      <w:tr>
-        <w:tc>
-          <w:tcPr>
-            <w:tcW w:type="dxa" w:w="2888"/>
-            <w:tcBorders>
-              <w:top w:val="single" w:color="C9D1DC" w:sz="4"/>
-              <w:left w:val="single" w:color="C9D1DC" w:sz="4"/>
-              <w:bottom w:val="single" w:color="C9D1DC" w:sz="4"/>
-              <w:right w:val="single" w:color="C9D1DC" w:sz="4"/>
-            </w:tcBorders>
-            <w:tcMar>
-              <w:top w:type="dxa" w:w="60"/>
-              <w:left w:type="dxa" w:w="100"/>
-              <w:bottom w:type="dxa" w:w="60"/>
-              <w:right w:type="dxa" w:w="100"/>
-            </w:tcMar>
-          </w:tcPr>
-          <w:p>
-            <w:r>
-              <w:rPr>
-                <w:rFonts w:ascii="Courier New" w:cs="Courier New" w:eastAsia="Courier New" w:hAnsi="Courier New"/>
-                <w:color w:val="1D2433"/>
-                <w:sz w:val="19"/>
-                <w:szCs w:val="19"/>
-              </w:rPr>
-              <w:t xml:space="preserve">mapping_seksi.csv</w:t>
-            </w:r>
-          </w:p>
-        </w:tc>
-        <w:tc>
-          <w:tcPr>
-            <w:tcW w:type="dxa" w:w="1625"/>
-            <w:tcBorders>
-              <w:top w:val="single" w:color="C9D1DC" w:sz="4"/>
-              <w:left w:val="single" w:color="C9D1DC" w:sz="4"/>
-              <w:bottom w:val="single" w:color="C9D1DC" w:sz="4"/>
-              <w:right w:val="single" w:color="C9D1DC" w:sz="4"/>
-            </w:tcBorders>
-            <w:tcMar>
-              <w:top w:type="dxa" w:w="60"/>
-              <w:left w:type="dxa" w:w="100"/>
-              <w:bottom w:type="dxa" w:w="60"/>
-              <w:right w:type="dxa" w:w="100"/>
-            </w:tcMar>
-          </w:tcPr>
-          <w:p>
-            <w:r>
-              <w:rPr>
-                <w:b w:val="false"/>
-                <w:bCs w:val="false"/>
-                <w:sz w:val="19"/>
-                <w:szCs w:val="19"/>
-              </w:rPr>
-              <w:t xml:space="preserve">Sudah terisi</w:t>
-            </w:r>
-          </w:p>
-        </w:tc>
-        <w:tc>
-          <w:tcPr>
-            <w:tcW w:type="dxa" w:w="4513"/>
-            <w:tcBorders>
-              <w:top w:val="single" w:color="C9D1DC" w:sz="4"/>
-              <w:left w:val="single" w:color="C9D1DC" w:sz="4"/>
-              <w:bottom w:val="single" w:color="C9D1DC" w:sz="4"/>
-              <w:right w:val="single" w:color="C9D1DC" w:sz="4"/>
-            </w:tcBorders>
-            <w:tcMar>
-              <w:top w:type="dxa" w:w="60"/>
-              <w:left w:type="dxa" w:w="100"/>
-              <w:bottom w:type="dxa" w:w="60"/>
-              <w:right w:type="dxa" w:w="100"/>
-            </w:tcMar>
-          </w:tcPr>
-          <w:p>
-            <w:r>
-              <w:rPr>
-                <w:b w:val="false"/>
-                <w:bCs w:val="false"/>
-                <w:sz w:val="19"/>
-                <w:szCs w:val="19"/>
-              </w:rPr>
-              <w:t xml:space="preserve">Pola judul seksi laporan</w:t>
-            </w:r>
-          </w:p>
-        </w:tc>
-      </w:tr>
-      <w:tr>
-        <w:tc>
-          <w:tcPr>
-            <w:tcW w:type="dxa" w:w="2888"/>
-            <w:tcBorders>
-              <w:top w:val="single" w:color="C9D1DC" w:sz="4"/>
-              <w:left w:val="single" w:color="C9D1DC" w:sz="4"/>
-              <w:bottom w:val="single" w:color="C9D1DC" w:sz="4"/>
-              <w:right w:val="single" w:color="C9D1DC" w:sz="4"/>
-            </w:tcBorders>
-            <w:tcMar>
-              <w:top w:type="dxa" w:w="60"/>
-              <w:left w:type="dxa" w:w="100"/>
-              <w:bottom w:type="dxa" w:w="60"/>
-              <w:right w:type="dxa" w:w="100"/>
-            </w:tcMar>
-          </w:tcPr>
-          <w:p>
-            <w:r>
-              <w:rPr>
-                <w:rFonts w:ascii="Courier New" w:cs="Courier New" w:eastAsia="Courier New" w:hAnsi="Courier New"/>
-                <w:color w:val="1D2433"/>
-                <w:sz w:val="19"/>
-                <w:szCs w:val="19"/>
-              </w:rPr>
-              <w:t xml:space="preserve">daftar_entitas.csv</w:t>
-            </w:r>
-          </w:p>
-        </w:tc>
-        <w:tc>
-          <w:tcPr>
-            <w:tcW w:type="dxa" w:w="1625"/>
-            <w:tcBorders>
-              <w:top w:val="single" w:color="C9D1DC" w:sz="4"/>
-              <w:left w:val="single" w:color="C9D1DC" w:sz="4"/>
-              <w:bottom w:val="single" w:color="C9D1DC" w:sz="4"/>
-              <w:right w:val="single" w:color="C9D1DC" w:sz="4"/>
-            </w:tcBorders>
-            <w:tcMar>
-              <w:top w:type="dxa" w:w="60"/>
-              <w:left w:type="dxa" w:w="100"/>
-              <w:bottom w:type="dxa" w:w="60"/>
-              <w:right w:type="dxa" w:w="100"/>
-            </w:tcMar>
-          </w:tcPr>
-          <w:p>
-            <w:r>
-              <w:rPr>
-                <w:b w:val="false"/>
-                <w:bCs w:val="false"/>
-                <w:sz w:val="19"/>
-                <w:szCs w:val="19"/>
-              </w:rPr>
-              <w:t xml:space="preserve">Wajib*</w:t>
-            </w:r>
-          </w:p>
-        </w:tc>
-        <w:tc>
-          <w:tcPr>
-            <w:tcW w:type="dxa" w:w="4513"/>
-            <w:tcBorders>
-              <w:top w:val="single" w:color="C9D1DC" w:sz="4"/>
-              <w:left w:val="single" w:color="C9D1DC" w:sz="4"/>
-              <w:bottom w:val="single" w:color="C9D1DC" w:sz="4"/>
-              <w:right w:val="single" w:color="C9D1DC" w:sz="4"/>
-            </w:tcBorders>
-            <w:tcMar>
-              <w:top w:type="dxa" w:w="60"/>
-              <w:left w:type="dxa" w:w="100"/>
-              <w:bottom w:type="dxa" w:w="60"/>
-              <w:right w:type="dxa" w:w="100"/>
-            </w:tcMar>
-          </w:tcPr>
-          <w:p>
-            <w:r>
-              <w:rPr>
-                <w:b w:val="false"/>
-                <w:bCs w:val="false"/>
-                <w:sz w:val="19"/>
-                <w:szCs w:val="19"/>
-              </w:rPr>
-              <w:t xml:space="preserve">Awalan nama file → jenis entitas</w:t>
-            </w:r>
-          </w:p>
-        </w:tc>
-      </w:tr>
-      <w:tr>
-        <w:tc>
-          <w:tcPr>
-            <w:tcW w:type="dxa" w:w="2888"/>
-            <w:tcBorders>
-              <w:top w:val="single" w:color="C9D1DC" w:sz="4"/>
-              <w:left w:val="single" w:color="C9D1DC" w:sz="4"/>
-              <w:bottom w:val="single" w:color="C9D1DC" w:sz="4"/>
-              <w:right w:val="single" w:color="C9D1DC" w:sz="4"/>
-            </w:tcBorders>
-            <w:tcMar>
-              <w:top w:type="dxa" w:w="60"/>
-              <w:left w:type="dxa" w:w="100"/>
-              <w:bottom w:type="dxa" w:w="60"/>
-              <w:right w:type="dxa" w:w="100"/>
-            </w:tcMar>
-          </w:tcPr>
-          <w:p>
-            <w:r>
-              <w:rPr>
-                <w:rFonts w:ascii="Courier New" w:cs="Courier New" w:eastAsia="Courier New" w:hAnsi="Courier New"/>
-                <w:color w:val="1D2433"/>
-                <w:sz w:val="19"/>
-                <w:szCs w:val="19"/>
-              </w:rPr>
-              <w:t xml:space="preserve">mapping_akun_excel.csv</w:t>
-            </w:r>
-          </w:p>
-        </w:tc>
-        <w:tc>
-          <w:tcPr>
-            <w:tcW w:type="dxa" w:w="1625"/>
-            <w:tcBorders>
-              <w:top w:val="single" w:color="C9D1DC" w:sz="4"/>
-              <w:left w:val="single" w:color="C9D1DC" w:sz="4"/>
-              <w:bottom w:val="single" w:color="C9D1DC" w:sz="4"/>
-              <w:right w:val="single" w:color="C9D1DC" w:sz="4"/>
-            </w:tcBorders>
-            <w:tcMar>
-              <w:top w:type="dxa" w:w="60"/>
-              <w:left w:type="dxa" w:w="100"/>
-              <w:bottom w:type="dxa" w:w="60"/>
-              <w:right w:type="dxa" w:w="100"/>
-            </w:tcMar>
-          </w:tcPr>
-          <w:p>
-            <w:r>
-              <w:rPr>
-                <w:b w:val="false"/>
-                <w:bCs w:val="false"/>
-                <w:sz w:val="19"/>
-                <w:szCs w:val="19"/>
-              </w:rPr>
-              <w:t xml:space="preserve">Opsional</w:t>
-            </w:r>
-          </w:p>
-        </w:tc>
-        <w:tc>
-          <w:tcPr>
-            <w:tcW w:type="dxa" w:w="4513"/>
-            <w:tcBorders>
-              <w:top w:val="single" w:color="C9D1DC" w:sz="4"/>
-              <w:left w:val="single" w:color="C9D1DC" w:sz="4"/>
-              <w:bottom w:val="single" w:color="C9D1DC" w:sz="4"/>
-              <w:right w:val="single" w:color="C9D1DC" w:sz="4"/>
-            </w:tcBorders>
-            <w:tcMar>
-              <w:top w:type="dxa" w:w="60"/>
-              <w:left w:type="dxa" w:w="100"/>
-              <w:bottom w:type="dxa" w:w="60"/>
-              <w:right w:type="dxa" w:w="100"/>
-            </w:tcMar>
-          </w:tcPr>
-          <w:p>
-            <w:r>
-              <w:rPr>
-                <w:b w:val="false"/>
-                <w:bCs w:val="false"/>
-                <w:sz w:val="19"/>
-                <w:szCs w:val="19"/>
-              </w:rPr>
-              <w:t xml:space="preserve">Label Excel khusus → kode akun</w:t>
-            </w:r>
-          </w:p>
-        </w:tc>
-      </w:tr>
-    </w:tbl>
-    <w:p>
-      <w:pPr>
-        <w:spacing w:after="120" w:before="60"/>
-      </w:pPr>
-      <w:r>
-        <w:t xml:space="preserve">* Wajib jika jenis entitas tidak tertulis di nama file.</w:t>
+        <w:t xml:space="preserve">rules/</w:t>
+      </w:r>
+      <w:r>
+        <w:t xml:space="preserve"> (Add file → Upload files). Workflow berjalan otomatis setelah file diunggah. Jika rules tidak valid, workflow gagal dan menyebutkan baris yang bermasalah.</w:t>
       </w:r>
     </w:p>
     <w:p>
@@ -4270,15 +3614,7 @@
         <w:pStyle w:val="Heading2"/>
       </w:pPr>
       <w:r>
-        <w:t xml:space="preserve">5.1 rules_akun.csv: daftar akun</w:t>
-      </w:r>
-    </w:p>
-    <w:p>
-      <w:pPr>
-        <w:spacing w:after="120"/>
-      </w:pPr>
-      <w:r>
-        <w:t xml:space="preserve">Satu baris = satu akun yang ingin dibandingkan. File ini paling penting karena menentukan akun apa yang dicari di PDF dan dipetakan dari Excel.</w:t>
+        <w:t xml:space="preserve">5.1 Kolom sheet Master</w:t>
       </w:r>
     </w:p>
     <w:tbl>
@@ -4445,7 +3781,7 @@
                 <w:sz w:val="19"/>
                 <w:szCs w:val="19"/>
               </w:rPr>
-              <w:t xml:space="preserve">doc_type</w:t>
+              <w:t xml:space="preserve">no</w:t>
             </w:r>
           </w:p>
         </w:tc>
@@ -4465,17 +3801,7 @@
               <w:right w:type="dxa" w:w="100"/>
             </w:tcMar>
           </w:tcPr>
-          <w:p>
-            <w:r>
-              <w:rPr>
-                <w:b w:val="false"/>
-                <w:bCs w:val="false"/>
-                <w:sz w:val="19"/>
-                <w:szCs w:val="19"/>
-              </w:rPr>
-              <w:t xml:space="preserve">Ya</w:t>
-            </w:r>
-          </w:p>
+          <w:p/>
         </w:tc>
         <w:tc>
           <w:tcPr>
@@ -4501,8 +3827,57 @@
                 <w:sz w:val="19"/>
                 <w:szCs w:val="19"/>
               </w:rPr>
-              <w:t xml:space="preserve">Jenis entitas yang memakai akun ini. Bisa satu (</w:t>
-            </w:r>
+              <w:t xml:space="preserve">Nomor urut, untuk rujukan.</w:t>
+            </w:r>
+          </w:p>
+        </w:tc>
+        <w:tc>
+          <w:tcPr>
+            <w:tcW w:type="dxa" w:w="2257"/>
+            <w:tcBorders>
+              <w:top w:val="single" w:color="C9D1DC" w:sz="4"/>
+              <w:left w:val="single" w:color="C9D1DC" w:sz="4"/>
+              <w:bottom w:val="single" w:color="C9D1DC" w:sz="4"/>
+              <w:right w:val="single" w:color="C9D1DC" w:sz="4"/>
+            </w:tcBorders>
+            <w:tcMar>
+              <w:top w:type="dxa" w:w="60"/>
+              <w:left w:type="dxa" w:w="100"/>
+              <w:bottom w:type="dxa" w:w="60"/>
+              <w:right w:type="dxa" w:w="100"/>
+            </w:tcMar>
+          </w:tcPr>
+          <w:p>
+            <w:r>
+              <w:rPr>
+                <w:b w:val="false"/>
+                <w:bCs w:val="false"/>
+                <w:sz w:val="19"/>
+                <w:szCs w:val="19"/>
+              </w:rPr>
+              <w:t xml:space="preserve">1</w:t>
+            </w:r>
+          </w:p>
+        </w:tc>
+      </w:tr>
+      <w:tr>
+        <w:tc>
+          <w:tcPr>
+            <w:tcW w:type="dxa" w:w="1805"/>
+            <w:tcBorders>
+              <w:top w:val="single" w:color="C9D1DC" w:sz="4"/>
+              <w:left w:val="single" w:color="C9D1DC" w:sz="4"/>
+              <w:bottom w:val="single" w:color="C9D1DC" w:sz="4"/>
+              <w:right w:val="single" w:color="C9D1DC" w:sz="4"/>
+            </w:tcBorders>
+            <w:tcMar>
+              <w:top w:type="dxa" w:w="60"/>
+              <w:left w:type="dxa" w:w="100"/>
+              <w:bottom w:type="dxa" w:w="60"/>
+              <w:right w:type="dxa" w:w="100"/>
+            </w:tcMar>
+          </w:tcPr>
+          <w:p>
             <w:r>
               <w:rPr>
                 <w:rFonts w:ascii="Courier New" w:cs="Courier New" w:eastAsia="Courier New" w:hAnsi="Courier New"/>
@@ -4510,16 +3885,63 @@
                 <w:sz w:val="19"/>
                 <w:szCs w:val="19"/>
               </w:rPr>
-              <w:t xml:space="preserve">EPP</w:t>
-            </w:r>
-            <w:r>
-              <w:rPr>
-                <w:b w:val="false"/>
-                <w:bCs w:val="false"/>
-                <w:sz w:val="19"/>
-                <w:szCs w:val="19"/>
-              </w:rPr>
-              <w:t xml:space="preserve">), gabungan (</w:t>
+              <w:t xml:space="preserve">entitas</w:t>
+            </w:r>
+          </w:p>
+        </w:tc>
+        <w:tc>
+          <w:tcPr>
+            <w:tcW w:type="dxa" w:w="812"/>
+            <w:tcBorders>
+              <w:top w:val="single" w:color="C9D1DC" w:sz="4"/>
+              <w:left w:val="single" w:color="C9D1DC" w:sz="4"/>
+              <w:bottom w:val="single" w:color="C9D1DC" w:sz="4"/>
+              <w:right w:val="single" w:color="C9D1DC" w:sz="4"/>
+            </w:tcBorders>
+            <w:tcMar>
+              <w:top w:type="dxa" w:w="60"/>
+              <w:left w:type="dxa" w:w="100"/>
+              <w:bottom w:type="dxa" w:w="60"/>
+              <w:right w:type="dxa" w:w="100"/>
+            </w:tcMar>
+          </w:tcPr>
+          <w:p>
+            <w:r>
+              <w:rPr>
+                <w:b w:val="false"/>
+                <w:bCs w:val="false"/>
+                <w:sz w:val="19"/>
+                <w:szCs w:val="19"/>
+              </w:rPr>
+              <w:t xml:space="preserve">Ya</w:t>
+            </w:r>
+          </w:p>
+        </w:tc>
+        <w:tc>
+          <w:tcPr>
+            <w:tcW w:type="dxa" w:w="4152"/>
+            <w:tcBorders>
+              <w:top w:val="single" w:color="C9D1DC" w:sz="4"/>
+              <w:left w:val="single" w:color="C9D1DC" w:sz="4"/>
+              <w:bottom w:val="single" w:color="C9D1DC" w:sz="4"/>
+              <w:right w:val="single" w:color="C9D1DC" w:sz="4"/>
+            </w:tcBorders>
+            <w:tcMar>
+              <w:top w:type="dxa" w:w="60"/>
+              <w:left w:type="dxa" w:w="100"/>
+              <w:bottom w:type="dxa" w:w="60"/>
+              <w:right w:type="dxa" w:w="100"/>
+            </w:tcMar>
+          </w:tcPr>
+          <w:p>
+            <w:r>
+              <w:rPr>
+                <w:b w:val="false"/>
+                <w:bCs w:val="false"/>
+                <w:sz w:val="19"/>
+                <w:szCs w:val="19"/>
+              </w:rPr>
+              <w:t xml:space="preserve">Jenis entitas pemakai akun: </w:t>
             </w:r>
             <w:r>
               <w:rPr>
@@ -4528,16 +3950,16 @@
                 <w:sz w:val="19"/>
                 <w:szCs w:val="19"/>
               </w:rPr>
-              <w:t xml:space="preserve">EPP,MI</w:t>
-            </w:r>
-            <w:r>
-              <w:rPr>
-                <w:b w:val="false"/>
-                <w:bCs w:val="false"/>
-                <w:sz w:val="19"/>
-                <w:szCs w:val="19"/>
-              </w:rPr>
-              <w:t xml:space="preserve">), atau </w:t>
+              <w:t xml:space="preserve">EPP</w:t>
+            </w:r>
+            <w:r>
+              <w:rPr>
+                <w:b w:val="false"/>
+                <w:bCs w:val="false"/>
+                <w:sz w:val="19"/>
+                <w:szCs w:val="19"/>
+              </w:rPr>
+              <w:t xml:space="preserve">, </w:t>
             </w:r>
             <w:r>
               <w:rPr>
@@ -4546,16 +3968,52 @@
                 <w:sz w:val="19"/>
                 <w:szCs w:val="19"/>
               </w:rPr>
-              <w:t xml:space="preserve">Semua</w:t>
-            </w:r>
-            <w:r>
-              <w:rPr>
-                <w:b w:val="false"/>
-                <w:bCs w:val="false"/>
-                <w:sz w:val="19"/>
-                <w:szCs w:val="19"/>
-              </w:rPr>
-              <w:t xml:space="preserve">.</w:t>
+              <w:t xml:space="preserve">MI</w:t>
+            </w:r>
+            <w:r>
+              <w:rPr>
+                <w:b w:val="false"/>
+                <w:bCs w:val="false"/>
+                <w:sz w:val="19"/>
+                <w:szCs w:val="19"/>
+              </w:rPr>
+              <w:t xml:space="preserve">, </w:t>
+            </w:r>
+            <w:r>
+              <w:rPr>
+                <w:rFonts w:ascii="Courier New" w:cs="Courier New" w:eastAsia="Courier New" w:hAnsi="Courier New"/>
+                <w:color w:val="1D2433"/>
+                <w:sz w:val="19"/>
+                <w:szCs w:val="19"/>
+              </w:rPr>
+              <w:t xml:space="preserve">RD</w:t>
+            </w:r>
+            <w:r>
+              <w:rPr>
+                <w:b w:val="false"/>
+                <w:bCs w:val="false"/>
+                <w:sz w:val="19"/>
+                <w:szCs w:val="19"/>
+              </w:rPr>
+              <w:t xml:space="preserve"> (atau </w:t>
+            </w:r>
+            <w:r>
+              <w:rPr>
+                <w:rFonts w:ascii="Courier New" w:cs="Courier New" w:eastAsia="Courier New" w:hAnsi="Courier New"/>
+                <w:color w:val="1D2433"/>
+                <w:sz w:val="19"/>
+                <w:szCs w:val="19"/>
+              </w:rPr>
+              <w:t xml:space="preserve">DES</w:t>
+            </w:r>
+            <w:r>
+              <w:rPr>
+                <w:b w:val="false"/>
+                <w:bCs w:val="false"/>
+                <w:sz w:val="19"/>
+                <w:szCs w:val="19"/>
+              </w:rPr>
+              <w:t xml:space="preserve">). Dicocokkan dengan bagian pertama nama file.</w:t>
             </w:r>
           </w:p>
         </w:tc>
@@ -4583,7 +4041,7 @@
                 <w:sz w:val="19"/>
                 <w:szCs w:val="19"/>
               </w:rPr>
-              <w:t xml:space="preserve">EPP,MI</w:t>
+              <w:t xml:space="preserve">EPP</w:t>
             </w:r>
           </w:p>
         </w:tc>
@@ -4613,7 +4071,7 @@
                 <w:sz w:val="19"/>
                 <w:szCs w:val="19"/>
               </w:rPr>
-              <w:t xml:space="preserve">seksi</w:t>
+              <w:t xml:space="preserve">bagian</w:t>
             </w:r>
           </w:p>
         </w:tc>
@@ -4669,8 +4127,57 @@
                 <w:sz w:val="19"/>
                 <w:szCs w:val="19"/>
               </w:rPr>
-              <w:t xml:space="preserve">Seksi tempat akun dicari (kode dari </w:t>
-            </w:r>
+              <w:t xml:space="preserve">Nama laporan tempat akun dicari; menentukan seksi (tabel 5.2).</w:t>
+            </w:r>
+          </w:p>
+        </w:tc>
+        <w:tc>
+          <w:tcPr>
+            <w:tcW w:type="dxa" w:w="2257"/>
+            <w:tcBorders>
+              <w:top w:val="single" w:color="C9D1DC" w:sz="4"/>
+              <w:left w:val="single" w:color="C9D1DC" w:sz="4"/>
+              <w:bottom w:val="single" w:color="C9D1DC" w:sz="4"/>
+              <w:right w:val="single" w:color="C9D1DC" w:sz="4"/>
+            </w:tcBorders>
+            <w:tcMar>
+              <w:top w:type="dxa" w:w="60"/>
+              <w:left w:type="dxa" w:w="100"/>
+              <w:bottom w:type="dxa" w:w="60"/>
+              <w:right w:type="dxa" w:w="100"/>
+            </w:tcMar>
+          </w:tcPr>
+          <w:p>
+            <w:r>
+              <w:rPr>
+                <w:b w:val="false"/>
+                <w:bCs w:val="false"/>
+                <w:sz w:val="19"/>
+                <w:szCs w:val="19"/>
+              </w:rPr>
+              <w:t xml:space="preserve">Laporan Posisi Keuangan</w:t>
+            </w:r>
+          </w:p>
+        </w:tc>
+      </w:tr>
+      <w:tr>
+        <w:tc>
+          <w:tcPr>
+            <w:tcW w:type="dxa" w:w="1805"/>
+            <w:tcBorders>
+              <w:top w:val="single" w:color="C9D1DC" w:sz="4"/>
+              <w:left w:val="single" w:color="C9D1DC" w:sz="4"/>
+              <w:bottom w:val="single" w:color="C9D1DC" w:sz="4"/>
+              <w:right w:val="single" w:color="C9D1DC" w:sz="4"/>
+            </w:tcBorders>
+            <w:tcMar>
+              <w:top w:type="dxa" w:w="60"/>
+              <w:left w:type="dxa" w:w="100"/>
+              <w:bottom w:type="dxa" w:w="60"/>
+              <w:right w:type="dxa" w:w="100"/>
+            </w:tcMar>
+          </w:tcPr>
+          <w:p>
             <w:r>
               <w:rPr>
                 <w:rFonts w:ascii="Courier New" w:cs="Courier New" w:eastAsia="Courier New" w:hAnsi="Courier New"/>
@@ -4678,16 +4185,63 @@
                 <w:sz w:val="19"/>
                 <w:szCs w:val="19"/>
               </w:rPr>
-              <w:t xml:space="preserve">mapping_seksi</w:t>
-            </w:r>
-            <w:r>
-              <w:rPr>
-                <w:b w:val="false"/>
-                <w:bCs w:val="false"/>
-                <w:sz w:val="19"/>
-                <w:szCs w:val="19"/>
-              </w:rPr>
-              <w:t xml:space="preserve">). PDF hanya diekstrak untuk seksi yang punya akun di sini.</w:t>
+              <w:t xml:space="preserve">akun</w:t>
+            </w:r>
+          </w:p>
+        </w:tc>
+        <w:tc>
+          <w:tcPr>
+            <w:tcW w:type="dxa" w:w="812"/>
+            <w:tcBorders>
+              <w:top w:val="single" w:color="C9D1DC" w:sz="4"/>
+              <w:left w:val="single" w:color="C9D1DC" w:sz="4"/>
+              <w:bottom w:val="single" w:color="C9D1DC" w:sz="4"/>
+              <w:right w:val="single" w:color="C9D1DC" w:sz="4"/>
+            </w:tcBorders>
+            <w:tcMar>
+              <w:top w:type="dxa" w:w="60"/>
+              <w:left w:type="dxa" w:w="100"/>
+              <w:bottom w:type="dxa" w:w="60"/>
+              <w:right w:type="dxa" w:w="100"/>
+            </w:tcMar>
+          </w:tcPr>
+          <w:p>
+            <w:r>
+              <w:rPr>
+                <w:b w:val="false"/>
+                <w:bCs w:val="false"/>
+                <w:sz w:val="19"/>
+                <w:szCs w:val="19"/>
+              </w:rPr>
+              <w:t xml:space="preserve">Ya</w:t>
+            </w:r>
+          </w:p>
+        </w:tc>
+        <w:tc>
+          <w:tcPr>
+            <w:tcW w:type="dxa" w:w="4152"/>
+            <w:tcBorders>
+              <w:top w:val="single" w:color="C9D1DC" w:sz="4"/>
+              <w:left w:val="single" w:color="C9D1DC" w:sz="4"/>
+              <w:bottom w:val="single" w:color="C9D1DC" w:sz="4"/>
+              <w:right w:val="single" w:color="C9D1DC" w:sz="4"/>
+            </w:tcBorders>
+            <w:tcMar>
+              <w:top w:type="dxa" w:w="60"/>
+              <w:left w:type="dxa" w:w="100"/>
+              <w:bottom w:type="dxa" w:w="60"/>
+              <w:right w:type="dxa" w:w="100"/>
+            </w:tcMar>
+          </w:tcPr>
+          <w:p>
+            <w:r>
+              <w:rPr>
+                <w:b w:val="false"/>
+                <w:bCs w:val="false"/>
+                <w:sz w:val="19"/>
+                <w:szCs w:val="19"/>
+              </w:rPr>
+              <w:t xml:space="preserve">Nama akun; tampil di hasil dan dicocokkan dengan label PDF/Excel.</w:t>
             </w:r>
           </w:p>
         </w:tc>
@@ -4715,7 +4269,7 @@
                 <w:sz w:val="19"/>
                 <w:szCs w:val="19"/>
               </w:rPr>
-              <w:t xml:space="preserve">financial_position</w:t>
+              <w:t xml:space="preserve">Kas dan Setara Kas</w:t>
             </w:r>
           </w:p>
         </w:tc>
@@ -4745,7 +4299,7 @@
                 <w:sz w:val="19"/>
                 <w:szCs w:val="19"/>
               </w:rPr>
-              <w:t xml:space="preserve">kode_akun</w:t>
+              <w:t xml:space="preserve">field_key</w:t>
             </w:r>
           </w:p>
         </w:tc>
@@ -4801,7 +4355,7 @@
                 <w:sz w:val="19"/>
                 <w:szCs w:val="19"/>
               </w:rPr>
-              <w:t xml:space="preserve">Kunci pasangan PDF ↔ Excel. Harus unik per </w:t>
+              <w:t xml:space="preserve">Kode unik per entitas; kunci pasangan PDF ↔ Excel (kolom </w:t>
             </w:r>
             <w:r>
               <w:rPr>
@@ -4810,16 +4364,16 @@
                 <w:sz w:val="19"/>
                 <w:szCs w:val="19"/>
               </w:rPr>
-              <w:t xml:space="preserve">doc_type</w:t>
-            </w:r>
-            <w:r>
-              <w:rPr>
-                <w:b w:val="false"/>
-                <w:bCs w:val="false"/>
-                <w:sz w:val="19"/>
-                <w:szCs w:val="19"/>
-              </w:rPr>
-              <w:t xml:space="preserve">.</w:t>
+              <w:t xml:space="preserve">kode_akun</w:t>
+            </w:r>
+            <w:r>
+              <w:rPr>
+                <w:b w:val="false"/>
+                <w:bCs w:val="false"/>
+                <w:sz w:val="19"/>
+                <w:szCs w:val="19"/>
+              </w:rPr>
+              <w:t xml:space="preserve"> di hasil).</w:t>
             </w:r>
           </w:p>
         </w:tc>
@@ -4847,7 +4401,7 @@
                 <w:sz w:val="19"/>
                 <w:szCs w:val="19"/>
               </w:rPr>
-              <w:t xml:space="preserve">FP_KAS</w:t>
+              <w:t xml:space="preserve">kas_dan_setara_kas</w:t>
             </w:r>
           </w:p>
         </w:tc>
@@ -4877,7 +4431,7 @@
                 <w:sz w:val="19"/>
                 <w:szCs w:val="19"/>
               </w:rPr>
-              <w:t xml:space="preserve">nama_akun</w:t>
+              <w:t xml:space="preserve">dtype</w:t>
             </w:r>
           </w:p>
         </w:tc>
@@ -4897,17 +4451,7 @@
               <w:right w:type="dxa" w:w="100"/>
             </w:tcMar>
           </w:tcPr>
-          <w:p>
-            <w:r>
-              <w:rPr>
-                <w:b w:val="false"/>
-                <w:bCs w:val="false"/>
-                <w:sz w:val="19"/>
-                <w:szCs w:val="19"/>
-              </w:rPr>
-              <w:t xml:space="preserve">Ya</w:t>
-            </w:r>
-          </w:p>
+          <w:p/>
         </w:tc>
         <w:tc>
           <w:tcPr>
@@ -4933,7 +4477,7 @@
                 <w:sz w:val="19"/>
                 <w:szCs w:val="19"/>
               </w:rPr>
-              <w:t xml:space="preserve">Label baris seperti tertulis di laporan.</w:t>
+              <w:t xml:space="preserve">Tipe nilai; informasi.</w:t>
             </w:r>
           </w:p>
         </w:tc>
@@ -4961,7 +4505,7 @@
                 <w:sz w:val="19"/>
                 <w:szCs w:val="19"/>
               </w:rPr>
-              <w:t xml:space="preserve">Kas dan setara kas</w:t>
+              <w:t xml:space="preserve">number</w:t>
             </w:r>
           </w:p>
         </w:tc>
@@ -4991,7 +4535,7 @@
                 <w:sz w:val="19"/>
                 <w:szCs w:val="19"/>
               </w:rPr>
-              <w:t xml:space="preserve">sinonim</w:t>
+              <w:t xml:space="preserve">description</w:t>
             </w:r>
           </w:p>
         </w:tc>
@@ -5011,7 +4555,17 @@
               <w:right w:type="dxa" w:w="100"/>
             </w:tcMar>
           </w:tcPr>
-          <w:p/>
+          <w:p>
+            <w:r>
+              <w:rPr>
+                <w:b w:val="false"/>
+                <w:bCs w:val="false"/>
+                <w:sz w:val="19"/>
+                <w:szCs w:val="19"/>
+              </w:rPr>
+              <w:t xml:space="preserve">Ya</w:t>
+            </w:r>
+          </w:p>
         </w:tc>
         <w:tc>
           <w:tcPr>
@@ -5037,7 +4591,7 @@
                 <w:sz w:val="19"/>
                 <w:szCs w:val="19"/>
               </w:rPr>
-              <w:t xml:space="preserve">Nama lain dipisah tanda </w:t>
+              <w:t xml:space="preserve">Diawali </w:t>
             </w:r>
             <w:r>
               <w:rPr>
@@ -5046,16 +4600,16 @@
                 <w:sz w:val="19"/>
                 <w:szCs w:val="19"/>
               </w:rPr>
-              <w:t xml:space="preserve">|</w:t>
-            </w:r>
-            <w:r>
-              <w:rPr>
-                <w:b w:val="false"/>
-                <w:bCs w:val="false"/>
-                <w:sz w:val="19"/>
-                <w:szCs w:val="19"/>
-              </w:rPr>
-              <w:t xml:space="preserve"> (bahasa Inggris, variasi penulisan, label Excel).</w:t>
+              <w:t xml:space="preserve">Nama Akun: 'alias 1', 'alias 2', ...</w:t>
+            </w:r>
+            <w:r>
+              <w:rPr>
+                <w:b w:val="false"/>
+                <w:bCs w:val="false"/>
+                <w:sz w:val="19"/>
+                <w:szCs w:val="19"/>
+              </w:rPr>
+              <w:t xml:space="preserve"> lalu keterangan. Alias dipakai mencocokkan label; seluruh teks dikirim ke Claude sebagai instruksi ekstraksi akun tersebut.</w:t>
             </w:r>
           </w:p>
         </w:tc>
@@ -5083,214 +4637,7 @@
                 <w:sz w:val="19"/>
                 <w:szCs w:val="19"/>
               </w:rPr>
-              <w:t xml:space="preserve">Kas dan bank|Cash and cash equivalents</w:t>
-            </w:r>
-          </w:p>
-        </w:tc>
-      </w:tr>
-      <w:tr>
-        <w:tc>
-          <w:tcPr>
-            <w:tcW w:type="dxa" w:w="1805"/>
-            <w:tcBorders>
-              <w:top w:val="single" w:color="C9D1DC" w:sz="4"/>
-              <w:left w:val="single" w:color="C9D1DC" w:sz="4"/>
-              <w:bottom w:val="single" w:color="C9D1DC" w:sz="4"/>
-              <w:right w:val="single" w:color="C9D1DC" w:sz="4"/>
-            </w:tcBorders>
-            <w:tcMar>
-              <w:top w:type="dxa" w:w="60"/>
-              <w:left w:type="dxa" w:w="100"/>
-              <w:bottom w:type="dxa" w:w="60"/>
-              <w:right w:type="dxa" w:w="100"/>
-            </w:tcMar>
-          </w:tcPr>
-          <w:p>
-            <w:r>
-              <w:rPr>
-                <w:rFonts w:ascii="Courier New" w:cs="Courier New" w:eastAsia="Courier New" w:hAnsi="Courier New"/>
-                <w:color w:val="1D2433"/>
-                <w:sz w:val="19"/>
-                <w:szCs w:val="19"/>
-              </w:rPr>
-              <w:t xml:space="preserve">deskripsi</w:t>
-            </w:r>
-          </w:p>
-        </w:tc>
-        <w:tc>
-          <w:tcPr>
-            <w:tcW w:type="dxa" w:w="812"/>
-            <w:tcBorders>
-              <w:top w:val="single" w:color="C9D1DC" w:sz="4"/>
-              <w:left w:val="single" w:color="C9D1DC" w:sz="4"/>
-              <w:bottom w:val="single" w:color="C9D1DC" w:sz="4"/>
-              <w:right w:val="single" w:color="C9D1DC" w:sz="4"/>
-            </w:tcBorders>
-            <w:tcMar>
-              <w:top w:type="dxa" w:w="60"/>
-              <w:left w:type="dxa" w:w="100"/>
-              <w:bottom w:type="dxa" w:w="60"/>
-              <w:right w:type="dxa" w:w="100"/>
-            </w:tcMar>
-          </w:tcPr>
-          <w:p/>
-        </w:tc>
-        <w:tc>
-          <w:tcPr>
-            <w:tcW w:type="dxa" w:w="4152"/>
-            <w:tcBorders>
-              <w:top w:val="single" w:color="C9D1DC" w:sz="4"/>
-              <w:left w:val="single" w:color="C9D1DC" w:sz="4"/>
-              <w:bottom w:val="single" w:color="C9D1DC" w:sz="4"/>
-              <w:right w:val="single" w:color="C9D1DC" w:sz="4"/>
-            </w:tcBorders>
-            <w:tcMar>
-              <w:top w:type="dxa" w:w="60"/>
-              <w:left w:type="dxa" w:w="100"/>
-              <w:bottom w:type="dxa" w:w="60"/>
-              <w:right w:type="dxa" w:w="100"/>
-            </w:tcMar>
-          </w:tcPr>
-          <w:p>
-            <w:r>
-              <w:rPr>
-                <w:b w:val="false"/>
-                <w:bCs w:val="false"/>
-                <w:sz w:val="19"/>
-                <w:szCs w:val="19"/>
-              </w:rPr>
-              <w:t xml:space="preserve">Catatan bebas; tidak dipakai perhitungan.</w:t>
-            </w:r>
-          </w:p>
-        </w:tc>
-        <w:tc>
-          <w:tcPr>
-            <w:tcW w:type="dxa" w:w="2257"/>
-            <w:tcBorders>
-              <w:top w:val="single" w:color="C9D1DC" w:sz="4"/>
-              <w:left w:val="single" w:color="C9D1DC" w:sz="4"/>
-              <w:bottom w:val="single" w:color="C9D1DC" w:sz="4"/>
-              <w:right w:val="single" w:color="C9D1DC" w:sz="4"/>
-            </w:tcBorders>
-            <w:tcMar>
-              <w:top w:type="dxa" w:w="60"/>
-              <w:left w:type="dxa" w:w="100"/>
-              <w:bottom w:type="dxa" w:w="60"/>
-              <w:right w:type="dxa" w:w="100"/>
-            </w:tcMar>
-          </w:tcPr>
-          <w:p/>
-        </w:tc>
-      </w:tr>
-      <w:tr>
-        <w:tc>
-          <w:tcPr>
-            <w:tcW w:type="dxa" w:w="1805"/>
-            <w:tcBorders>
-              <w:top w:val="single" w:color="C9D1DC" w:sz="4"/>
-              <w:left w:val="single" w:color="C9D1DC" w:sz="4"/>
-              <w:bottom w:val="single" w:color="C9D1DC" w:sz="4"/>
-              <w:right w:val="single" w:color="C9D1DC" w:sz="4"/>
-            </w:tcBorders>
-            <w:tcMar>
-              <w:top w:type="dxa" w:w="60"/>
-              <w:left w:type="dxa" w:w="100"/>
-              <w:bottom w:type="dxa" w:w="60"/>
-              <w:right w:type="dxa" w:w="100"/>
-            </w:tcMar>
-          </w:tcPr>
-          <w:p>
-            <w:r>
-              <w:rPr>
-                <w:rFonts w:ascii="Courier New" w:cs="Courier New" w:eastAsia="Courier New" w:hAnsi="Courier New"/>
-                <w:color w:val="1D2433"/>
-                <w:sz w:val="19"/>
-                <w:szCs w:val="19"/>
-              </w:rPr>
-              <w:t xml:space="preserve">aktif</w:t>
-            </w:r>
-          </w:p>
-        </w:tc>
-        <w:tc>
-          <w:tcPr>
-            <w:tcW w:type="dxa" w:w="812"/>
-            <w:tcBorders>
-              <w:top w:val="single" w:color="C9D1DC" w:sz="4"/>
-              <w:left w:val="single" w:color="C9D1DC" w:sz="4"/>
-              <w:bottom w:val="single" w:color="C9D1DC" w:sz="4"/>
-              <w:right w:val="single" w:color="C9D1DC" w:sz="4"/>
-            </w:tcBorders>
-            <w:tcMar>
-              <w:top w:type="dxa" w:w="60"/>
-              <w:left w:type="dxa" w:w="100"/>
-              <w:bottom w:type="dxa" w:w="60"/>
-              <w:right w:type="dxa" w:w="100"/>
-            </w:tcMar>
-          </w:tcPr>
-          <w:p/>
-        </w:tc>
-        <w:tc>
-          <w:tcPr>
-            <w:tcW w:type="dxa" w:w="4152"/>
-            <w:tcBorders>
-              <w:top w:val="single" w:color="C9D1DC" w:sz="4"/>
-              <w:left w:val="single" w:color="C9D1DC" w:sz="4"/>
-              <w:bottom w:val="single" w:color="C9D1DC" w:sz="4"/>
-              <w:right w:val="single" w:color="C9D1DC" w:sz="4"/>
-            </w:tcBorders>
-            <w:tcMar>
-              <w:top w:type="dxa" w:w="60"/>
-              <w:left w:type="dxa" w:w="100"/>
-              <w:bottom w:type="dxa" w:w="60"/>
-              <w:right w:type="dxa" w:w="100"/>
-            </w:tcMar>
-          </w:tcPr>
-          <w:p>
-            <w:r>
-              <w:rPr>
-                <w:rFonts w:ascii="Courier New" w:cs="Courier New" w:eastAsia="Courier New" w:hAnsi="Courier New"/>
-                <w:color w:val="1D2433"/>
-                <w:sz w:val="19"/>
-                <w:szCs w:val="19"/>
-              </w:rPr>
-              <w:t xml:space="preserve">0</w:t>
-            </w:r>
-            <w:r>
-              <w:rPr>
-                <w:b w:val="false"/>
-                <w:bCs w:val="false"/>
-                <w:sz w:val="19"/>
-                <w:szCs w:val="19"/>
-              </w:rPr>
-              <w:t xml:space="preserve"> = baris diabaikan.</w:t>
-            </w:r>
-          </w:p>
-        </w:tc>
-        <w:tc>
-          <w:tcPr>
-            <w:tcW w:type="dxa" w:w="2257"/>
-            <w:tcBorders>
-              <w:top w:val="single" w:color="C9D1DC" w:sz="4"/>
-              <w:left w:val="single" w:color="C9D1DC" w:sz="4"/>
-              <w:bottom w:val="single" w:color="C9D1DC" w:sz="4"/>
-              <w:right w:val="single" w:color="C9D1DC" w:sz="4"/>
-            </w:tcBorders>
-            <w:tcMar>
-              <w:top w:type="dxa" w:w="60"/>
-              <w:left w:type="dxa" w:w="100"/>
-              <w:bottom w:type="dxa" w:w="60"/>
-              <w:right w:type="dxa" w:w="100"/>
-            </w:tcMar>
-          </w:tcPr>
-          <w:p>
-            <w:r>
-              <w:rPr>
-                <w:b w:val="false"/>
-                <w:bCs w:val="false"/>
-                <w:sz w:val="19"/>
-                <w:szCs w:val="19"/>
-              </w:rPr>
-              <w:t xml:space="preserve">1</w:t>
+              <w:t xml:space="preserve">Nama Akun: 'Kas dan Setara Kas', 'Cash and cash equivalents' ...</w:t>
             </w:r>
           </w:p>
         </w:tc>
@@ -5311,7 +4658,7 @@
         <w:ind w:left="200" w:right="200"/>
       </w:pPr>
       <w:r>
-        <w:t xml:space="preserve">Pencocokan tidak membedakan huruf besar/kecil dan mengabaikan tanda baca: "Laba (rugi) tahun berjalan" sama dengan "laba rugi tahun berjalan". Jika akun tidak ditemukan di PDF, akun itu muncul di Peringatan; tambahkan variasi labelnya di kolom </w:t>
+        <w:t xml:space="preserve">Alias dibaca dari awal kolom </w:t>
       </w:r>
       <w:r>
         <w:rPr>
@@ -5320,10 +4667,10 @@
           <w:sz w:val="20"/>
           <w:szCs w:val="20"/>
         </w:rPr>
-        <w:t xml:space="preserve">sinonim</w:t>
-      </w:r>
-      <w:r>
-        <w:t xml:space="preserve">.</w:t>
+        <w:t xml:space="preserve">description</w:t>
+      </w:r>
+      <w:r>
+        <w:t xml:space="preserve"> sampai baris kosong atau kata "Keterangan Akun"/"Penjelasan Akun". Pencocokan tidak membedakan huruf besar/kecil dan mengabaikan tanda baca. Jika akun tidak ditemukan, tambahkan variasi labelnya sebagai alias.</w:t>
       </w:r>
     </w:p>
     <w:p>
@@ -5331,7 +4678,624 @@
         <w:pStyle w:val="Heading2"/>
       </w:pPr>
       <w:r>
-        <w:t xml:space="preserve">5.2 sheet_config.csv: lokasi angka di Excel</w:t>
+        <w:t xml:space="preserve">5.2 Nilai kolom bagian yang dikenali</w:t>
+      </w:r>
+    </w:p>
+    <w:tbl>
+      <w:tblPr>
+        <w:tblW w:type="dxa" w:w="9026"/>
+        <w:tblBorders>
+          <w:top w:val="single" w:color="auto" w:sz="4"/>
+          <w:left w:val="single" w:color="auto" w:sz="4"/>
+          <w:bottom w:val="single" w:color="auto" w:sz="4"/>
+          <w:right w:val="single" w:color="auto" w:sz="4"/>
+          <w:insideH w:val="single" w:color="auto" w:sz="4"/>
+          <w:insideV w:val="single" w:color="auto" w:sz="4"/>
+        </w:tblBorders>
+      </w:tblPr>
+      <w:tblGrid>
+        <w:gridCol w:w="5416"/>
+        <w:gridCol w:w="3610"/>
+      </w:tblGrid>
+      <w:tr>
+        <w:trPr>
+          <w:tblHeader/>
+        </w:trPr>
+        <w:tc>
+          <w:tcPr>
+            <w:tcW w:type="dxa" w:w="5416"/>
+            <w:tcBorders>
+              <w:top w:val="single" w:color="C9D1DC" w:sz="4"/>
+              <w:left w:val="single" w:color="C9D1DC" w:sz="4"/>
+              <w:bottom w:val="single" w:color="C9D1DC" w:sz="4"/>
+              <w:right w:val="single" w:color="C9D1DC" w:sz="4"/>
+            </w:tcBorders>
+            <w:shd w:fill="DCE9F2" w:color="auto" w:val="clear"/>
+            <w:tcMar>
+              <w:top w:type="dxa" w:w="60"/>
+              <w:left w:type="dxa" w:w="100"/>
+              <w:bottom w:type="dxa" w:w="60"/>
+              <w:right w:type="dxa" w:w="100"/>
+            </w:tcMar>
+          </w:tcPr>
+          <w:p>
+            <w:r>
+              <w:rPr>
+                <w:b/>
+                <w:bCs/>
+                <w:sz w:val="19"/>
+                <w:szCs w:val="19"/>
+              </w:rPr>
+              <w:t xml:space="preserve">bagian</w:t>
+            </w:r>
+          </w:p>
+        </w:tc>
+        <w:tc>
+          <w:tcPr>
+            <w:tcW w:type="dxa" w:w="3610"/>
+            <w:tcBorders>
+              <w:top w:val="single" w:color="C9D1DC" w:sz="4"/>
+              <w:left w:val="single" w:color="C9D1DC" w:sz="4"/>
+              <w:bottom w:val="single" w:color="C9D1DC" w:sz="4"/>
+              <w:right w:val="single" w:color="C9D1DC" w:sz="4"/>
+            </w:tcBorders>
+            <w:shd w:fill="DCE9F2" w:color="auto" w:val="clear"/>
+            <w:tcMar>
+              <w:top w:type="dxa" w:w="60"/>
+              <w:left w:type="dxa" w:w="100"/>
+              <w:bottom w:type="dxa" w:w="60"/>
+              <w:right w:type="dxa" w:w="100"/>
+            </w:tcMar>
+          </w:tcPr>
+          <w:p>
+            <w:r>
+              <w:rPr>
+                <w:b/>
+                <w:bCs/>
+                <w:sz w:val="19"/>
+                <w:szCs w:val="19"/>
+              </w:rPr>
+              <w:t xml:space="preserve">Seksi</w:t>
+            </w:r>
+          </w:p>
+        </w:tc>
+      </w:tr>
+      <w:tr>
+        <w:tc>
+          <w:tcPr>
+            <w:tcW w:type="dxa" w:w="5416"/>
+            <w:tcBorders>
+              <w:top w:val="single" w:color="C9D1DC" w:sz="4"/>
+              <w:left w:val="single" w:color="C9D1DC" w:sz="4"/>
+              <w:bottom w:val="single" w:color="C9D1DC" w:sz="4"/>
+              <w:right w:val="single" w:color="C9D1DC" w:sz="4"/>
+            </w:tcBorders>
+            <w:tcMar>
+              <w:top w:type="dxa" w:w="60"/>
+              <w:left w:type="dxa" w:w="100"/>
+              <w:bottom w:type="dxa" w:w="60"/>
+              <w:right w:type="dxa" w:w="100"/>
+            </w:tcMar>
+          </w:tcPr>
+          <w:p>
+            <w:r>
+              <w:rPr>
+                <w:b w:val="false"/>
+                <w:bCs w:val="false"/>
+                <w:sz w:val="19"/>
+                <w:szCs w:val="19"/>
+              </w:rPr>
+              <w:t xml:space="preserve">Laporan Posisi Keuangan</w:t>
+            </w:r>
+          </w:p>
+        </w:tc>
+        <w:tc>
+          <w:tcPr>
+            <w:tcW w:type="dxa" w:w="3610"/>
+            <w:tcBorders>
+              <w:top w:val="single" w:color="C9D1DC" w:sz="4"/>
+              <w:left w:val="single" w:color="C9D1DC" w:sz="4"/>
+              <w:bottom w:val="single" w:color="C9D1DC" w:sz="4"/>
+              <w:right w:val="single" w:color="C9D1DC" w:sz="4"/>
+            </w:tcBorders>
+            <w:tcMar>
+              <w:top w:type="dxa" w:w="60"/>
+              <w:left w:type="dxa" w:w="100"/>
+              <w:bottom w:type="dxa" w:w="60"/>
+              <w:right w:type="dxa" w:w="100"/>
+            </w:tcMar>
+          </w:tcPr>
+          <w:p>
+            <w:r>
+              <w:rPr>
+                <w:b w:val="false"/>
+                <w:bCs w:val="false"/>
+                <w:sz w:val="19"/>
+                <w:szCs w:val="19"/>
+              </w:rPr>
+              <w:t xml:space="preserve">financial_position</w:t>
+            </w:r>
+          </w:p>
+        </w:tc>
+      </w:tr>
+      <w:tr>
+        <w:tc>
+          <w:tcPr>
+            <w:tcW w:type="dxa" w:w="5416"/>
+            <w:tcBorders>
+              <w:top w:val="single" w:color="C9D1DC" w:sz="4"/>
+              <w:left w:val="single" w:color="C9D1DC" w:sz="4"/>
+              <w:bottom w:val="single" w:color="C9D1DC" w:sz="4"/>
+              <w:right w:val="single" w:color="C9D1DC" w:sz="4"/>
+            </w:tcBorders>
+            <w:tcMar>
+              <w:top w:type="dxa" w:w="60"/>
+              <w:left w:type="dxa" w:w="100"/>
+              <w:bottom w:type="dxa" w:w="60"/>
+              <w:right w:type="dxa" w:w="100"/>
+            </w:tcMar>
+          </w:tcPr>
+          <w:p>
+            <w:r>
+              <w:rPr>
+                <w:b w:val="false"/>
+                <w:bCs w:val="false"/>
+                <w:sz w:val="19"/>
+                <w:szCs w:val="19"/>
+              </w:rPr>
+              <w:t xml:space="preserve">Laporan Laba Rugi</w:t>
+            </w:r>
+          </w:p>
+        </w:tc>
+        <w:tc>
+          <w:tcPr>
+            <w:tcW w:type="dxa" w:w="3610"/>
+            <w:tcBorders>
+              <w:top w:val="single" w:color="C9D1DC" w:sz="4"/>
+              <w:left w:val="single" w:color="C9D1DC" w:sz="4"/>
+              <w:bottom w:val="single" w:color="C9D1DC" w:sz="4"/>
+              <w:right w:val="single" w:color="C9D1DC" w:sz="4"/>
+            </w:tcBorders>
+            <w:tcMar>
+              <w:top w:type="dxa" w:w="60"/>
+              <w:left w:type="dxa" w:w="100"/>
+              <w:bottom w:type="dxa" w:w="60"/>
+              <w:right w:type="dxa" w:w="100"/>
+            </w:tcMar>
+          </w:tcPr>
+          <w:p>
+            <w:r>
+              <w:rPr>
+                <w:b w:val="false"/>
+                <w:bCs w:val="false"/>
+                <w:sz w:val="19"/>
+                <w:szCs w:val="19"/>
+              </w:rPr>
+              <w:t xml:space="preserve">income</w:t>
+            </w:r>
+          </w:p>
+        </w:tc>
+      </w:tr>
+      <w:tr>
+        <w:tc>
+          <w:tcPr>
+            <w:tcW w:type="dxa" w:w="5416"/>
+            <w:tcBorders>
+              <w:top w:val="single" w:color="C9D1DC" w:sz="4"/>
+              <w:left w:val="single" w:color="C9D1DC" w:sz="4"/>
+              <w:bottom w:val="single" w:color="C9D1DC" w:sz="4"/>
+              <w:right w:val="single" w:color="C9D1DC" w:sz="4"/>
+            </w:tcBorders>
+            <w:tcMar>
+              <w:top w:type="dxa" w:w="60"/>
+              <w:left w:type="dxa" w:w="100"/>
+              <w:bottom w:type="dxa" w:w="60"/>
+              <w:right w:type="dxa" w:w="100"/>
+            </w:tcMar>
+          </w:tcPr>
+          <w:p>
+            <w:r>
+              <w:rPr>
+                <w:b w:val="false"/>
+                <w:bCs w:val="false"/>
+                <w:sz w:val="19"/>
+                <w:szCs w:val="19"/>
+              </w:rPr>
+              <w:t xml:space="preserve">Laporan Arus Kas</w:t>
+            </w:r>
+          </w:p>
+        </w:tc>
+        <w:tc>
+          <w:tcPr>
+            <w:tcW w:type="dxa" w:w="3610"/>
+            <w:tcBorders>
+              <w:top w:val="single" w:color="C9D1DC" w:sz="4"/>
+              <w:left w:val="single" w:color="C9D1DC" w:sz="4"/>
+              <w:bottom w:val="single" w:color="C9D1DC" w:sz="4"/>
+              <w:right w:val="single" w:color="C9D1DC" w:sz="4"/>
+            </w:tcBorders>
+            <w:tcMar>
+              <w:top w:type="dxa" w:w="60"/>
+              <w:left w:type="dxa" w:w="100"/>
+              <w:bottom w:type="dxa" w:w="60"/>
+              <w:right w:type="dxa" w:w="100"/>
+            </w:tcMar>
+          </w:tcPr>
+          <w:p>
+            <w:r>
+              <w:rPr>
+                <w:b w:val="false"/>
+                <w:bCs w:val="false"/>
+                <w:sz w:val="19"/>
+                <w:szCs w:val="19"/>
+              </w:rPr>
+              <w:t xml:space="preserve">cashflow</w:t>
+            </w:r>
+          </w:p>
+        </w:tc>
+      </w:tr>
+      <w:tr>
+        <w:tc>
+          <w:tcPr>
+            <w:tcW w:type="dxa" w:w="5416"/>
+            <w:tcBorders>
+              <w:top w:val="single" w:color="C9D1DC" w:sz="4"/>
+              <w:left w:val="single" w:color="C9D1DC" w:sz="4"/>
+              <w:bottom w:val="single" w:color="C9D1DC" w:sz="4"/>
+              <w:right w:val="single" w:color="C9D1DC" w:sz="4"/>
+            </w:tcBorders>
+            <w:tcMar>
+              <w:top w:type="dxa" w:w="60"/>
+              <w:left w:type="dxa" w:w="100"/>
+              <w:bottom w:type="dxa" w:w="60"/>
+              <w:right w:type="dxa" w:w="100"/>
+            </w:tcMar>
+          </w:tcPr>
+          <w:p>
+            <w:r>
+              <w:rPr>
+                <w:b w:val="false"/>
+                <w:bCs w:val="false"/>
+                <w:sz w:val="19"/>
+                <w:szCs w:val="19"/>
+              </w:rPr>
+              <w:t xml:space="preserve">Laporan Perubahan Aset Bersih</w:t>
+            </w:r>
+          </w:p>
+        </w:tc>
+        <w:tc>
+          <w:tcPr>
+            <w:tcW w:type="dxa" w:w="3610"/>
+            <w:tcBorders>
+              <w:top w:val="single" w:color="C9D1DC" w:sz="4"/>
+              <w:left w:val="single" w:color="C9D1DC" w:sz="4"/>
+              <w:bottom w:val="single" w:color="C9D1DC" w:sz="4"/>
+              <w:right w:val="single" w:color="C9D1DC" w:sz="4"/>
+            </w:tcBorders>
+            <w:tcMar>
+              <w:top w:type="dxa" w:w="60"/>
+              <w:left w:type="dxa" w:w="100"/>
+              <w:bottom w:type="dxa" w:w="60"/>
+              <w:right w:type="dxa" w:w="100"/>
+            </w:tcMar>
+          </w:tcPr>
+          <w:p>
+            <w:r>
+              <w:rPr>
+                <w:b w:val="false"/>
+                <w:bCs w:val="false"/>
+                <w:sz w:val="19"/>
+                <w:szCs w:val="19"/>
+              </w:rPr>
+              <w:t xml:space="preserve">rd_netassets</w:t>
+            </w:r>
+          </w:p>
+        </w:tc>
+      </w:tr>
+      <w:tr>
+        <w:tc>
+          <w:tcPr>
+            <w:tcW w:type="dxa" w:w="5416"/>
+            <w:tcBorders>
+              <w:top w:val="single" w:color="C9D1DC" w:sz="4"/>
+              <w:left w:val="single" w:color="C9D1DC" w:sz="4"/>
+              <w:bottom w:val="single" w:color="C9D1DC" w:sz="4"/>
+              <w:right w:val="single" w:color="C9D1DC" w:sz="4"/>
+            </w:tcBorders>
+            <w:tcMar>
+              <w:top w:type="dxa" w:w="60"/>
+              <w:left w:type="dxa" w:w="100"/>
+              <w:bottom w:type="dxa" w:w="60"/>
+              <w:right w:type="dxa" w:w="100"/>
+            </w:tcMar>
+          </w:tcPr>
+          <w:p>
+            <w:r>
+              <w:rPr>
+                <w:b w:val="false"/>
+                <w:bCs w:val="false"/>
+                <w:sz w:val="19"/>
+                <w:szCs w:val="19"/>
+              </w:rPr>
+              <w:t xml:space="preserve">Laporan Kinerja Keuangan</w:t>
+            </w:r>
+          </w:p>
+        </w:tc>
+        <w:tc>
+          <w:tcPr>
+            <w:tcW w:type="dxa" w:w="3610"/>
+            <w:tcBorders>
+              <w:top w:val="single" w:color="C9D1DC" w:sz="4"/>
+              <w:left w:val="single" w:color="C9D1DC" w:sz="4"/>
+              <w:bottom w:val="single" w:color="C9D1DC" w:sz="4"/>
+              <w:right w:val="single" w:color="C9D1DC" w:sz="4"/>
+            </w:tcBorders>
+            <w:tcMar>
+              <w:top w:type="dxa" w:w="60"/>
+              <w:left w:type="dxa" w:w="100"/>
+              <w:bottom w:type="dxa" w:w="60"/>
+              <w:right w:type="dxa" w:w="100"/>
+            </w:tcMar>
+          </w:tcPr>
+          <w:p>
+            <w:r>
+              <w:rPr>
+                <w:b w:val="false"/>
+                <w:bCs w:val="false"/>
+                <w:sz w:val="19"/>
+                <w:szCs w:val="19"/>
+              </w:rPr>
+              <w:t xml:space="preserve">rd_performance</w:t>
+            </w:r>
+          </w:p>
+        </w:tc>
+      </w:tr>
+      <w:tr>
+        <w:tc>
+          <w:tcPr>
+            <w:tcW w:type="dxa" w:w="5416"/>
+            <w:tcBorders>
+              <w:top w:val="single" w:color="C9D1DC" w:sz="4"/>
+              <w:left w:val="single" w:color="C9D1DC" w:sz="4"/>
+              <w:bottom w:val="single" w:color="C9D1DC" w:sz="4"/>
+              <w:right w:val="single" w:color="C9D1DC" w:sz="4"/>
+            </w:tcBorders>
+            <w:tcMar>
+              <w:top w:type="dxa" w:w="60"/>
+              <w:left w:type="dxa" w:w="100"/>
+              <w:bottom w:type="dxa" w:w="60"/>
+              <w:right w:type="dxa" w:w="100"/>
+            </w:tcMar>
+          </w:tcPr>
+          <w:p>
+            <w:r>
+              <w:rPr>
+                <w:b w:val="false"/>
+                <w:bCs w:val="false"/>
+                <w:sz w:val="19"/>
+                <w:szCs w:val="19"/>
+              </w:rPr>
+              <w:t xml:space="preserve">Catatan Atas Laporan Keuangan (CaLK)</w:t>
+            </w:r>
+          </w:p>
+        </w:tc>
+        <w:tc>
+          <w:tcPr>
+            <w:tcW w:type="dxa" w:w="3610"/>
+            <w:tcBorders>
+              <w:top w:val="single" w:color="C9D1DC" w:sz="4"/>
+              <w:left w:val="single" w:color="C9D1DC" w:sz="4"/>
+              <w:bottom w:val="single" w:color="C9D1DC" w:sz="4"/>
+              <w:right w:val="single" w:color="C9D1DC" w:sz="4"/>
+            </w:tcBorders>
+            <w:tcMar>
+              <w:top w:type="dxa" w:w="60"/>
+              <w:left w:type="dxa" w:w="100"/>
+              <w:bottom w:type="dxa" w:w="60"/>
+              <w:right w:type="dxa" w:w="100"/>
+            </w:tcMar>
+          </w:tcPr>
+          <w:p>
+            <w:r>
+              <w:rPr>
+                <w:b w:val="false"/>
+                <w:bCs w:val="false"/>
+                <w:sz w:val="19"/>
+                <w:szCs w:val="19"/>
+              </w:rPr>
+              <w:t xml:space="preserve">calk</w:t>
+            </w:r>
+          </w:p>
+        </w:tc>
+      </w:tr>
+      <w:tr>
+        <w:tc>
+          <w:tcPr>
+            <w:tcW w:type="dxa" w:w="5416"/>
+            <w:tcBorders>
+              <w:top w:val="single" w:color="C9D1DC" w:sz="4"/>
+              <w:left w:val="single" w:color="C9D1DC" w:sz="4"/>
+              <w:bottom w:val="single" w:color="C9D1DC" w:sz="4"/>
+              <w:right w:val="single" w:color="C9D1DC" w:sz="4"/>
+            </w:tcBorders>
+            <w:tcMar>
+              <w:top w:type="dxa" w:w="60"/>
+              <w:left w:type="dxa" w:w="100"/>
+              <w:bottom w:type="dxa" w:w="60"/>
+              <w:right w:type="dxa" w:w="100"/>
+            </w:tcMar>
+          </w:tcPr>
+          <w:p>
+            <w:r>
+              <w:rPr>
+                <w:b w:val="false"/>
+                <w:bCs w:val="false"/>
+                <w:sz w:val="19"/>
+                <w:szCs w:val="19"/>
+              </w:rPr>
+              <w:t xml:space="preserve">Laporan Perubahan Modal (epp) / Laporan Posisi Keuangan (mi)</w:t>
+            </w:r>
+          </w:p>
+        </w:tc>
+        <w:tc>
+          <w:tcPr>
+            <w:tcW w:type="dxa" w:w="3610"/>
+            <w:tcBorders>
+              <w:top w:val="single" w:color="C9D1DC" w:sz="4"/>
+              <w:left w:val="single" w:color="C9D1DC" w:sz="4"/>
+              <w:bottom w:val="single" w:color="C9D1DC" w:sz="4"/>
+              <w:right w:val="single" w:color="C9D1DC" w:sz="4"/>
+            </w:tcBorders>
+            <w:tcMar>
+              <w:top w:type="dxa" w:w="60"/>
+              <w:left w:type="dxa" w:w="100"/>
+              <w:bottom w:type="dxa" w:w="60"/>
+              <w:right w:type="dxa" w:w="100"/>
+            </w:tcMar>
+          </w:tcPr>
+          <w:p>
+            <w:r>
+              <w:rPr>
+                <w:b w:val="false"/>
+                <w:bCs w:val="false"/>
+                <w:sz w:val="19"/>
+                <w:szCs w:val="19"/>
+              </w:rPr>
+              <w:t xml:space="preserve">EPP: equity; MI: financial_position</w:t>
+            </w:r>
+          </w:p>
+        </w:tc>
+      </w:tr>
+      <w:tr>
+        <w:tc>
+          <w:tcPr>
+            <w:tcW w:type="dxa" w:w="5416"/>
+            <w:tcBorders>
+              <w:top w:val="single" w:color="C9D1DC" w:sz="4"/>
+              <w:left w:val="single" w:color="C9D1DC" w:sz="4"/>
+              <w:bottom w:val="single" w:color="C9D1DC" w:sz="4"/>
+              <w:right w:val="single" w:color="C9D1DC" w:sz="4"/>
+            </w:tcBorders>
+            <w:tcMar>
+              <w:top w:type="dxa" w:w="60"/>
+              <w:left w:type="dxa" w:w="100"/>
+              <w:bottom w:type="dxa" w:w="60"/>
+              <w:right w:type="dxa" w:w="100"/>
+            </w:tcMar>
+          </w:tcPr>
+          <w:p>
+            <w:r>
+              <w:rPr>
+                <w:b w:val="false"/>
+                <w:bCs w:val="false"/>
+                <w:sz w:val="19"/>
+                <w:szCs w:val="19"/>
+              </w:rPr>
+              <w:t xml:space="preserve">Akun Utang Berbasis Bunga / Akun Pendapatan Non Halal</w:t>
+            </w:r>
+          </w:p>
+        </w:tc>
+        <w:tc>
+          <w:tcPr>
+            <w:tcW w:type="dxa" w:w="3610"/>
+            <w:tcBorders>
+              <w:top w:val="single" w:color="C9D1DC" w:sz="4"/>
+              <w:left w:val="single" w:color="C9D1DC" w:sz="4"/>
+              <w:bottom w:val="single" w:color="C9D1DC" w:sz="4"/>
+              <w:right w:val="single" w:color="C9D1DC" w:sz="4"/>
+            </w:tcBorders>
+            <w:tcMar>
+              <w:top w:type="dxa" w:w="60"/>
+              <w:left w:type="dxa" w:w="100"/>
+              <w:bottom w:type="dxa" w:w="60"/>
+              <w:right w:type="dxa" w:w="100"/>
+            </w:tcMar>
+          </w:tcPr>
+          <w:p>
+            <w:r>
+              <w:rPr>
+                <w:b w:val="false"/>
+                <w:bCs w:val="false"/>
+                <w:sz w:val="19"/>
+                <w:szCs w:val="19"/>
+              </w:rPr>
+              <w:t xml:space="preserve">financial_position / income (entitas DES)</w:t>
+            </w:r>
+          </w:p>
+        </w:tc>
+      </w:tr>
+    </w:tbl>
+    <w:p>
+      <w:pPr>
+        <w:spacing w:after="120"/>
+      </w:pPr>
+    </w:p>
+    <w:p>
+      <w:pPr>
+        <w:spacing w:after="120"/>
+      </w:pPr>
+      <w:r>
+        <w:t xml:space="preserve">Nilai </w:t>
+      </w:r>
+      <w:r>
+        <w:rPr>
+          <w:rFonts w:ascii="Courier New" w:cs="Courier New" w:eastAsia="Courier New" w:hAnsi="Courier New"/>
+          <w:color w:val="1D2433"/>
+          <w:sz w:val="20"/>
+          <w:szCs w:val="20"/>
+        </w:rPr>
+        <w:t xml:space="preserve">bagian</w:t>
+      </w:r>
+      <w:r>
+        <w:t xml:space="preserve"> baru perlu ditambahkan ke daftar </w:t>
+      </w:r>
+      <w:r>
+        <w:rPr>
+          <w:rFonts w:ascii="Courier New" w:cs="Courier New" w:eastAsia="Courier New" w:hAnsi="Courier New"/>
+          <w:color w:val="1D2433"/>
+          <w:sz w:val="20"/>
+          <w:szCs w:val="20"/>
+        </w:rPr>
+        <w:t xml:space="preserve">BAGIAN_KE_SEKSI</w:t>
+      </w:r>
+      <w:r>
+        <w:t xml:space="preserve"> di </w:t>
+      </w:r>
+      <w:r>
+        <w:rPr>
+          <w:rFonts w:ascii="Courier New" w:cs="Courier New" w:eastAsia="Courier New" w:hAnsi="Courier New"/>
+          <w:color w:val="1D2433"/>
+          <w:sz w:val="20"/>
+          <w:szCs w:val="20"/>
+        </w:rPr>
+        <w:t xml:space="preserve">src/sikuli/rules.py</w:t>
+      </w:r>
+      <w:r>
+        <w:t xml:space="preserve">.</w:t>
+      </w:r>
+    </w:p>
+    <w:p>
+      <w:pPr>
+        <w:pStyle w:val="Heading2"/>
+      </w:pPr>
+      <w:r>
+        <w:t xml:space="preserve">Konfigurasi teknis (folder config/)</w:t>
+      </w:r>
+    </w:p>
+    <w:p>
+      <w:pPr>
+        <w:spacing w:after="120"/>
+      </w:pPr>
+      <w:r>
+        <w:t xml:space="preserve">Dua file berikut bukan rules akun, melainkan tata letak dokumen. Sudah disesuaikan dengan template MI, RD, dan XBRL IDX (EPP), dan jarang perlu diubah.</w:t>
+      </w:r>
+    </w:p>
+    <w:p>
+      <w:pPr>
+        <w:pStyle w:val="Heading2"/>
+      </w:pPr>
+      <w:r>
+        <w:t xml:space="preserve">5.3 config/sheet_config.csv: lokasi angka di Excel</w:t>
       </w:r>
     </w:p>
     <w:p>
@@ -6627,7 +6591,7 @@
         <w:pStyle w:val="Heading2"/>
       </w:pPr>
       <w:r>
-        <w:t xml:space="preserve">5.3 mapping_seksi.csv: pola judul seksi</w:t>
+        <w:t xml:space="preserve">5.4 config/mapping_seksi.csv: pola judul seksi</w:t>
       </w:r>
     </w:p>
     <w:p>
@@ -8281,1374 +8245,6 @@
     </w:p>
     <w:p>
       <w:pPr>
-        <w:pStyle w:val="Heading2"/>
-      </w:pPr>
-      <w:r>
-        <w:t xml:space="preserve">5.4 daftar_entitas.csv: daftar entitas</w:t>
-      </w:r>
-    </w:p>
-    <w:tbl>
-      <w:tblPr>
-        <w:tblW w:type="dxa" w:w="9026"/>
-        <w:tblBorders>
-          <w:top w:val="single" w:color="auto" w:sz="4"/>
-          <w:left w:val="single" w:color="auto" w:sz="4"/>
-          <w:bottom w:val="single" w:color="auto" w:sz="4"/>
-          <w:right w:val="single" w:color="auto" w:sz="4"/>
-          <w:insideH w:val="single" w:color="auto" w:sz="4"/>
-          <w:insideV w:val="single" w:color="auto" w:sz="4"/>
-        </w:tblBorders>
-      </w:tblPr>
-      <w:tblGrid>
-        <w:gridCol w:w="1805"/>
-        <w:gridCol w:w="812"/>
-        <w:gridCol w:w="4152"/>
-        <w:gridCol w:w="2257"/>
-      </w:tblGrid>
-      <w:tr>
-        <w:trPr>
-          <w:tblHeader/>
-        </w:trPr>
-        <w:tc>
-          <w:tcPr>
-            <w:tcW w:type="dxa" w:w="1805"/>
-            <w:tcBorders>
-              <w:top w:val="single" w:color="C9D1DC" w:sz="4"/>
-              <w:left w:val="single" w:color="C9D1DC" w:sz="4"/>
-              <w:bottom w:val="single" w:color="C9D1DC" w:sz="4"/>
-              <w:right w:val="single" w:color="C9D1DC" w:sz="4"/>
-            </w:tcBorders>
-            <w:shd w:fill="DCE9F2" w:color="auto" w:val="clear"/>
-            <w:tcMar>
-              <w:top w:type="dxa" w:w="60"/>
-              <w:left w:type="dxa" w:w="100"/>
-              <w:bottom w:type="dxa" w:w="60"/>
-              <w:right w:type="dxa" w:w="100"/>
-            </w:tcMar>
-          </w:tcPr>
-          <w:p>
-            <w:r>
-              <w:rPr>
-                <w:b/>
-                <w:bCs/>
-                <w:sz w:val="19"/>
-                <w:szCs w:val="19"/>
-              </w:rPr>
-              <w:t xml:space="preserve">Kolom</w:t>
-            </w:r>
-          </w:p>
-        </w:tc>
-        <w:tc>
-          <w:tcPr>
-            <w:tcW w:type="dxa" w:w="812"/>
-            <w:tcBorders>
-              <w:top w:val="single" w:color="C9D1DC" w:sz="4"/>
-              <w:left w:val="single" w:color="C9D1DC" w:sz="4"/>
-              <w:bottom w:val="single" w:color="C9D1DC" w:sz="4"/>
-              <w:right w:val="single" w:color="C9D1DC" w:sz="4"/>
-            </w:tcBorders>
-            <w:shd w:fill="DCE9F2" w:color="auto" w:val="clear"/>
-            <w:tcMar>
-              <w:top w:type="dxa" w:w="60"/>
-              <w:left w:type="dxa" w:w="100"/>
-              <w:bottom w:type="dxa" w:w="60"/>
-              <w:right w:type="dxa" w:w="100"/>
-            </w:tcMar>
-          </w:tcPr>
-          <w:p>
-            <w:r>
-              <w:rPr>
-                <w:b/>
-                <w:bCs/>
-                <w:sz w:val="19"/>
-                <w:szCs w:val="19"/>
-              </w:rPr>
-              <w:t xml:space="preserve">Wajib</w:t>
-            </w:r>
-          </w:p>
-        </w:tc>
-        <w:tc>
-          <w:tcPr>
-            <w:tcW w:type="dxa" w:w="4152"/>
-            <w:tcBorders>
-              <w:top w:val="single" w:color="C9D1DC" w:sz="4"/>
-              <w:left w:val="single" w:color="C9D1DC" w:sz="4"/>
-              <w:bottom w:val="single" w:color="C9D1DC" w:sz="4"/>
-              <w:right w:val="single" w:color="C9D1DC" w:sz="4"/>
-            </w:tcBorders>
-            <w:shd w:fill="DCE9F2" w:color="auto" w:val="clear"/>
-            <w:tcMar>
-              <w:top w:type="dxa" w:w="60"/>
-              <w:left w:type="dxa" w:w="100"/>
-              <w:bottom w:type="dxa" w:w="60"/>
-              <w:right w:type="dxa" w:w="100"/>
-            </w:tcMar>
-          </w:tcPr>
-          <w:p>
-            <w:r>
-              <w:rPr>
-                <w:b/>
-                <w:bCs/>
-                <w:sz w:val="19"/>
-                <w:szCs w:val="19"/>
-              </w:rPr>
-              <w:t xml:space="preserve">Kegunaan</w:t>
-            </w:r>
-          </w:p>
-        </w:tc>
-        <w:tc>
-          <w:tcPr>
-            <w:tcW w:type="dxa" w:w="2257"/>
-            <w:tcBorders>
-              <w:top w:val="single" w:color="C9D1DC" w:sz="4"/>
-              <w:left w:val="single" w:color="C9D1DC" w:sz="4"/>
-              <w:bottom w:val="single" w:color="C9D1DC" w:sz="4"/>
-              <w:right w:val="single" w:color="C9D1DC" w:sz="4"/>
-            </w:tcBorders>
-            <w:shd w:fill="DCE9F2" w:color="auto" w:val="clear"/>
-            <w:tcMar>
-              <w:top w:type="dxa" w:w="60"/>
-              <w:left w:type="dxa" w:w="100"/>
-              <w:bottom w:type="dxa" w:w="60"/>
-              <w:right w:type="dxa" w:w="100"/>
-            </w:tcMar>
-          </w:tcPr>
-          <w:p>
-            <w:r>
-              <w:rPr>
-                <w:b/>
-                <w:bCs/>
-                <w:sz w:val="19"/>
-                <w:szCs w:val="19"/>
-              </w:rPr>
-              <w:t xml:space="preserve">Contoh</w:t>
-            </w:r>
-          </w:p>
-        </w:tc>
-      </w:tr>
-      <w:tr>
-        <w:tc>
-          <w:tcPr>
-            <w:tcW w:type="dxa" w:w="1805"/>
-            <w:tcBorders>
-              <w:top w:val="single" w:color="C9D1DC" w:sz="4"/>
-              <w:left w:val="single" w:color="C9D1DC" w:sz="4"/>
-              <w:bottom w:val="single" w:color="C9D1DC" w:sz="4"/>
-              <w:right w:val="single" w:color="C9D1DC" w:sz="4"/>
-            </w:tcBorders>
-            <w:tcMar>
-              <w:top w:type="dxa" w:w="60"/>
-              <w:left w:type="dxa" w:w="100"/>
-              <w:bottom w:type="dxa" w:w="60"/>
-              <w:right w:type="dxa" w:w="100"/>
-            </w:tcMar>
-          </w:tcPr>
-          <w:p>
-            <w:r>
-              <w:rPr>
-                <w:rFonts w:ascii="Courier New" w:cs="Courier New" w:eastAsia="Courier New" w:hAnsi="Courier New"/>
-                <w:color w:val="1D2433"/>
-                <w:sz w:val="19"/>
-                <w:szCs w:val="19"/>
-              </w:rPr>
-              <w:t xml:space="preserve">entity_id</w:t>
-            </w:r>
-          </w:p>
-        </w:tc>
-        <w:tc>
-          <w:tcPr>
-            <w:tcW w:type="dxa" w:w="812"/>
-            <w:tcBorders>
-              <w:top w:val="single" w:color="C9D1DC" w:sz="4"/>
-              <w:left w:val="single" w:color="C9D1DC" w:sz="4"/>
-              <w:bottom w:val="single" w:color="C9D1DC" w:sz="4"/>
-              <w:right w:val="single" w:color="C9D1DC" w:sz="4"/>
-            </w:tcBorders>
-            <w:tcMar>
-              <w:top w:type="dxa" w:w="60"/>
-              <w:left w:type="dxa" w:w="100"/>
-              <w:bottom w:type="dxa" w:w="60"/>
-              <w:right w:type="dxa" w:w="100"/>
-            </w:tcMar>
-          </w:tcPr>
-          <w:p>
-            <w:r>
-              <w:rPr>
-                <w:b w:val="false"/>
-                <w:bCs w:val="false"/>
-                <w:sz w:val="19"/>
-                <w:szCs w:val="19"/>
-              </w:rPr>
-              <w:t xml:space="preserve">Ya</w:t>
-            </w:r>
-          </w:p>
-        </w:tc>
-        <w:tc>
-          <w:tcPr>
-            <w:tcW w:type="dxa" w:w="4152"/>
-            <w:tcBorders>
-              <w:top w:val="single" w:color="C9D1DC" w:sz="4"/>
-              <w:left w:val="single" w:color="C9D1DC" w:sz="4"/>
-              <w:bottom w:val="single" w:color="C9D1DC" w:sz="4"/>
-              <w:right w:val="single" w:color="C9D1DC" w:sz="4"/>
-            </w:tcBorders>
-            <w:tcMar>
-              <w:top w:type="dxa" w:w="60"/>
-              <w:left w:type="dxa" w:w="100"/>
-              <w:bottom w:type="dxa" w:w="60"/>
-              <w:right w:type="dxa" w:w="100"/>
-            </w:tcMar>
-          </w:tcPr>
-          <w:p>
-            <w:r>
-              <w:rPr>
-                <w:b w:val="false"/>
-                <w:bCs w:val="false"/>
-                <w:sz w:val="19"/>
-                <w:szCs w:val="19"/>
-              </w:rPr>
-              <w:t xml:space="preserve">Kode di nama file (bagian kedua).</w:t>
-            </w:r>
-          </w:p>
-        </w:tc>
-        <w:tc>
-          <w:tcPr>
-            <w:tcW w:type="dxa" w:w="2257"/>
-            <w:tcBorders>
-              <w:top w:val="single" w:color="C9D1DC" w:sz="4"/>
-              <w:left w:val="single" w:color="C9D1DC" w:sz="4"/>
-              <w:bottom w:val="single" w:color="C9D1DC" w:sz="4"/>
-              <w:right w:val="single" w:color="C9D1DC" w:sz="4"/>
-            </w:tcBorders>
-            <w:tcMar>
-              <w:top w:type="dxa" w:w="60"/>
-              <w:left w:type="dxa" w:w="100"/>
-              <w:bottom w:type="dxa" w:w="60"/>
-              <w:right w:type="dxa" w:w="100"/>
-            </w:tcMar>
-          </w:tcPr>
-          <w:p>
-            <w:r>
-              <w:rPr>
-                <w:b w:val="false"/>
-                <w:bCs w:val="false"/>
-                <w:sz w:val="19"/>
-                <w:szCs w:val="19"/>
-              </w:rPr>
-              <w:t xml:space="preserve">TLKM</w:t>
-            </w:r>
-          </w:p>
-        </w:tc>
-      </w:tr>
-      <w:tr>
-        <w:tc>
-          <w:tcPr>
-            <w:tcW w:type="dxa" w:w="1805"/>
-            <w:tcBorders>
-              <w:top w:val="single" w:color="C9D1DC" w:sz="4"/>
-              <w:left w:val="single" w:color="C9D1DC" w:sz="4"/>
-              <w:bottom w:val="single" w:color="C9D1DC" w:sz="4"/>
-              <w:right w:val="single" w:color="C9D1DC" w:sz="4"/>
-            </w:tcBorders>
-            <w:tcMar>
-              <w:top w:type="dxa" w:w="60"/>
-              <w:left w:type="dxa" w:w="100"/>
-              <w:bottom w:type="dxa" w:w="60"/>
-              <w:right w:type="dxa" w:w="100"/>
-            </w:tcMar>
-          </w:tcPr>
-          <w:p>
-            <w:r>
-              <w:rPr>
-                <w:rFonts w:ascii="Courier New" w:cs="Courier New" w:eastAsia="Courier New" w:hAnsi="Courier New"/>
-                <w:color w:val="1D2433"/>
-                <w:sz w:val="19"/>
-                <w:szCs w:val="19"/>
-              </w:rPr>
-              <w:t xml:space="preserve">doc_type</w:t>
-            </w:r>
-          </w:p>
-        </w:tc>
-        <w:tc>
-          <w:tcPr>
-            <w:tcW w:type="dxa" w:w="812"/>
-            <w:tcBorders>
-              <w:top w:val="single" w:color="C9D1DC" w:sz="4"/>
-              <w:left w:val="single" w:color="C9D1DC" w:sz="4"/>
-              <w:bottom w:val="single" w:color="C9D1DC" w:sz="4"/>
-              <w:right w:val="single" w:color="C9D1DC" w:sz="4"/>
-            </w:tcBorders>
-            <w:tcMar>
-              <w:top w:type="dxa" w:w="60"/>
-              <w:left w:type="dxa" w:w="100"/>
-              <w:bottom w:type="dxa" w:w="60"/>
-              <w:right w:type="dxa" w:w="100"/>
-            </w:tcMar>
-          </w:tcPr>
-          <w:p>
-            <w:r>
-              <w:rPr>
-                <w:b w:val="false"/>
-                <w:bCs w:val="false"/>
-                <w:sz w:val="19"/>
-                <w:szCs w:val="19"/>
-              </w:rPr>
-              <w:t xml:space="preserve">Ya</w:t>
-            </w:r>
-          </w:p>
-        </w:tc>
-        <w:tc>
-          <w:tcPr>
-            <w:tcW w:type="dxa" w:w="4152"/>
-            <w:tcBorders>
-              <w:top w:val="single" w:color="C9D1DC" w:sz="4"/>
-              <w:left w:val="single" w:color="C9D1DC" w:sz="4"/>
-              <w:bottom w:val="single" w:color="C9D1DC" w:sz="4"/>
-              <w:right w:val="single" w:color="C9D1DC" w:sz="4"/>
-            </w:tcBorders>
-            <w:tcMar>
-              <w:top w:type="dxa" w:w="60"/>
-              <w:left w:type="dxa" w:w="100"/>
-              <w:bottom w:type="dxa" w:w="60"/>
-              <w:right w:type="dxa" w:w="100"/>
-            </w:tcMar>
-          </w:tcPr>
-          <w:p>
-            <w:r>
-              <w:rPr>
-                <w:b w:val="false"/>
-                <w:bCs w:val="false"/>
-                <w:sz w:val="19"/>
-                <w:szCs w:val="19"/>
-              </w:rPr>
-              <w:t xml:space="preserve">Jenis entitas; menentukan akun, seksi, dan sheet yang dipakai.</w:t>
-            </w:r>
-          </w:p>
-        </w:tc>
-        <w:tc>
-          <w:tcPr>
-            <w:tcW w:type="dxa" w:w="2257"/>
-            <w:tcBorders>
-              <w:top w:val="single" w:color="C9D1DC" w:sz="4"/>
-              <w:left w:val="single" w:color="C9D1DC" w:sz="4"/>
-              <w:bottom w:val="single" w:color="C9D1DC" w:sz="4"/>
-              <w:right w:val="single" w:color="C9D1DC" w:sz="4"/>
-            </w:tcBorders>
-            <w:tcMar>
-              <w:top w:type="dxa" w:w="60"/>
-              <w:left w:type="dxa" w:w="100"/>
-              <w:bottom w:type="dxa" w:w="60"/>
-              <w:right w:type="dxa" w:w="100"/>
-            </w:tcMar>
-          </w:tcPr>
-          <w:p>
-            <w:r>
-              <w:rPr>
-                <w:b w:val="false"/>
-                <w:bCs w:val="false"/>
-                <w:sz w:val="19"/>
-                <w:szCs w:val="19"/>
-              </w:rPr>
-              <w:t xml:space="preserve">EPP</w:t>
-            </w:r>
-          </w:p>
-        </w:tc>
-      </w:tr>
-      <w:tr>
-        <w:tc>
-          <w:tcPr>
-            <w:tcW w:type="dxa" w:w="1805"/>
-            <w:tcBorders>
-              <w:top w:val="single" w:color="C9D1DC" w:sz="4"/>
-              <w:left w:val="single" w:color="C9D1DC" w:sz="4"/>
-              <w:bottom w:val="single" w:color="C9D1DC" w:sz="4"/>
-              <w:right w:val="single" w:color="C9D1DC" w:sz="4"/>
-            </w:tcBorders>
-            <w:tcMar>
-              <w:top w:type="dxa" w:w="60"/>
-              <w:left w:type="dxa" w:w="100"/>
-              <w:bottom w:type="dxa" w:w="60"/>
-              <w:right w:type="dxa" w:w="100"/>
-            </w:tcMar>
-          </w:tcPr>
-          <w:p>
-            <w:r>
-              <w:rPr>
-                <w:rFonts w:ascii="Courier New" w:cs="Courier New" w:eastAsia="Courier New" w:hAnsi="Courier New"/>
-                <w:color w:val="1D2433"/>
-                <w:sz w:val="19"/>
-                <w:szCs w:val="19"/>
-              </w:rPr>
-              <w:t xml:space="preserve">nama_entitas</w:t>
-            </w:r>
-          </w:p>
-        </w:tc>
-        <w:tc>
-          <w:tcPr>
-            <w:tcW w:type="dxa" w:w="812"/>
-            <w:tcBorders>
-              <w:top w:val="single" w:color="C9D1DC" w:sz="4"/>
-              <w:left w:val="single" w:color="C9D1DC" w:sz="4"/>
-              <w:bottom w:val="single" w:color="C9D1DC" w:sz="4"/>
-              <w:right w:val="single" w:color="C9D1DC" w:sz="4"/>
-            </w:tcBorders>
-            <w:tcMar>
-              <w:top w:type="dxa" w:w="60"/>
-              <w:left w:type="dxa" w:w="100"/>
-              <w:bottom w:type="dxa" w:w="60"/>
-              <w:right w:type="dxa" w:w="100"/>
-            </w:tcMar>
-          </w:tcPr>
-          <w:p/>
-        </w:tc>
-        <w:tc>
-          <w:tcPr>
-            <w:tcW w:type="dxa" w:w="4152"/>
-            <w:tcBorders>
-              <w:top w:val="single" w:color="C9D1DC" w:sz="4"/>
-              <w:left w:val="single" w:color="C9D1DC" w:sz="4"/>
-              <w:bottom w:val="single" w:color="C9D1DC" w:sz="4"/>
-              <w:right w:val="single" w:color="C9D1DC" w:sz="4"/>
-            </w:tcBorders>
-            <w:tcMar>
-              <w:top w:type="dxa" w:w="60"/>
-              <w:left w:type="dxa" w:w="100"/>
-              <w:bottom w:type="dxa" w:w="60"/>
-              <w:right w:type="dxa" w:w="100"/>
-            </w:tcMar>
-          </w:tcPr>
-          <w:p>
-            <w:r>
-              <w:rPr>
-                <w:b w:val="false"/>
-                <w:bCs w:val="false"/>
-                <w:sz w:val="19"/>
-                <w:szCs w:val="19"/>
-              </w:rPr>
-              <w:t xml:space="preserve">Nama lengkap; hanya informasi.</w:t>
-            </w:r>
-          </w:p>
-        </w:tc>
-        <w:tc>
-          <w:tcPr>
-            <w:tcW w:type="dxa" w:w="2257"/>
-            <w:tcBorders>
-              <w:top w:val="single" w:color="C9D1DC" w:sz="4"/>
-              <w:left w:val="single" w:color="C9D1DC" w:sz="4"/>
-              <w:bottom w:val="single" w:color="C9D1DC" w:sz="4"/>
-              <w:right w:val="single" w:color="C9D1DC" w:sz="4"/>
-            </w:tcBorders>
-            <w:tcMar>
-              <w:top w:type="dxa" w:w="60"/>
-              <w:left w:type="dxa" w:w="100"/>
-              <w:bottom w:type="dxa" w:w="60"/>
-              <w:right w:type="dxa" w:w="100"/>
-            </w:tcMar>
-          </w:tcPr>
-          <w:p>
-            <w:r>
-              <w:rPr>
-                <w:b w:val="false"/>
-                <w:bCs w:val="false"/>
-                <w:sz w:val="19"/>
-                <w:szCs w:val="19"/>
-              </w:rPr>
-              <w:t xml:space="preserve">PT Contoh Emiten Tbk</w:t>
-            </w:r>
-          </w:p>
-        </w:tc>
-      </w:tr>
-      <w:tr>
-        <w:tc>
-          <w:tcPr>
-            <w:tcW w:type="dxa" w:w="1805"/>
-            <w:tcBorders>
-              <w:top w:val="single" w:color="C9D1DC" w:sz="4"/>
-              <w:left w:val="single" w:color="C9D1DC" w:sz="4"/>
-              <w:bottom w:val="single" w:color="C9D1DC" w:sz="4"/>
-              <w:right w:val="single" w:color="C9D1DC" w:sz="4"/>
-            </w:tcBorders>
-            <w:tcMar>
-              <w:top w:type="dxa" w:w="60"/>
-              <w:left w:type="dxa" w:w="100"/>
-              <w:bottom w:type="dxa" w:w="60"/>
-              <w:right w:type="dxa" w:w="100"/>
-            </w:tcMar>
-          </w:tcPr>
-          <w:p>
-            <w:r>
-              <w:rPr>
-                <w:rFonts w:ascii="Courier New" w:cs="Courier New" w:eastAsia="Courier New" w:hAnsi="Courier New"/>
-                <w:color w:val="1D2433"/>
-                <w:sz w:val="19"/>
-                <w:szCs w:val="19"/>
-              </w:rPr>
-              <w:t xml:space="preserve">aktif</w:t>
-            </w:r>
-          </w:p>
-        </w:tc>
-        <w:tc>
-          <w:tcPr>
-            <w:tcW w:type="dxa" w:w="812"/>
-            <w:tcBorders>
-              <w:top w:val="single" w:color="C9D1DC" w:sz="4"/>
-              <w:left w:val="single" w:color="C9D1DC" w:sz="4"/>
-              <w:bottom w:val="single" w:color="C9D1DC" w:sz="4"/>
-              <w:right w:val="single" w:color="C9D1DC" w:sz="4"/>
-            </w:tcBorders>
-            <w:tcMar>
-              <w:top w:type="dxa" w:w="60"/>
-              <w:left w:type="dxa" w:w="100"/>
-              <w:bottom w:type="dxa" w:w="60"/>
-              <w:right w:type="dxa" w:w="100"/>
-            </w:tcMar>
-          </w:tcPr>
-          <w:p/>
-        </w:tc>
-        <w:tc>
-          <w:tcPr>
-            <w:tcW w:type="dxa" w:w="4152"/>
-            <w:tcBorders>
-              <w:top w:val="single" w:color="C9D1DC" w:sz="4"/>
-              <w:left w:val="single" w:color="C9D1DC" w:sz="4"/>
-              <w:bottom w:val="single" w:color="C9D1DC" w:sz="4"/>
-              <w:right w:val="single" w:color="C9D1DC" w:sz="4"/>
-            </w:tcBorders>
-            <w:tcMar>
-              <w:top w:type="dxa" w:w="60"/>
-              <w:left w:type="dxa" w:w="100"/>
-              <w:bottom w:type="dxa" w:w="60"/>
-              <w:right w:type="dxa" w:w="100"/>
-            </w:tcMar>
-          </w:tcPr>
-          <w:p>
-            <w:r>
-              <w:rPr>
-                <w:rFonts w:ascii="Courier New" w:cs="Courier New" w:eastAsia="Courier New" w:hAnsi="Courier New"/>
-                <w:color w:val="1D2433"/>
-                <w:sz w:val="19"/>
-                <w:szCs w:val="19"/>
-              </w:rPr>
-              <w:t xml:space="preserve">0</w:t>
-            </w:r>
-            <w:r>
-              <w:rPr>
-                <w:b w:val="false"/>
-                <w:bCs w:val="false"/>
-                <w:sz w:val="19"/>
-                <w:szCs w:val="19"/>
-              </w:rPr>
-              <w:t xml:space="preserve"> = baris diabaikan.</w:t>
-            </w:r>
-          </w:p>
-        </w:tc>
-        <w:tc>
-          <w:tcPr>
-            <w:tcW w:type="dxa" w:w="2257"/>
-            <w:tcBorders>
-              <w:top w:val="single" w:color="C9D1DC" w:sz="4"/>
-              <w:left w:val="single" w:color="C9D1DC" w:sz="4"/>
-              <w:bottom w:val="single" w:color="C9D1DC" w:sz="4"/>
-              <w:right w:val="single" w:color="C9D1DC" w:sz="4"/>
-            </w:tcBorders>
-            <w:tcMar>
-              <w:top w:type="dxa" w:w="60"/>
-              <w:left w:type="dxa" w:w="100"/>
-              <w:bottom w:type="dxa" w:w="60"/>
-              <w:right w:type="dxa" w:w="100"/>
-            </w:tcMar>
-          </w:tcPr>
-          <w:p>
-            <w:r>
-              <w:rPr>
-                <w:b w:val="false"/>
-                <w:bCs w:val="false"/>
-                <w:sz w:val="19"/>
-                <w:szCs w:val="19"/>
-              </w:rPr>
-              <w:t xml:space="preserve">1</w:t>
-            </w:r>
-          </w:p>
-        </w:tc>
-      </w:tr>
-    </w:tbl>
-    <w:p>
-      <w:pPr>
-        <w:spacing w:after="120"/>
-      </w:pPr>
-    </w:p>
-    <w:p>
-      <w:pPr>
-        <w:spacing w:after="120"/>
-      </w:pPr>
-      <w:r>
-        <w:t xml:space="preserve">File yang awalannya tidak terdaftar di sini (dan tidak memuat jenis entitas di namanya) dilewati dan dicatat di Peringatan.</w:t>
-      </w:r>
-    </w:p>
-    <w:p>
-      <w:pPr>
-        <w:pStyle w:val="Heading2"/>
-      </w:pPr>
-      <w:r>
-        <w:t xml:space="preserve">5.5 mapping_akun_excel.csv: label Excel khusus</w:t>
-      </w:r>
-    </w:p>
-    <w:p>
-      <w:pPr>
-        <w:spacing w:after="120"/>
-      </w:pPr>
-      <w:r>
-        <w:t xml:space="preserve">Opsional. Dipakai jika label di Excel berbeda dengan </w:t>
-      </w:r>
-      <w:r>
-        <w:rPr>
-          <w:rFonts w:ascii="Courier New" w:cs="Courier New" w:eastAsia="Courier New" w:hAnsi="Courier New"/>
-          <w:color w:val="1D2433"/>
-          <w:sz w:val="20"/>
-          <w:szCs w:val="20"/>
-        </w:rPr>
-        <w:t xml:space="preserve">nama_akun</w:t>
-      </w:r>
-      <w:r>
-        <w:t xml:space="preserve">/</w:t>
-      </w:r>
-      <w:r>
-        <w:rPr>
-          <w:rFonts w:ascii="Courier New" w:cs="Courier New" w:eastAsia="Courier New" w:hAnsi="Courier New"/>
-          <w:color w:val="1D2433"/>
-          <w:sz w:val="20"/>
-          <w:szCs w:val="20"/>
-        </w:rPr>
-        <w:t xml:space="preserve">sinonim</w:t>
-      </w:r>
-      <w:r>
-        <w:t xml:space="preserve">. File ini diperiksa lebih dulu daripada sinonim.</w:t>
-      </w:r>
-    </w:p>
-    <w:tbl>
-      <w:tblPr>
-        <w:tblW w:type="dxa" w:w="9026"/>
-        <w:tblBorders>
-          <w:top w:val="single" w:color="auto" w:sz="4"/>
-          <w:left w:val="single" w:color="auto" w:sz="4"/>
-          <w:bottom w:val="single" w:color="auto" w:sz="4"/>
-          <w:right w:val="single" w:color="auto" w:sz="4"/>
-          <w:insideH w:val="single" w:color="auto" w:sz="4"/>
-          <w:insideV w:val="single" w:color="auto" w:sz="4"/>
-        </w:tblBorders>
-      </w:tblPr>
-      <w:tblGrid>
-        <w:gridCol w:w="1805"/>
-        <w:gridCol w:w="812"/>
-        <w:gridCol w:w="4152"/>
-        <w:gridCol w:w="2257"/>
-      </w:tblGrid>
-      <w:tr>
-        <w:trPr>
-          <w:tblHeader/>
-        </w:trPr>
-        <w:tc>
-          <w:tcPr>
-            <w:tcW w:type="dxa" w:w="1805"/>
-            <w:tcBorders>
-              <w:top w:val="single" w:color="C9D1DC" w:sz="4"/>
-              <w:left w:val="single" w:color="C9D1DC" w:sz="4"/>
-              <w:bottom w:val="single" w:color="C9D1DC" w:sz="4"/>
-              <w:right w:val="single" w:color="C9D1DC" w:sz="4"/>
-            </w:tcBorders>
-            <w:shd w:fill="DCE9F2" w:color="auto" w:val="clear"/>
-            <w:tcMar>
-              <w:top w:type="dxa" w:w="60"/>
-              <w:left w:type="dxa" w:w="100"/>
-              <w:bottom w:type="dxa" w:w="60"/>
-              <w:right w:type="dxa" w:w="100"/>
-            </w:tcMar>
-          </w:tcPr>
-          <w:p>
-            <w:r>
-              <w:rPr>
-                <w:b/>
-                <w:bCs/>
-                <w:sz w:val="19"/>
-                <w:szCs w:val="19"/>
-              </w:rPr>
-              <w:t xml:space="preserve">Kolom</w:t>
-            </w:r>
-          </w:p>
-        </w:tc>
-        <w:tc>
-          <w:tcPr>
-            <w:tcW w:type="dxa" w:w="812"/>
-            <w:tcBorders>
-              <w:top w:val="single" w:color="C9D1DC" w:sz="4"/>
-              <w:left w:val="single" w:color="C9D1DC" w:sz="4"/>
-              <w:bottom w:val="single" w:color="C9D1DC" w:sz="4"/>
-              <w:right w:val="single" w:color="C9D1DC" w:sz="4"/>
-            </w:tcBorders>
-            <w:shd w:fill="DCE9F2" w:color="auto" w:val="clear"/>
-            <w:tcMar>
-              <w:top w:type="dxa" w:w="60"/>
-              <w:left w:type="dxa" w:w="100"/>
-              <w:bottom w:type="dxa" w:w="60"/>
-              <w:right w:type="dxa" w:w="100"/>
-            </w:tcMar>
-          </w:tcPr>
-          <w:p>
-            <w:r>
-              <w:rPr>
-                <w:b/>
-                <w:bCs/>
-                <w:sz w:val="19"/>
-                <w:szCs w:val="19"/>
-              </w:rPr>
-              <w:t xml:space="preserve">Wajib</w:t>
-            </w:r>
-          </w:p>
-        </w:tc>
-        <w:tc>
-          <w:tcPr>
-            <w:tcW w:type="dxa" w:w="4152"/>
-            <w:tcBorders>
-              <w:top w:val="single" w:color="C9D1DC" w:sz="4"/>
-              <w:left w:val="single" w:color="C9D1DC" w:sz="4"/>
-              <w:bottom w:val="single" w:color="C9D1DC" w:sz="4"/>
-              <w:right w:val="single" w:color="C9D1DC" w:sz="4"/>
-            </w:tcBorders>
-            <w:shd w:fill="DCE9F2" w:color="auto" w:val="clear"/>
-            <w:tcMar>
-              <w:top w:type="dxa" w:w="60"/>
-              <w:left w:type="dxa" w:w="100"/>
-              <w:bottom w:type="dxa" w:w="60"/>
-              <w:right w:type="dxa" w:w="100"/>
-            </w:tcMar>
-          </w:tcPr>
-          <w:p>
-            <w:r>
-              <w:rPr>
-                <w:b/>
-                <w:bCs/>
-                <w:sz w:val="19"/>
-                <w:szCs w:val="19"/>
-              </w:rPr>
-              <w:t xml:space="preserve">Kegunaan</w:t>
-            </w:r>
-          </w:p>
-        </w:tc>
-        <w:tc>
-          <w:tcPr>
-            <w:tcW w:type="dxa" w:w="2257"/>
-            <w:tcBorders>
-              <w:top w:val="single" w:color="C9D1DC" w:sz="4"/>
-              <w:left w:val="single" w:color="C9D1DC" w:sz="4"/>
-              <w:bottom w:val="single" w:color="C9D1DC" w:sz="4"/>
-              <w:right w:val="single" w:color="C9D1DC" w:sz="4"/>
-            </w:tcBorders>
-            <w:shd w:fill="DCE9F2" w:color="auto" w:val="clear"/>
-            <w:tcMar>
-              <w:top w:type="dxa" w:w="60"/>
-              <w:left w:type="dxa" w:w="100"/>
-              <w:bottom w:type="dxa" w:w="60"/>
-              <w:right w:type="dxa" w:w="100"/>
-            </w:tcMar>
-          </w:tcPr>
-          <w:p>
-            <w:r>
-              <w:rPr>
-                <w:b/>
-                <w:bCs/>
-                <w:sz w:val="19"/>
-                <w:szCs w:val="19"/>
-              </w:rPr>
-              <w:t xml:space="preserve">Contoh</w:t>
-            </w:r>
-          </w:p>
-        </w:tc>
-      </w:tr>
-      <w:tr>
-        <w:tc>
-          <w:tcPr>
-            <w:tcW w:type="dxa" w:w="1805"/>
-            <w:tcBorders>
-              <w:top w:val="single" w:color="C9D1DC" w:sz="4"/>
-              <w:left w:val="single" w:color="C9D1DC" w:sz="4"/>
-              <w:bottom w:val="single" w:color="C9D1DC" w:sz="4"/>
-              <w:right w:val="single" w:color="C9D1DC" w:sz="4"/>
-            </w:tcBorders>
-            <w:tcMar>
-              <w:top w:type="dxa" w:w="60"/>
-              <w:left w:type="dxa" w:w="100"/>
-              <w:bottom w:type="dxa" w:w="60"/>
-              <w:right w:type="dxa" w:w="100"/>
-            </w:tcMar>
-          </w:tcPr>
-          <w:p>
-            <w:r>
-              <w:rPr>
-                <w:rFonts w:ascii="Courier New" w:cs="Courier New" w:eastAsia="Courier New" w:hAnsi="Courier New"/>
-                <w:color w:val="1D2433"/>
-                <w:sz w:val="19"/>
-                <w:szCs w:val="19"/>
-              </w:rPr>
-              <w:t xml:space="preserve">doc_type</w:t>
-            </w:r>
-          </w:p>
-        </w:tc>
-        <w:tc>
-          <w:tcPr>
-            <w:tcW w:type="dxa" w:w="812"/>
-            <w:tcBorders>
-              <w:top w:val="single" w:color="C9D1DC" w:sz="4"/>
-              <w:left w:val="single" w:color="C9D1DC" w:sz="4"/>
-              <w:bottom w:val="single" w:color="C9D1DC" w:sz="4"/>
-              <w:right w:val="single" w:color="C9D1DC" w:sz="4"/>
-            </w:tcBorders>
-            <w:tcMar>
-              <w:top w:type="dxa" w:w="60"/>
-              <w:left w:type="dxa" w:w="100"/>
-              <w:bottom w:type="dxa" w:w="60"/>
-              <w:right w:type="dxa" w:w="100"/>
-            </w:tcMar>
-          </w:tcPr>
-          <w:p>
-            <w:r>
-              <w:rPr>
-                <w:b w:val="false"/>
-                <w:bCs w:val="false"/>
-                <w:sz w:val="19"/>
-                <w:szCs w:val="19"/>
-              </w:rPr>
-              <w:t xml:space="preserve">Ya</w:t>
-            </w:r>
-          </w:p>
-        </w:tc>
-        <w:tc>
-          <w:tcPr>
-            <w:tcW w:type="dxa" w:w="4152"/>
-            <w:tcBorders>
-              <w:top w:val="single" w:color="C9D1DC" w:sz="4"/>
-              <w:left w:val="single" w:color="C9D1DC" w:sz="4"/>
-              <w:bottom w:val="single" w:color="C9D1DC" w:sz="4"/>
-              <w:right w:val="single" w:color="C9D1DC" w:sz="4"/>
-            </w:tcBorders>
-            <w:tcMar>
-              <w:top w:type="dxa" w:w="60"/>
-              <w:left w:type="dxa" w:w="100"/>
-              <w:bottom w:type="dxa" w:w="60"/>
-              <w:right w:type="dxa" w:w="100"/>
-            </w:tcMar>
-          </w:tcPr>
-          <w:p>
-            <w:r>
-              <w:rPr>
-                <w:b w:val="false"/>
-                <w:bCs w:val="false"/>
-                <w:sz w:val="19"/>
-                <w:szCs w:val="19"/>
-              </w:rPr>
-              <w:t xml:space="preserve">Jenis entitas.</w:t>
-            </w:r>
-          </w:p>
-        </w:tc>
-        <w:tc>
-          <w:tcPr>
-            <w:tcW w:type="dxa" w:w="2257"/>
-            <w:tcBorders>
-              <w:top w:val="single" w:color="C9D1DC" w:sz="4"/>
-              <w:left w:val="single" w:color="C9D1DC" w:sz="4"/>
-              <w:bottom w:val="single" w:color="C9D1DC" w:sz="4"/>
-              <w:right w:val="single" w:color="C9D1DC" w:sz="4"/>
-            </w:tcBorders>
-            <w:tcMar>
-              <w:top w:type="dxa" w:w="60"/>
-              <w:left w:type="dxa" w:w="100"/>
-              <w:bottom w:type="dxa" w:w="60"/>
-              <w:right w:type="dxa" w:w="100"/>
-            </w:tcMar>
-          </w:tcPr>
-          <w:p>
-            <w:r>
-              <w:rPr>
-                <w:b w:val="false"/>
-                <w:bCs w:val="false"/>
-                <w:sz w:val="19"/>
-                <w:szCs w:val="19"/>
-              </w:rPr>
-              <w:t xml:space="preserve">EPP,MI</w:t>
-            </w:r>
-          </w:p>
-        </w:tc>
-      </w:tr>
-      <w:tr>
-        <w:tc>
-          <w:tcPr>
-            <w:tcW w:type="dxa" w:w="1805"/>
-            <w:tcBorders>
-              <w:top w:val="single" w:color="C9D1DC" w:sz="4"/>
-              <w:left w:val="single" w:color="C9D1DC" w:sz="4"/>
-              <w:bottom w:val="single" w:color="C9D1DC" w:sz="4"/>
-              <w:right w:val="single" w:color="C9D1DC" w:sz="4"/>
-            </w:tcBorders>
-            <w:tcMar>
-              <w:top w:type="dxa" w:w="60"/>
-              <w:left w:type="dxa" w:w="100"/>
-              <w:bottom w:type="dxa" w:w="60"/>
-              <w:right w:type="dxa" w:w="100"/>
-            </w:tcMar>
-          </w:tcPr>
-          <w:p>
-            <w:r>
-              <w:rPr>
-                <w:rFonts w:ascii="Courier New" w:cs="Courier New" w:eastAsia="Courier New" w:hAnsi="Courier New"/>
-                <w:color w:val="1D2433"/>
-                <w:sz w:val="19"/>
-                <w:szCs w:val="19"/>
-              </w:rPr>
-              <w:t xml:space="preserve">sheet</w:t>
-            </w:r>
-          </w:p>
-        </w:tc>
-        <w:tc>
-          <w:tcPr>
-            <w:tcW w:type="dxa" w:w="812"/>
-            <w:tcBorders>
-              <w:top w:val="single" w:color="C9D1DC" w:sz="4"/>
-              <w:left w:val="single" w:color="C9D1DC" w:sz="4"/>
-              <w:bottom w:val="single" w:color="C9D1DC" w:sz="4"/>
-              <w:right w:val="single" w:color="C9D1DC" w:sz="4"/>
-            </w:tcBorders>
-            <w:tcMar>
-              <w:top w:type="dxa" w:w="60"/>
-              <w:left w:type="dxa" w:w="100"/>
-              <w:bottom w:type="dxa" w:w="60"/>
-              <w:right w:type="dxa" w:w="100"/>
-            </w:tcMar>
-          </w:tcPr>
-          <w:p/>
-        </w:tc>
-        <w:tc>
-          <w:tcPr>
-            <w:tcW w:type="dxa" w:w="4152"/>
-            <w:tcBorders>
-              <w:top w:val="single" w:color="C9D1DC" w:sz="4"/>
-              <w:left w:val="single" w:color="C9D1DC" w:sz="4"/>
-              <w:bottom w:val="single" w:color="C9D1DC" w:sz="4"/>
-              <w:right w:val="single" w:color="C9D1DC" w:sz="4"/>
-            </w:tcBorders>
-            <w:tcMar>
-              <w:top w:type="dxa" w:w="60"/>
-              <w:left w:type="dxa" w:w="100"/>
-              <w:bottom w:type="dxa" w:w="60"/>
-              <w:right w:type="dxa" w:w="100"/>
-            </w:tcMar>
-          </w:tcPr>
-          <w:p>
-            <w:r>
-              <w:rPr>
-                <w:b w:val="false"/>
-                <w:bCs w:val="false"/>
-                <w:sz w:val="19"/>
-                <w:szCs w:val="19"/>
-              </w:rPr>
-              <w:t xml:space="preserve">Membatasi ke sheet tertentu; kosong = semua sheet.</w:t>
-            </w:r>
-          </w:p>
-        </w:tc>
-        <w:tc>
-          <w:tcPr>
-            <w:tcW w:type="dxa" w:w="2257"/>
-            <w:tcBorders>
-              <w:top w:val="single" w:color="C9D1DC" w:sz="4"/>
-              <w:left w:val="single" w:color="C9D1DC" w:sz="4"/>
-              <w:bottom w:val="single" w:color="C9D1DC" w:sz="4"/>
-              <w:right w:val="single" w:color="C9D1DC" w:sz="4"/>
-            </w:tcBorders>
-            <w:tcMar>
-              <w:top w:type="dxa" w:w="60"/>
-              <w:left w:type="dxa" w:w="100"/>
-              <w:bottom w:type="dxa" w:w="60"/>
-              <w:right w:type="dxa" w:w="100"/>
-            </w:tcMar>
-          </w:tcPr>
-          <w:p>
-            <w:r>
-              <w:rPr>
-                <w:b w:val="false"/>
-                <w:bCs w:val="false"/>
-                <w:sz w:val="19"/>
-                <w:szCs w:val="19"/>
-              </w:rPr>
-              <w:t xml:space="preserve">Posisi Keuangan</w:t>
-            </w:r>
-          </w:p>
-        </w:tc>
-      </w:tr>
-      <w:tr>
-        <w:tc>
-          <w:tcPr>
-            <w:tcW w:type="dxa" w:w="1805"/>
-            <w:tcBorders>
-              <w:top w:val="single" w:color="C9D1DC" w:sz="4"/>
-              <w:left w:val="single" w:color="C9D1DC" w:sz="4"/>
-              <w:bottom w:val="single" w:color="C9D1DC" w:sz="4"/>
-              <w:right w:val="single" w:color="C9D1DC" w:sz="4"/>
-            </w:tcBorders>
-            <w:tcMar>
-              <w:top w:type="dxa" w:w="60"/>
-              <w:left w:type="dxa" w:w="100"/>
-              <w:bottom w:type="dxa" w:w="60"/>
-              <w:right w:type="dxa" w:w="100"/>
-            </w:tcMar>
-          </w:tcPr>
-          <w:p>
-            <w:r>
-              <w:rPr>
-                <w:rFonts w:ascii="Courier New" w:cs="Courier New" w:eastAsia="Courier New" w:hAnsi="Courier New"/>
-                <w:color w:val="1D2433"/>
-                <w:sz w:val="19"/>
-                <w:szCs w:val="19"/>
-              </w:rPr>
-              <w:t xml:space="preserve">label_excel</w:t>
-            </w:r>
-          </w:p>
-        </w:tc>
-        <w:tc>
-          <w:tcPr>
-            <w:tcW w:type="dxa" w:w="812"/>
-            <w:tcBorders>
-              <w:top w:val="single" w:color="C9D1DC" w:sz="4"/>
-              <w:left w:val="single" w:color="C9D1DC" w:sz="4"/>
-              <w:bottom w:val="single" w:color="C9D1DC" w:sz="4"/>
-              <w:right w:val="single" w:color="C9D1DC" w:sz="4"/>
-            </w:tcBorders>
-            <w:tcMar>
-              <w:top w:type="dxa" w:w="60"/>
-              <w:left w:type="dxa" w:w="100"/>
-              <w:bottom w:type="dxa" w:w="60"/>
-              <w:right w:type="dxa" w:w="100"/>
-            </w:tcMar>
-          </w:tcPr>
-          <w:p>
-            <w:r>
-              <w:rPr>
-                <w:b w:val="false"/>
-                <w:bCs w:val="false"/>
-                <w:sz w:val="19"/>
-                <w:szCs w:val="19"/>
-              </w:rPr>
-              <w:t xml:space="preserve">Ya</w:t>
-            </w:r>
-          </w:p>
-        </w:tc>
-        <w:tc>
-          <w:tcPr>
-            <w:tcW w:type="dxa" w:w="4152"/>
-            <w:tcBorders>
-              <w:top w:val="single" w:color="C9D1DC" w:sz="4"/>
-              <w:left w:val="single" w:color="C9D1DC" w:sz="4"/>
-              <w:bottom w:val="single" w:color="C9D1DC" w:sz="4"/>
-              <w:right w:val="single" w:color="C9D1DC" w:sz="4"/>
-            </w:tcBorders>
-            <w:tcMar>
-              <w:top w:type="dxa" w:w="60"/>
-              <w:left w:type="dxa" w:w="100"/>
-              <w:bottom w:type="dxa" w:w="60"/>
-              <w:right w:type="dxa" w:w="100"/>
-            </w:tcMar>
-          </w:tcPr>
-          <w:p>
-            <w:r>
-              <w:rPr>
-                <w:b w:val="false"/>
-                <w:bCs w:val="false"/>
-                <w:sz w:val="19"/>
-                <w:szCs w:val="19"/>
-              </w:rPr>
-              <w:t xml:space="preserve">Label persis seperti di Excel.</w:t>
-            </w:r>
-          </w:p>
-        </w:tc>
-        <w:tc>
-          <w:tcPr>
-            <w:tcW w:type="dxa" w:w="2257"/>
-            <w:tcBorders>
-              <w:top w:val="single" w:color="C9D1DC" w:sz="4"/>
-              <w:left w:val="single" w:color="C9D1DC" w:sz="4"/>
-              <w:bottom w:val="single" w:color="C9D1DC" w:sz="4"/>
-              <w:right w:val="single" w:color="C9D1DC" w:sz="4"/>
-            </w:tcBorders>
-            <w:tcMar>
-              <w:top w:type="dxa" w:w="60"/>
-              <w:left w:type="dxa" w:w="100"/>
-              <w:bottom w:type="dxa" w:w="60"/>
-              <w:right w:type="dxa" w:w="100"/>
-            </w:tcMar>
-          </w:tcPr>
-          <w:p>
-            <w:r>
-              <w:rPr>
-                <w:b w:val="false"/>
-                <w:bCs w:val="false"/>
-                <w:sz w:val="19"/>
-                <w:szCs w:val="19"/>
-              </w:rPr>
-              <w:t xml:space="preserve">Kas dan setara kas - bersih</w:t>
-            </w:r>
-          </w:p>
-        </w:tc>
-      </w:tr>
-      <w:tr>
-        <w:tc>
-          <w:tcPr>
-            <w:tcW w:type="dxa" w:w="1805"/>
-            <w:tcBorders>
-              <w:top w:val="single" w:color="C9D1DC" w:sz="4"/>
-              <w:left w:val="single" w:color="C9D1DC" w:sz="4"/>
-              <w:bottom w:val="single" w:color="C9D1DC" w:sz="4"/>
-              <w:right w:val="single" w:color="C9D1DC" w:sz="4"/>
-            </w:tcBorders>
-            <w:tcMar>
-              <w:top w:type="dxa" w:w="60"/>
-              <w:left w:type="dxa" w:w="100"/>
-              <w:bottom w:type="dxa" w:w="60"/>
-              <w:right w:type="dxa" w:w="100"/>
-            </w:tcMar>
-          </w:tcPr>
-          <w:p>
-            <w:r>
-              <w:rPr>
-                <w:rFonts w:ascii="Courier New" w:cs="Courier New" w:eastAsia="Courier New" w:hAnsi="Courier New"/>
-                <w:color w:val="1D2433"/>
-                <w:sz w:val="19"/>
-                <w:szCs w:val="19"/>
-              </w:rPr>
-              <w:t xml:space="preserve">kode_akun</w:t>
-            </w:r>
-          </w:p>
-        </w:tc>
-        <w:tc>
-          <w:tcPr>
-            <w:tcW w:type="dxa" w:w="812"/>
-            <w:tcBorders>
-              <w:top w:val="single" w:color="C9D1DC" w:sz="4"/>
-              <w:left w:val="single" w:color="C9D1DC" w:sz="4"/>
-              <w:bottom w:val="single" w:color="C9D1DC" w:sz="4"/>
-              <w:right w:val="single" w:color="C9D1DC" w:sz="4"/>
-            </w:tcBorders>
-            <w:tcMar>
-              <w:top w:type="dxa" w:w="60"/>
-              <w:left w:type="dxa" w:w="100"/>
-              <w:bottom w:type="dxa" w:w="60"/>
-              <w:right w:type="dxa" w:w="100"/>
-            </w:tcMar>
-          </w:tcPr>
-          <w:p>
-            <w:r>
-              <w:rPr>
-                <w:b w:val="false"/>
-                <w:bCs w:val="false"/>
-                <w:sz w:val="19"/>
-                <w:szCs w:val="19"/>
-              </w:rPr>
-              <w:t xml:space="preserve">Ya</w:t>
-            </w:r>
-          </w:p>
-        </w:tc>
-        <w:tc>
-          <w:tcPr>
-            <w:tcW w:type="dxa" w:w="4152"/>
-            <w:tcBorders>
-              <w:top w:val="single" w:color="C9D1DC" w:sz="4"/>
-              <w:left w:val="single" w:color="C9D1DC" w:sz="4"/>
-              <w:bottom w:val="single" w:color="C9D1DC" w:sz="4"/>
-              <w:right w:val="single" w:color="C9D1DC" w:sz="4"/>
-            </w:tcBorders>
-            <w:tcMar>
-              <w:top w:type="dxa" w:w="60"/>
-              <w:left w:type="dxa" w:w="100"/>
-              <w:bottom w:type="dxa" w:w="60"/>
-              <w:right w:type="dxa" w:w="100"/>
-            </w:tcMar>
-          </w:tcPr>
-          <w:p>
-            <w:r>
-              <w:rPr>
-                <w:b w:val="false"/>
-                <w:bCs w:val="false"/>
-                <w:sz w:val="19"/>
-                <w:szCs w:val="19"/>
-              </w:rPr>
-              <w:t xml:space="preserve">Kode tujuan; harus ada di </w:t>
-            </w:r>
-            <w:r>
-              <w:rPr>
-                <w:rFonts w:ascii="Courier New" w:cs="Courier New" w:eastAsia="Courier New" w:hAnsi="Courier New"/>
-                <w:color w:val="1D2433"/>
-                <w:sz w:val="19"/>
-                <w:szCs w:val="19"/>
-              </w:rPr>
-              <w:t xml:space="preserve">rules_akun.csv</w:t>
-            </w:r>
-            <w:r>
-              <w:rPr>
-                <w:b w:val="false"/>
-                <w:bCs w:val="false"/>
-                <w:sz w:val="19"/>
-                <w:szCs w:val="19"/>
-              </w:rPr>
-              <w:t xml:space="preserve">.</w:t>
-            </w:r>
-          </w:p>
-        </w:tc>
-        <w:tc>
-          <w:tcPr>
-            <w:tcW w:type="dxa" w:w="2257"/>
-            <w:tcBorders>
-              <w:top w:val="single" w:color="C9D1DC" w:sz="4"/>
-              <w:left w:val="single" w:color="C9D1DC" w:sz="4"/>
-              <w:bottom w:val="single" w:color="C9D1DC" w:sz="4"/>
-              <w:right w:val="single" w:color="C9D1DC" w:sz="4"/>
-            </w:tcBorders>
-            <w:tcMar>
-              <w:top w:type="dxa" w:w="60"/>
-              <w:left w:type="dxa" w:w="100"/>
-              <w:bottom w:type="dxa" w:w="60"/>
-              <w:right w:type="dxa" w:w="100"/>
-            </w:tcMar>
-          </w:tcPr>
-          <w:p>
-            <w:r>
-              <w:rPr>
-                <w:b w:val="false"/>
-                <w:bCs w:val="false"/>
-                <w:sz w:val="19"/>
-                <w:szCs w:val="19"/>
-              </w:rPr>
-              <w:t xml:space="preserve">FP_KAS</w:t>
-            </w:r>
-          </w:p>
-        </w:tc>
-      </w:tr>
-      <w:tr>
-        <w:tc>
-          <w:tcPr>
-            <w:tcW w:type="dxa" w:w="1805"/>
-            <w:tcBorders>
-              <w:top w:val="single" w:color="C9D1DC" w:sz="4"/>
-              <w:left w:val="single" w:color="C9D1DC" w:sz="4"/>
-              <w:bottom w:val="single" w:color="C9D1DC" w:sz="4"/>
-              <w:right w:val="single" w:color="C9D1DC" w:sz="4"/>
-            </w:tcBorders>
-            <w:tcMar>
-              <w:top w:type="dxa" w:w="60"/>
-              <w:left w:type="dxa" w:w="100"/>
-              <w:bottom w:type="dxa" w:w="60"/>
-              <w:right w:type="dxa" w:w="100"/>
-            </w:tcMar>
-          </w:tcPr>
-          <w:p>
-            <w:r>
-              <w:rPr>
-                <w:rFonts w:ascii="Courier New" w:cs="Courier New" w:eastAsia="Courier New" w:hAnsi="Courier New"/>
-                <w:color w:val="1D2433"/>
-                <w:sz w:val="19"/>
-                <w:szCs w:val="19"/>
-              </w:rPr>
-              <w:t xml:space="preserve">aktif</w:t>
-            </w:r>
-          </w:p>
-        </w:tc>
-        <w:tc>
-          <w:tcPr>
-            <w:tcW w:type="dxa" w:w="812"/>
-            <w:tcBorders>
-              <w:top w:val="single" w:color="C9D1DC" w:sz="4"/>
-              <w:left w:val="single" w:color="C9D1DC" w:sz="4"/>
-              <w:bottom w:val="single" w:color="C9D1DC" w:sz="4"/>
-              <w:right w:val="single" w:color="C9D1DC" w:sz="4"/>
-            </w:tcBorders>
-            <w:tcMar>
-              <w:top w:type="dxa" w:w="60"/>
-              <w:left w:type="dxa" w:w="100"/>
-              <w:bottom w:type="dxa" w:w="60"/>
-              <w:right w:type="dxa" w:w="100"/>
-            </w:tcMar>
-          </w:tcPr>
-          <w:p/>
-        </w:tc>
-        <w:tc>
-          <w:tcPr>
-            <w:tcW w:type="dxa" w:w="4152"/>
-            <w:tcBorders>
-              <w:top w:val="single" w:color="C9D1DC" w:sz="4"/>
-              <w:left w:val="single" w:color="C9D1DC" w:sz="4"/>
-              <w:bottom w:val="single" w:color="C9D1DC" w:sz="4"/>
-              <w:right w:val="single" w:color="C9D1DC" w:sz="4"/>
-            </w:tcBorders>
-            <w:tcMar>
-              <w:top w:type="dxa" w:w="60"/>
-              <w:left w:type="dxa" w:w="100"/>
-              <w:bottom w:type="dxa" w:w="60"/>
-              <w:right w:type="dxa" w:w="100"/>
-            </w:tcMar>
-          </w:tcPr>
-          <w:p>
-            <w:r>
-              <w:rPr>
-                <w:rFonts w:ascii="Courier New" w:cs="Courier New" w:eastAsia="Courier New" w:hAnsi="Courier New"/>
-                <w:color w:val="1D2433"/>
-                <w:sz w:val="19"/>
-                <w:szCs w:val="19"/>
-              </w:rPr>
-              <w:t xml:space="preserve">0</w:t>
-            </w:r>
-            <w:r>
-              <w:rPr>
-                <w:b w:val="false"/>
-                <w:bCs w:val="false"/>
-                <w:sz w:val="19"/>
-                <w:szCs w:val="19"/>
-              </w:rPr>
-              <w:t xml:space="preserve"> = baris diabaikan.</w:t>
-            </w:r>
-          </w:p>
-        </w:tc>
-        <w:tc>
-          <w:tcPr>
-            <w:tcW w:type="dxa" w:w="2257"/>
-            <w:tcBorders>
-              <w:top w:val="single" w:color="C9D1DC" w:sz="4"/>
-              <w:left w:val="single" w:color="C9D1DC" w:sz="4"/>
-              <w:bottom w:val="single" w:color="C9D1DC" w:sz="4"/>
-              <w:right w:val="single" w:color="C9D1DC" w:sz="4"/>
-            </w:tcBorders>
-            <w:tcMar>
-              <w:top w:type="dxa" w:w="60"/>
-              <w:left w:type="dxa" w:w="100"/>
-              <w:bottom w:type="dxa" w:w="60"/>
-              <w:right w:type="dxa" w:w="100"/>
-            </w:tcMar>
-          </w:tcPr>
-          <w:p>
-            <w:r>
-              <w:rPr>
-                <w:b w:val="false"/>
-                <w:bCs w:val="false"/>
-                <w:sz w:val="19"/>
-                <w:szCs w:val="19"/>
-              </w:rPr>
-              <w:t xml:space="preserve">1</w:t>
-            </w:r>
-          </w:p>
-        </w:tc>
-      </w:tr>
-    </w:tbl>
-    <w:p>
-      <w:pPr>
-        <w:spacing w:after="120"/>
-      </w:pPr>
-    </w:p>
-    <w:p>
-      <w:pPr>
         <w:pStyle w:val="Heading1"/>
         <w:pageBreakBefore/>
       </w:pPr>
@@ -11900,25 +10496,7 @@
                 <w:sz w:val="19"/>
                 <w:szCs w:val="19"/>
               </w:rPr>
-              <w:t xml:space="preserve">Nama akun dari </w:t>
-            </w:r>
-            <w:r>
-              <w:rPr>
-                <w:rFonts w:ascii="Courier New" w:cs="Courier New" w:eastAsia="Courier New" w:hAnsi="Courier New"/>
-                <w:color w:val="1D2433"/>
-                <w:sz w:val="19"/>
-                <w:szCs w:val="19"/>
-              </w:rPr>
-              <w:t xml:space="preserve">rules_akun</w:t>
-            </w:r>
-            <w:r>
-              <w:rPr>
-                <w:b w:val="false"/>
-                <w:bCs w:val="false"/>
-                <w:sz w:val="19"/>
-                <w:szCs w:val="19"/>
-              </w:rPr>
-              <w:t xml:space="preserve">.</w:t>
+              <w:t xml:space="preserve">Nama akun dari sheet Master (kolom akun).</w:t>
             </w:r>
           </w:p>
         </w:tc>
@@ -14796,24 +13374,6 @@
                 <w:sz w:val="19"/>
                 <w:szCs w:val="19"/>
               </w:rPr>
-              <w:t xml:space="preserve">mapping_akun_excel</w:t>
-            </w:r>
-            <w:r>
-              <w:rPr>
-                <w:b w:val="false"/>
-                <w:bCs w:val="false"/>
-                <w:sz w:val="19"/>
-                <w:szCs w:val="19"/>
-              </w:rPr>
-              <w:t xml:space="preserve">, </w:t>
-            </w:r>
-            <w:r>
-              <w:rPr>
-                <w:rFonts w:ascii="Courier New" w:cs="Courier New" w:eastAsia="Courier New" w:hAnsi="Courier New"/>
-                <w:color w:val="1D2433"/>
-                <w:sz w:val="19"/>
-                <w:szCs w:val="19"/>
-              </w:rPr>
               <w:t xml:space="preserve">rules_akun</w:t>
             </w:r>
             <w:r>
@@ -14823,7 +13383,7 @@
                 <w:sz w:val="19"/>
                 <w:szCs w:val="19"/>
               </w:rPr>
-              <w:t xml:space="preserve">, </w:t>
+              <w:t xml:space="preserve"> (cocok dengan nama/alias Master), </w:t>
             </w:r>
             <w:r>
               <w:rPr>
@@ -16779,7 +15339,35 @@
                 <w:sz w:val="19"/>
                 <w:szCs w:val="19"/>
               </w:rPr>
-              <w:t xml:space="preserve">Label akun di PDF berbeda dengan </w:t>
+              <w:t xml:space="preserve">Label akun di PDF berbeda dengan nama/alias di Master.</w:t>
+            </w:r>
+          </w:p>
+        </w:tc>
+        <w:tc>
+          <w:tcPr>
+            <w:tcW w:type="dxa" w:w="3610"/>
+            <w:tcBorders>
+              <w:top w:val="single" w:color="C9D1DC" w:sz="4"/>
+              <w:left w:val="single" w:color="C9D1DC" w:sz="4"/>
+              <w:bottom w:val="single" w:color="C9D1DC" w:sz="4"/>
+              <w:right w:val="single" w:color="C9D1DC" w:sz="4"/>
+            </w:tcBorders>
+            <w:tcMar>
+              <w:top w:type="dxa" w:w="60"/>
+              <w:left w:type="dxa" w:w="100"/>
+              <w:bottom w:type="dxa" w:w="60"/>
+              <w:right w:type="dxa" w:w="100"/>
+            </w:tcMar>
+          </w:tcPr>
+          <w:p>
+            <w:r>
+              <w:rPr>
+                <w:b w:val="false"/>
+                <w:bCs w:val="false"/>
+                <w:sz w:val="19"/>
+                <w:szCs w:val="19"/>
+              </w:rPr>
+              <w:t xml:space="preserve">Lihat </w:t>
             </w:r>
             <w:r>
               <w:rPr>
@@ -16788,16 +15376,102 @@
                 <w:sz w:val="19"/>
                 <w:szCs w:val="19"/>
               </w:rPr>
-              <w:t xml:space="preserve">nama_akun</w:t>
-            </w:r>
-            <w:r>
-              <w:rPr>
-                <w:b w:val="false"/>
-                <w:bCs w:val="false"/>
-                <w:sz w:val="19"/>
-                <w:szCs w:val="19"/>
-              </w:rPr>
-              <w:t xml:space="preserve">/</w:t>
+              <w:t xml:space="preserve">label_excel</w:t>
+            </w:r>
+            <w:r>
+              <w:rPr>
+                <w:b w:val="false"/>
+                <w:bCs w:val="false"/>
+                <w:sz w:val="19"/>
+                <w:szCs w:val="19"/>
+              </w:rPr>
+              <w:t xml:space="preserve"> dan PDF-nya; tambahkan variasi label sebagai alias di kolom description.</w:t>
+            </w:r>
+          </w:p>
+        </w:tc>
+      </w:tr>
+      <w:tr>
+        <w:tc>
+          <w:tcPr>
+            <w:tcW w:type="dxa" w:w="2347"/>
+            <w:tcBorders>
+              <w:top w:val="single" w:color="C9D1DC" w:sz="4"/>
+              <w:left w:val="single" w:color="C9D1DC" w:sz="4"/>
+              <w:bottom w:val="single" w:color="C9D1DC" w:sz="4"/>
+              <w:right w:val="single" w:color="C9D1DC" w:sz="4"/>
+            </w:tcBorders>
+            <w:tcMar>
+              <w:top w:type="dxa" w:w="60"/>
+              <w:left w:type="dxa" w:w="100"/>
+              <w:bottom w:type="dxa" w:w="60"/>
+              <w:right w:type="dxa" w:w="100"/>
+            </w:tcMar>
+          </w:tcPr>
+          <w:p>
+            <w:r>
+              <w:rPr>
+                <w:b w:val="false"/>
+                <w:bCs w:val="false"/>
+                <w:sz w:val="19"/>
+                <w:szCs w:val="19"/>
+              </w:rPr>
+              <w:t xml:space="preserve">Banyak PDF_ONLY</w:t>
+            </w:r>
+          </w:p>
+        </w:tc>
+        <w:tc>
+          <w:tcPr>
+            <w:tcW w:type="dxa" w:w="3069"/>
+            <w:tcBorders>
+              <w:top w:val="single" w:color="C9D1DC" w:sz="4"/>
+              <w:left w:val="single" w:color="C9D1DC" w:sz="4"/>
+              <w:bottom w:val="single" w:color="C9D1DC" w:sz="4"/>
+              <w:right w:val="single" w:color="C9D1DC" w:sz="4"/>
+            </w:tcBorders>
+            <w:tcMar>
+              <w:top w:type="dxa" w:w="60"/>
+              <w:left w:type="dxa" w:w="100"/>
+              <w:bottom w:type="dxa" w:w="60"/>
+              <w:right w:type="dxa" w:w="100"/>
+            </w:tcMar>
+          </w:tcPr>
+          <w:p>
+            <w:r>
+              <w:rPr>
+                <w:b w:val="false"/>
+                <w:bCs w:val="false"/>
+                <w:sz w:val="19"/>
+                <w:szCs w:val="19"/>
+              </w:rPr>
+              <w:t xml:space="preserve">Sheet/kolom Excel tidak sesuai, atau label Excel belum terpetakan.</w:t>
+            </w:r>
+          </w:p>
+        </w:tc>
+        <w:tc>
+          <w:tcPr>
+            <w:tcW w:type="dxa" w:w="3610"/>
+            <w:tcBorders>
+              <w:top w:val="single" w:color="C9D1DC" w:sz="4"/>
+              <w:left w:val="single" w:color="C9D1DC" w:sz="4"/>
+              <w:bottom w:val="single" w:color="C9D1DC" w:sz="4"/>
+              <w:right w:val="single" w:color="C9D1DC" w:sz="4"/>
+            </w:tcBorders>
+            <w:tcMar>
+              <w:top w:type="dxa" w:w="60"/>
+              <w:left w:type="dxa" w:w="100"/>
+              <w:bottom w:type="dxa" w:w="60"/>
+              <w:right w:type="dxa" w:w="100"/>
+            </w:tcMar>
+          </w:tcPr>
+          <w:p>
+            <w:r>
+              <w:rPr>
+                <w:b w:val="false"/>
+                <w:bCs w:val="false"/>
+                <w:sz w:val="19"/>
+                <w:szCs w:val="19"/>
+              </w:rPr>
+              <w:t xml:space="preserve">Periksa </w:t>
             </w:r>
             <w:r>
               <w:rPr>
@@ -16806,44 +15480,16 @@
                 <w:sz w:val="19"/>
                 <w:szCs w:val="19"/>
               </w:rPr>
-              <w:t xml:space="preserve">sinonim</w:t>
-            </w:r>
-            <w:r>
-              <w:rPr>
-                <w:b w:val="false"/>
-                <w:bCs w:val="false"/>
-                <w:sz w:val="19"/>
-                <w:szCs w:val="19"/>
-              </w:rPr>
-              <w:t xml:space="preserve">.</w:t>
-            </w:r>
-          </w:p>
-        </w:tc>
-        <w:tc>
-          <w:tcPr>
-            <w:tcW w:type="dxa" w:w="3610"/>
-            <w:tcBorders>
-              <w:top w:val="single" w:color="C9D1DC" w:sz="4"/>
-              <w:left w:val="single" w:color="C9D1DC" w:sz="4"/>
-              <w:bottom w:val="single" w:color="C9D1DC" w:sz="4"/>
-              <w:right w:val="single" w:color="C9D1DC" w:sz="4"/>
-            </w:tcBorders>
-            <w:tcMar>
-              <w:top w:type="dxa" w:w="60"/>
-              <w:left w:type="dxa" w:w="100"/>
-              <w:bottom w:type="dxa" w:w="60"/>
-              <w:right w:type="dxa" w:w="100"/>
-            </w:tcMar>
-          </w:tcPr>
-          <w:p>
-            <w:r>
-              <w:rPr>
-                <w:b w:val="false"/>
-                <w:bCs w:val="false"/>
-                <w:sz w:val="19"/>
-                <w:szCs w:val="19"/>
-              </w:rPr>
-              <w:t xml:space="preserve">Lihat </w:t>
+              <w:t xml:space="preserve">config/sheet_config.csv</w:t>
+            </w:r>
+            <w:r>
+              <w:rPr>
+                <w:b w:val="false"/>
+                <w:bCs w:val="false"/>
+                <w:sz w:val="19"/>
+                <w:szCs w:val="19"/>
+              </w:rPr>
+              <w:t xml:space="preserve">; lihat Angka_Excel dengan </w:t>
             </w:r>
             <w:r>
               <w:rPr>
@@ -16852,16 +15498,188 @@
                 <w:sz w:val="19"/>
                 <w:szCs w:val="19"/>
               </w:rPr>
-              <w:t xml:space="preserve">label_excel</w:t>
-            </w:r>
-            <w:r>
-              <w:rPr>
-                <w:b w:val="false"/>
-                <w:bCs w:val="false"/>
-                <w:sz w:val="19"/>
-                <w:szCs w:val="19"/>
-              </w:rPr>
-              <w:t xml:space="preserve"> dan PDF-nya; tambahkan variasi label ke </w:t>
+              <w:t xml:space="preserve">kode_akun</w:t>
+            </w:r>
+            <w:r>
+              <w:rPr>
+                <w:b w:val="false"/>
+                <w:bCs w:val="false"/>
+                <w:sz w:val="19"/>
+                <w:szCs w:val="19"/>
+              </w:rPr>
+              <w:t xml:space="preserve"> kosong, tambahkan labelnya sebagai alias di sheet Master.</w:t>
+            </w:r>
+          </w:p>
+        </w:tc>
+      </w:tr>
+      <w:tr>
+        <w:tc>
+          <w:tcPr>
+            <w:tcW w:type="dxa" w:w="2347"/>
+            <w:tcBorders>
+              <w:top w:val="single" w:color="C9D1DC" w:sz="4"/>
+              <w:left w:val="single" w:color="C9D1DC" w:sz="4"/>
+              <w:bottom w:val="single" w:color="C9D1DC" w:sz="4"/>
+              <w:right w:val="single" w:color="C9D1DC" w:sz="4"/>
+            </w:tcBorders>
+            <w:tcMar>
+              <w:top w:type="dxa" w:w="60"/>
+              <w:left w:type="dxa" w:w="100"/>
+              <w:bottom w:type="dxa" w:w="60"/>
+              <w:right w:type="dxa" w:w="100"/>
+            </w:tcMar>
+          </w:tcPr>
+          <w:p>
+            <w:r>
+              <w:rPr>
+                <w:b w:val="false"/>
+                <w:bCs w:val="false"/>
+                <w:sz w:val="19"/>
+                <w:szCs w:val="19"/>
+              </w:rPr>
+              <w:t xml:space="preserve">"entity_id/doc_type tidak dikenali"</w:t>
+            </w:r>
+          </w:p>
+        </w:tc>
+        <w:tc>
+          <w:tcPr>
+            <w:tcW w:type="dxa" w:w="3069"/>
+            <w:tcBorders>
+              <w:top w:val="single" w:color="C9D1DC" w:sz="4"/>
+              <w:left w:val="single" w:color="C9D1DC" w:sz="4"/>
+              <w:bottom w:val="single" w:color="C9D1DC" w:sz="4"/>
+              <w:right w:val="single" w:color="C9D1DC" w:sz="4"/>
+            </w:tcBorders>
+            <w:tcMar>
+              <w:top w:type="dxa" w:w="60"/>
+              <w:left w:type="dxa" w:w="100"/>
+              <w:bottom w:type="dxa" w:w="60"/>
+              <w:right w:type="dxa" w:w="100"/>
+            </w:tcMar>
+          </w:tcPr>
+          <w:p>
+            <w:r>
+              <w:rPr>
+                <w:b w:val="false"/>
+                <w:bCs w:val="false"/>
+                <w:sz w:val="19"/>
+                <w:szCs w:val="19"/>
+              </w:rPr>
+              <w:t xml:space="preserve">Nama file tidak mengikuti format JENIS_KODE_keterangan.</w:t>
+            </w:r>
+          </w:p>
+        </w:tc>
+        <w:tc>
+          <w:tcPr>
+            <w:tcW w:type="dxa" w:w="3610"/>
+            <w:tcBorders>
+              <w:top w:val="single" w:color="C9D1DC" w:sz="4"/>
+              <w:left w:val="single" w:color="C9D1DC" w:sz="4"/>
+              <w:bottom w:val="single" w:color="C9D1DC" w:sz="4"/>
+              <w:right w:val="single" w:color="C9D1DC" w:sz="4"/>
+            </w:tcBorders>
+            <w:tcMar>
+              <w:top w:type="dxa" w:w="60"/>
+              <w:left w:type="dxa" w:w="100"/>
+              <w:bottom w:type="dxa" w:w="60"/>
+              <w:right w:type="dxa" w:w="100"/>
+            </w:tcMar>
+          </w:tcPr>
+          <w:p>
+            <w:r>
+              <w:rPr>
+                <w:b w:val="false"/>
+                <w:bCs w:val="false"/>
+                <w:sz w:val="19"/>
+                <w:szCs w:val="19"/>
+              </w:rPr>
+              <w:t xml:space="preserve">Perbaiki nama file (mis. MI_CC002_...).</w:t>
+            </w:r>
+          </w:p>
+        </w:tc>
+      </w:tr>
+      <w:tr>
+        <w:tc>
+          <w:tcPr>
+            <w:tcW w:type="dxa" w:w="2347"/>
+            <w:tcBorders>
+              <w:top w:val="single" w:color="C9D1DC" w:sz="4"/>
+              <w:left w:val="single" w:color="C9D1DC" w:sz="4"/>
+              <w:bottom w:val="single" w:color="C9D1DC" w:sz="4"/>
+              <w:right w:val="single" w:color="C9D1DC" w:sz="4"/>
+            </w:tcBorders>
+            <w:tcMar>
+              <w:top w:type="dxa" w:w="60"/>
+              <w:left w:type="dxa" w:w="100"/>
+              <w:bottom w:type="dxa" w:w="60"/>
+              <w:right w:type="dxa" w:w="100"/>
+            </w:tcMar>
+          </w:tcPr>
+          <w:p>
+            <w:r>
+              <w:rPr>
+                <w:b w:val="false"/>
+                <w:bCs w:val="false"/>
+                <w:sz w:val="19"/>
+                <w:szCs w:val="19"/>
+              </w:rPr>
+              <w:t xml:space="preserve">"tidak ada seksi yang terdeteksi"</w:t>
+            </w:r>
+          </w:p>
+        </w:tc>
+        <w:tc>
+          <w:tcPr>
+            <w:tcW w:type="dxa" w:w="3069"/>
+            <w:tcBorders>
+              <w:top w:val="single" w:color="C9D1DC" w:sz="4"/>
+              <w:left w:val="single" w:color="C9D1DC" w:sz="4"/>
+              <w:bottom w:val="single" w:color="C9D1DC" w:sz="4"/>
+              <w:right w:val="single" w:color="C9D1DC" w:sz="4"/>
+            </w:tcBorders>
+            <w:tcMar>
+              <w:top w:type="dxa" w:w="60"/>
+              <w:left w:type="dxa" w:w="100"/>
+              <w:bottom w:type="dxa" w:w="60"/>
+              <w:right w:type="dxa" w:w="100"/>
+            </w:tcMar>
+          </w:tcPr>
+          <w:p>
+            <w:r>
+              <w:rPr>
+                <w:b w:val="false"/>
+                <w:bCs w:val="false"/>
+                <w:sz w:val="19"/>
+                <w:szCs w:val="19"/>
+              </w:rPr>
+              <w:t xml:space="preserve">Judul halaman tidak cocok dengan pola.</w:t>
+            </w:r>
+          </w:p>
+        </w:tc>
+        <w:tc>
+          <w:tcPr>
+            <w:tcW w:type="dxa" w:w="3610"/>
+            <w:tcBorders>
+              <w:top w:val="single" w:color="C9D1DC" w:sz="4"/>
+              <w:left w:val="single" w:color="C9D1DC" w:sz="4"/>
+              <w:bottom w:val="single" w:color="C9D1DC" w:sz="4"/>
+              <w:right w:val="single" w:color="C9D1DC" w:sz="4"/>
+            </w:tcBorders>
+            <w:tcMar>
+              <w:top w:type="dxa" w:w="60"/>
+              <w:left w:type="dxa" w:w="100"/>
+              <w:bottom w:type="dxa" w:w="60"/>
+              <w:right w:type="dxa" w:w="100"/>
+            </w:tcMar>
+          </w:tcPr>
+          <w:p>
+            <w:r>
+              <w:rPr>
+                <w:b w:val="false"/>
+                <w:bCs w:val="false"/>
+                <w:sz w:val="19"/>
+                <w:szCs w:val="19"/>
+              </w:rPr>
+              <w:t xml:space="preserve">Lihat judul di PDF; tambahkan pola baru di </w:t>
             </w:r>
             <w:r>
               <w:rPr>
@@ -16870,7 +15688,7 @@
                 <w:sz w:val="19"/>
                 <w:szCs w:val="19"/>
               </w:rPr>
-              <w:t xml:space="preserve">sinonim</w:t>
+              <w:t xml:space="preserve">config/mapping_seksi.csv</w:t>
             </w:r>
             <w:r>
               <w:rPr>
@@ -16909,7 +15727,7 @@
                 <w:sz w:val="19"/>
                 <w:szCs w:val="19"/>
               </w:rPr>
-              <w:t xml:space="preserve">Banyak PDF_ONLY</w:t>
+              <w:t xml:space="preserve">"tidak ada teks (PDF hasil scan?)"</w:t>
             </w:r>
           </w:p>
         </w:tc>
@@ -16937,7 +15755,7 @@
                 <w:sz w:val="19"/>
                 <w:szCs w:val="19"/>
               </w:rPr>
-              <w:t xml:space="preserve">Sheet/kolom Excel tidak sesuai, atau label Excel belum terpetakan.</w:t>
+              <w:t xml:space="preserve">PDF berupa gambar dan AI tidak aktif.</w:t>
             </w:r>
           </w:p>
         </w:tc>
@@ -16965,7 +15783,93 @@
                 <w:sz w:val="19"/>
                 <w:szCs w:val="19"/>
               </w:rPr>
-              <w:t xml:space="preserve">Periksa </w:t>
+              <w:t xml:space="preserve">Aktifkan AI (Claude membaca PDF scan), atau lakukan OCR lalu unggah ulang.</w:t>
+            </w:r>
+          </w:p>
+        </w:tc>
+      </w:tr>
+      <w:tr>
+        <w:tc>
+          <w:tcPr>
+            <w:tcW w:type="dxa" w:w="2347"/>
+            <w:tcBorders>
+              <w:top w:val="single" w:color="C9D1DC" w:sz="4"/>
+              <w:left w:val="single" w:color="C9D1DC" w:sz="4"/>
+              <w:bottom w:val="single" w:color="C9D1DC" w:sz="4"/>
+              <w:right w:val="single" w:color="C9D1DC" w:sz="4"/>
+            </w:tcBorders>
+            <w:tcMar>
+              <w:top w:type="dxa" w:w="60"/>
+              <w:left w:type="dxa" w:w="100"/>
+              <w:bottom w:type="dxa" w:w="60"/>
+              <w:right w:type="dxa" w:w="100"/>
+            </w:tcMar>
+          </w:tcPr>
+          <w:p>
+            <w:r>
+              <w:rPr>
+                <w:b w:val="false"/>
+                <w:bCs w:val="false"/>
+                <w:sz w:val="19"/>
+                <w:szCs w:val="19"/>
+              </w:rPr>
+              <w:t xml:space="preserve">"ekstraksi AI gagal ... memakai aturan"</w:t>
+            </w:r>
+          </w:p>
+        </w:tc>
+        <w:tc>
+          <w:tcPr>
+            <w:tcW w:type="dxa" w:w="3069"/>
+            <w:tcBorders>
+              <w:top w:val="single" w:color="C9D1DC" w:sz="4"/>
+              <w:left w:val="single" w:color="C9D1DC" w:sz="4"/>
+              <w:bottom w:val="single" w:color="C9D1DC" w:sz="4"/>
+              <w:right w:val="single" w:color="C9D1DC" w:sz="4"/>
+            </w:tcBorders>
+            <w:tcMar>
+              <w:top w:type="dxa" w:w="60"/>
+              <w:left w:type="dxa" w:w="100"/>
+              <w:bottom w:type="dxa" w:w="60"/>
+              <w:right w:type="dxa" w:w="100"/>
+            </w:tcMar>
+          </w:tcPr>
+          <w:p>
+            <w:r>
+              <w:rPr>
+                <w:b w:val="false"/>
+                <w:bCs w:val="false"/>
+                <w:sz w:val="19"/>
+                <w:szCs w:val="19"/>
+              </w:rPr>
+              <w:t xml:space="preserve">API key salah, kuota habis, gangguan jaringan, atau PDF terlalu besar.</w:t>
+            </w:r>
+          </w:p>
+        </w:tc>
+        <w:tc>
+          <w:tcPr>
+            <w:tcW w:type="dxa" w:w="3610"/>
+            <w:tcBorders>
+              <w:top w:val="single" w:color="C9D1DC" w:sz="4"/>
+              <w:left w:val="single" w:color="C9D1DC" w:sz="4"/>
+              <w:bottom w:val="single" w:color="C9D1DC" w:sz="4"/>
+              <w:right w:val="single" w:color="C9D1DC" w:sz="4"/>
+            </w:tcBorders>
+            <w:tcMar>
+              <w:top w:type="dxa" w:w="60"/>
+              <w:left w:type="dxa" w:w="100"/>
+              <w:bottom w:type="dxa" w:w="60"/>
+              <w:right w:type="dxa" w:w="100"/>
+            </w:tcMar>
+          </w:tcPr>
+          <w:p>
+            <w:r>
+              <w:rPr>
+                <w:b w:val="false"/>
+                <w:bCs w:val="false"/>
+                <w:sz w:val="19"/>
+                <w:szCs w:val="19"/>
+              </w:rPr>
+              <w:t xml:space="preserve">Periksa secret </w:t>
             </w:r>
             <w:r>
               <w:rPr>
@@ -16974,17 +15878,38 @@
                 <w:sz w:val="19"/>
                 <w:szCs w:val="19"/>
               </w:rPr>
-              <w:t xml:space="preserve">sheet_config.csv</w:t>
-            </w:r>
-            <w:r>
-              <w:rPr>
-                <w:b w:val="false"/>
-                <w:bCs w:val="false"/>
-                <w:sz w:val="19"/>
-                <w:szCs w:val="19"/>
-              </w:rPr>
-              <w:t xml:space="preserve">; lihat Angka_Excel dengan </w:t>
-            </w:r>
+              <w:t xml:space="preserve">ANTHROPIC_API_KEY</w:t>
+            </w:r>
+            <w:r>
+              <w:rPr>
+                <w:b w:val="false"/>
+                <w:bCs w:val="false"/>
+                <w:sz w:val="19"/>
+                <w:szCs w:val="19"/>
+              </w:rPr>
+              <w:t xml:space="preserve"> dan saldo akun; dokumen tetap diproses dengan aturan.</w:t>
+            </w:r>
+          </w:p>
+        </w:tc>
+      </w:tr>
+      <w:tr>
+        <w:tc>
+          <w:tcPr>
+            <w:tcW w:type="dxa" w:w="2347"/>
+            <w:tcBorders>
+              <w:top w:val="single" w:color="C9D1DC" w:sz="4"/>
+              <w:left w:val="single" w:color="C9D1DC" w:sz="4"/>
+              <w:bottom w:val="single" w:color="C9D1DC" w:sz="4"/>
+              <w:right w:val="single" w:color="C9D1DC" w:sz="4"/>
+            </w:tcBorders>
+            <w:tcMar>
+              <w:top w:type="dxa" w:w="60"/>
+              <w:left w:type="dxa" w:w="100"/>
+              <w:bottom w:type="dxa" w:w="60"/>
+              <w:right w:type="dxa" w:w="100"/>
+            </w:tcMar>
+          </w:tcPr>
+          <w:p>
             <w:r>
               <w:rPr>
                 <w:rFonts w:ascii="Courier New" w:cs="Courier New" w:eastAsia="Courier New" w:hAnsi="Courier New"/>
@@ -16992,16 +15917,130 @@
                 <w:sz w:val="19"/>
                 <w:szCs w:val="19"/>
               </w:rPr>
-              <w:t xml:space="preserve">kode_akun</w:t>
-            </w:r>
-            <w:r>
-              <w:rPr>
-                <w:b w:val="false"/>
-                <w:bCs w:val="false"/>
-                <w:sz w:val="19"/>
-                <w:szCs w:val="19"/>
-              </w:rPr>
-              <w:t xml:space="preserve"> kosong, tambahkan ke </w:t>
+              <w:t xml:space="preserve">verifikasi</w:t>
+            </w:r>
+            <w:r>
+              <w:rPr>
+                <w:b w:val="false"/>
+                <w:bCs w:val="false"/>
+                <w:sz w:val="19"/>
+                <w:szCs w:val="19"/>
+              </w:rPr>
+              <w:t xml:space="preserve"> = tidak_ditemukan_di_halaman</w:t>
+            </w:r>
+          </w:p>
+        </w:tc>
+        <w:tc>
+          <w:tcPr>
+            <w:tcW w:type="dxa" w:w="3069"/>
+            <w:tcBorders>
+              <w:top w:val="single" w:color="C9D1DC" w:sz="4"/>
+              <w:left w:val="single" w:color="C9D1DC" w:sz="4"/>
+              <w:bottom w:val="single" w:color="C9D1DC" w:sz="4"/>
+              <w:right w:val="single" w:color="C9D1DC" w:sz="4"/>
+            </w:tcBorders>
+            <w:tcMar>
+              <w:top w:type="dxa" w:w="60"/>
+              <w:left w:type="dxa" w:w="100"/>
+              <w:bottom w:type="dxa" w:w="60"/>
+              <w:right w:type="dxa" w:w="100"/>
+            </w:tcMar>
+          </w:tcPr>
+          <w:p>
+            <w:r>
+              <w:rPr>
+                <w:b w:val="false"/>
+                <w:bCs w:val="false"/>
+                <w:sz w:val="19"/>
+                <w:szCs w:val="19"/>
+              </w:rPr>
+              <w:t xml:space="preserve">Angka dari AI tidak ada di teks halaman yang dirujuk.</w:t>
+            </w:r>
+          </w:p>
+        </w:tc>
+        <w:tc>
+          <w:tcPr>
+            <w:tcW w:type="dxa" w:w="3610"/>
+            <w:tcBorders>
+              <w:top w:val="single" w:color="C9D1DC" w:sz="4"/>
+              <w:left w:val="single" w:color="C9D1DC" w:sz="4"/>
+              <w:bottom w:val="single" w:color="C9D1DC" w:sz="4"/>
+              <w:right w:val="single" w:color="C9D1DC" w:sz="4"/>
+            </w:tcBorders>
+            <w:tcMar>
+              <w:top w:type="dxa" w:w="60"/>
+              <w:left w:type="dxa" w:w="100"/>
+              <w:bottom w:type="dxa" w:w="60"/>
+              <w:right w:type="dxa" w:w="100"/>
+            </w:tcMar>
+          </w:tcPr>
+          <w:p>
+            <w:r>
+              <w:rPr>
+                <w:b w:val="false"/>
+                <w:bCs w:val="false"/>
+                <w:sz w:val="19"/>
+                <w:szCs w:val="19"/>
+              </w:rPr>
+              <w:t xml:space="preserve">Cek manual angka di PDF halaman tersebut sebelum dipakai.</w:t>
+            </w:r>
+          </w:p>
+        </w:tc>
+      </w:tr>
+      <w:tr>
+        <w:tc>
+          <w:tcPr>
+            <w:tcW w:type="dxa" w:w="2347"/>
+            <w:tcBorders>
+              <w:top w:val="single" w:color="C9D1DC" w:sz="4"/>
+              <w:left w:val="single" w:color="C9D1DC" w:sz="4"/>
+              <w:bottom w:val="single" w:color="C9D1DC" w:sz="4"/>
+              <w:right w:val="single" w:color="C9D1DC" w:sz="4"/>
+            </w:tcBorders>
+            <w:tcMar>
+              <w:top w:type="dxa" w:w="60"/>
+              <w:left w:type="dxa" w:w="100"/>
+              <w:bottom w:type="dxa" w:w="60"/>
+              <w:right w:type="dxa" w:w="100"/>
+            </w:tcMar>
+          </w:tcPr>
+          <w:p>
+            <w:r>
+              <w:rPr>
+                <w:b w:val="false"/>
+                <w:bCs w:val="false"/>
+                <w:sz w:val="19"/>
+                <w:szCs w:val="19"/>
+              </w:rPr>
+              <w:t xml:space="preserve">Status DIFFERENT dengan indikasi BEDA_SKALA</w:t>
+            </w:r>
+          </w:p>
+        </w:tc>
+        <w:tc>
+          <w:tcPr>
+            <w:tcW w:type="dxa" w:w="3069"/>
+            <w:tcBorders>
+              <w:top w:val="single" w:color="C9D1DC" w:sz="4"/>
+              <w:left w:val="single" w:color="C9D1DC" w:sz="4"/>
+              <w:bottom w:val="single" w:color="C9D1DC" w:sz="4"/>
+              <w:right w:val="single" w:color="C9D1DC" w:sz="4"/>
+            </w:tcBorders>
+            <w:tcMar>
+              <w:top w:type="dxa" w:w="60"/>
+              <w:left w:type="dxa" w:w="100"/>
+              <w:bottom w:type="dxa" w:w="60"/>
+              <w:right w:type="dxa" w:w="100"/>
+            </w:tcMar>
+          </w:tcPr>
+          <w:p>
+            <w:r>
+              <w:rPr>
+                <w:b w:val="false"/>
+                <w:bCs w:val="false"/>
+                <w:sz w:val="19"/>
+                <w:szCs w:val="19"/>
+              </w:rPr>
+              <w:t xml:space="preserve">Satuan PDF tidak terdeteksi atau </w:t>
             </w:r>
             <w:r>
               <w:rPr>
@@ -17010,74 +16049,44 @@
                 <w:sz w:val="19"/>
                 <w:szCs w:val="19"/>
               </w:rPr>
-              <w:t xml:space="preserve">mapping_akun_excel.csv</w:t>
-            </w:r>
-            <w:r>
-              <w:rPr>
-                <w:b w:val="false"/>
-                <w:bCs w:val="false"/>
-                <w:sz w:val="19"/>
-                <w:szCs w:val="19"/>
-              </w:rPr>
-              <w:t xml:space="preserve">.</w:t>
-            </w:r>
-          </w:p>
-        </w:tc>
-      </w:tr>
-      <w:tr>
-        <w:tc>
-          <w:tcPr>
-            <w:tcW w:type="dxa" w:w="2347"/>
-            <w:tcBorders>
-              <w:top w:val="single" w:color="C9D1DC" w:sz="4"/>
-              <w:left w:val="single" w:color="C9D1DC" w:sz="4"/>
-              <w:bottom w:val="single" w:color="C9D1DC" w:sz="4"/>
-              <w:right w:val="single" w:color="C9D1DC" w:sz="4"/>
-            </w:tcBorders>
-            <w:tcMar>
-              <w:top w:type="dxa" w:w="60"/>
-              <w:left w:type="dxa" w:w="100"/>
-              <w:bottom w:type="dxa" w:w="60"/>
-              <w:right w:type="dxa" w:w="100"/>
-            </w:tcMar>
-          </w:tcPr>
-          <w:p>
-            <w:r>
-              <w:rPr>
-                <w:b w:val="false"/>
-                <w:bCs w:val="false"/>
-                <w:sz w:val="19"/>
-                <w:szCs w:val="19"/>
-              </w:rPr>
-              <w:t xml:space="preserve">"entity_id/doc_type tidak dikenali"</w:t>
-            </w:r>
-          </w:p>
-        </w:tc>
-        <w:tc>
-          <w:tcPr>
-            <w:tcW w:type="dxa" w:w="3069"/>
-            <w:tcBorders>
-              <w:top w:val="single" w:color="C9D1DC" w:sz="4"/>
-              <w:left w:val="single" w:color="C9D1DC" w:sz="4"/>
-              <w:bottom w:val="single" w:color="C9D1DC" w:sz="4"/>
-              <w:right w:val="single" w:color="C9D1DC" w:sz="4"/>
-            </w:tcBorders>
-            <w:tcMar>
-              <w:top w:type="dxa" w:w="60"/>
-              <w:left w:type="dxa" w:w="100"/>
-              <w:bottom w:type="dxa" w:w="60"/>
-              <w:right w:type="dxa" w:w="100"/>
-            </w:tcMar>
-          </w:tcPr>
-          <w:p>
-            <w:r>
-              <w:rPr>
-                <w:b w:val="false"/>
-                <w:bCs w:val="false"/>
-                <w:sz w:val="19"/>
-                <w:szCs w:val="19"/>
-              </w:rPr>
-              <w:t xml:space="preserve">Awalan nama file belum ada di </w:t>
+              <w:t xml:space="preserve">skala</w:t>
+            </w:r>
+            <w:r>
+              <w:rPr>
+                <w:b w:val="false"/>
+                <w:bCs w:val="false"/>
+                <w:sz w:val="19"/>
+                <w:szCs w:val="19"/>
+              </w:rPr>
+              <w:t xml:space="preserve"> Excel keliru.</w:t>
+            </w:r>
+          </w:p>
+        </w:tc>
+        <w:tc>
+          <w:tcPr>
+            <w:tcW w:type="dxa" w:w="3610"/>
+            <w:tcBorders>
+              <w:top w:val="single" w:color="C9D1DC" w:sz="4"/>
+              <w:left w:val="single" w:color="C9D1DC" w:sz="4"/>
+              <w:bottom w:val="single" w:color="C9D1DC" w:sz="4"/>
+              <w:right w:val="single" w:color="C9D1DC" w:sz="4"/>
+            </w:tcBorders>
+            <w:tcMar>
+              <w:top w:type="dxa" w:w="60"/>
+              <w:left w:type="dxa" w:w="100"/>
+              <w:bottom w:type="dxa" w:w="60"/>
+              <w:right w:type="dxa" w:w="100"/>
+            </w:tcMar>
+          </w:tcPr>
+          <w:p>
+            <w:r>
+              <w:rPr>
+                <w:b w:val="false"/>
+                <w:bCs w:val="false"/>
+                <w:sz w:val="19"/>
+                <w:szCs w:val="19"/>
+              </w:rPr>
+              <w:t xml:space="preserve">Periksa keterangan satuan di PDF dan kolom </w:t>
             </w:r>
             <w:r>
               <w:rPr>
@@ -17086,130 +16095,16 @@
                 <w:sz w:val="19"/>
                 <w:szCs w:val="19"/>
               </w:rPr>
-              <w:t xml:space="preserve">daftar_entitas.csv</w:t>
-            </w:r>
-            <w:r>
-              <w:rPr>
-                <w:b w:val="false"/>
-                <w:bCs w:val="false"/>
-                <w:sz w:val="19"/>
-                <w:szCs w:val="19"/>
-              </w:rPr>
-              <w:t xml:space="preserve">.</w:t>
-            </w:r>
-          </w:p>
-        </w:tc>
-        <w:tc>
-          <w:tcPr>
-            <w:tcW w:type="dxa" w:w="3610"/>
-            <w:tcBorders>
-              <w:top w:val="single" w:color="C9D1DC" w:sz="4"/>
-              <w:left w:val="single" w:color="C9D1DC" w:sz="4"/>
-              <w:bottom w:val="single" w:color="C9D1DC" w:sz="4"/>
-              <w:right w:val="single" w:color="C9D1DC" w:sz="4"/>
-            </w:tcBorders>
-            <w:tcMar>
-              <w:top w:type="dxa" w:w="60"/>
-              <w:left w:type="dxa" w:w="100"/>
-              <w:bottom w:type="dxa" w:w="60"/>
-              <w:right w:type="dxa" w:w="100"/>
-            </w:tcMar>
-          </w:tcPr>
-          <w:p>
-            <w:r>
-              <w:rPr>
-                <w:b w:val="false"/>
-                <w:bCs w:val="false"/>
-                <w:sz w:val="19"/>
-                <w:szCs w:val="19"/>
-              </w:rPr>
-              <w:t xml:space="preserve">Tambahkan entitas, atau perbaiki nama file.</w:t>
-            </w:r>
-          </w:p>
-        </w:tc>
-      </w:tr>
-      <w:tr>
-        <w:tc>
-          <w:tcPr>
-            <w:tcW w:type="dxa" w:w="2347"/>
-            <w:tcBorders>
-              <w:top w:val="single" w:color="C9D1DC" w:sz="4"/>
-              <w:left w:val="single" w:color="C9D1DC" w:sz="4"/>
-              <w:bottom w:val="single" w:color="C9D1DC" w:sz="4"/>
-              <w:right w:val="single" w:color="C9D1DC" w:sz="4"/>
-            </w:tcBorders>
-            <w:tcMar>
-              <w:top w:type="dxa" w:w="60"/>
-              <w:left w:type="dxa" w:w="100"/>
-              <w:bottom w:type="dxa" w:w="60"/>
-              <w:right w:type="dxa" w:w="100"/>
-            </w:tcMar>
-          </w:tcPr>
-          <w:p>
-            <w:r>
-              <w:rPr>
-                <w:b w:val="false"/>
-                <w:bCs w:val="false"/>
-                <w:sz w:val="19"/>
-                <w:szCs w:val="19"/>
-              </w:rPr>
-              <w:t xml:space="preserve">"tidak ada seksi yang terdeteksi"</w:t>
-            </w:r>
-          </w:p>
-        </w:tc>
-        <w:tc>
-          <w:tcPr>
-            <w:tcW w:type="dxa" w:w="3069"/>
-            <w:tcBorders>
-              <w:top w:val="single" w:color="C9D1DC" w:sz="4"/>
-              <w:left w:val="single" w:color="C9D1DC" w:sz="4"/>
-              <w:bottom w:val="single" w:color="C9D1DC" w:sz="4"/>
-              <w:right w:val="single" w:color="C9D1DC" w:sz="4"/>
-            </w:tcBorders>
-            <w:tcMar>
-              <w:top w:type="dxa" w:w="60"/>
-              <w:left w:type="dxa" w:w="100"/>
-              <w:bottom w:type="dxa" w:w="60"/>
-              <w:right w:type="dxa" w:w="100"/>
-            </w:tcMar>
-          </w:tcPr>
-          <w:p>
-            <w:r>
-              <w:rPr>
-                <w:b w:val="false"/>
-                <w:bCs w:val="false"/>
-                <w:sz w:val="19"/>
-                <w:szCs w:val="19"/>
-              </w:rPr>
-              <w:t xml:space="preserve">Judul halaman tidak cocok dengan pola.</w:t>
-            </w:r>
-          </w:p>
-        </w:tc>
-        <w:tc>
-          <w:tcPr>
-            <w:tcW w:type="dxa" w:w="3610"/>
-            <w:tcBorders>
-              <w:top w:val="single" w:color="C9D1DC" w:sz="4"/>
-              <w:left w:val="single" w:color="C9D1DC" w:sz="4"/>
-              <w:bottom w:val="single" w:color="C9D1DC" w:sz="4"/>
-              <w:right w:val="single" w:color="C9D1DC" w:sz="4"/>
-            </w:tcBorders>
-            <w:tcMar>
-              <w:top w:type="dxa" w:w="60"/>
-              <w:left w:type="dxa" w:w="100"/>
-              <w:bottom w:type="dxa" w:w="60"/>
-              <w:right w:type="dxa" w:w="100"/>
-            </w:tcMar>
-          </w:tcPr>
-          <w:p>
-            <w:r>
-              <w:rPr>
-                <w:b w:val="false"/>
-                <w:bCs w:val="false"/>
-                <w:sz w:val="19"/>
-                <w:szCs w:val="19"/>
-              </w:rPr>
-              <w:t xml:space="preserve">Lihat judul di PDF; tambahkan pola baru di </w:t>
+              <w:t xml:space="preserve">skala</w:t>
+            </w:r>
+            <w:r>
+              <w:rPr>
+                <w:b w:val="false"/>
+                <w:bCs w:val="false"/>
+                <w:sz w:val="19"/>
+                <w:szCs w:val="19"/>
+              </w:rPr>
+              <w:t xml:space="preserve"> di </w:t>
             </w:r>
             <w:r>
               <w:rPr>
@@ -17218,432 +16113,7 @@
                 <w:sz w:val="19"/>
                 <w:szCs w:val="19"/>
               </w:rPr>
-              <w:t xml:space="preserve">mapping_seksi.csv</w:t>
-            </w:r>
-            <w:r>
-              <w:rPr>
-                <w:b w:val="false"/>
-                <w:bCs w:val="false"/>
-                <w:sz w:val="19"/>
-                <w:szCs w:val="19"/>
-              </w:rPr>
-              <w:t xml:space="preserve">.</w:t>
-            </w:r>
-          </w:p>
-        </w:tc>
-      </w:tr>
-      <w:tr>
-        <w:tc>
-          <w:tcPr>
-            <w:tcW w:type="dxa" w:w="2347"/>
-            <w:tcBorders>
-              <w:top w:val="single" w:color="C9D1DC" w:sz="4"/>
-              <w:left w:val="single" w:color="C9D1DC" w:sz="4"/>
-              <w:bottom w:val="single" w:color="C9D1DC" w:sz="4"/>
-              <w:right w:val="single" w:color="C9D1DC" w:sz="4"/>
-            </w:tcBorders>
-            <w:tcMar>
-              <w:top w:type="dxa" w:w="60"/>
-              <w:left w:type="dxa" w:w="100"/>
-              <w:bottom w:type="dxa" w:w="60"/>
-              <w:right w:type="dxa" w:w="100"/>
-            </w:tcMar>
-          </w:tcPr>
-          <w:p>
-            <w:r>
-              <w:rPr>
-                <w:b w:val="false"/>
-                <w:bCs w:val="false"/>
-                <w:sz w:val="19"/>
-                <w:szCs w:val="19"/>
-              </w:rPr>
-              <w:t xml:space="preserve">"tidak ada teks (PDF hasil scan?)"</w:t>
-            </w:r>
-          </w:p>
-        </w:tc>
-        <w:tc>
-          <w:tcPr>
-            <w:tcW w:type="dxa" w:w="3069"/>
-            <w:tcBorders>
-              <w:top w:val="single" w:color="C9D1DC" w:sz="4"/>
-              <w:left w:val="single" w:color="C9D1DC" w:sz="4"/>
-              <w:bottom w:val="single" w:color="C9D1DC" w:sz="4"/>
-              <w:right w:val="single" w:color="C9D1DC" w:sz="4"/>
-            </w:tcBorders>
-            <w:tcMar>
-              <w:top w:type="dxa" w:w="60"/>
-              <w:left w:type="dxa" w:w="100"/>
-              <w:bottom w:type="dxa" w:w="60"/>
-              <w:right w:type="dxa" w:w="100"/>
-            </w:tcMar>
-          </w:tcPr>
-          <w:p>
-            <w:r>
-              <w:rPr>
-                <w:b w:val="false"/>
-                <w:bCs w:val="false"/>
-                <w:sz w:val="19"/>
-                <w:szCs w:val="19"/>
-              </w:rPr>
-              <w:t xml:space="preserve">PDF berupa gambar dan AI tidak aktif.</w:t>
-            </w:r>
-          </w:p>
-        </w:tc>
-        <w:tc>
-          <w:tcPr>
-            <w:tcW w:type="dxa" w:w="3610"/>
-            <w:tcBorders>
-              <w:top w:val="single" w:color="C9D1DC" w:sz="4"/>
-              <w:left w:val="single" w:color="C9D1DC" w:sz="4"/>
-              <w:bottom w:val="single" w:color="C9D1DC" w:sz="4"/>
-              <w:right w:val="single" w:color="C9D1DC" w:sz="4"/>
-            </w:tcBorders>
-            <w:tcMar>
-              <w:top w:type="dxa" w:w="60"/>
-              <w:left w:type="dxa" w:w="100"/>
-              <w:bottom w:type="dxa" w:w="60"/>
-              <w:right w:type="dxa" w:w="100"/>
-            </w:tcMar>
-          </w:tcPr>
-          <w:p>
-            <w:r>
-              <w:rPr>
-                <w:b w:val="false"/>
-                <w:bCs w:val="false"/>
-                <w:sz w:val="19"/>
-                <w:szCs w:val="19"/>
-              </w:rPr>
-              <w:t xml:space="preserve">Aktifkan AI (Claude membaca PDF scan), atau lakukan OCR lalu unggah ulang.</w:t>
-            </w:r>
-          </w:p>
-        </w:tc>
-      </w:tr>
-      <w:tr>
-        <w:tc>
-          <w:tcPr>
-            <w:tcW w:type="dxa" w:w="2347"/>
-            <w:tcBorders>
-              <w:top w:val="single" w:color="C9D1DC" w:sz="4"/>
-              <w:left w:val="single" w:color="C9D1DC" w:sz="4"/>
-              <w:bottom w:val="single" w:color="C9D1DC" w:sz="4"/>
-              <w:right w:val="single" w:color="C9D1DC" w:sz="4"/>
-            </w:tcBorders>
-            <w:tcMar>
-              <w:top w:type="dxa" w:w="60"/>
-              <w:left w:type="dxa" w:w="100"/>
-              <w:bottom w:type="dxa" w:w="60"/>
-              <w:right w:type="dxa" w:w="100"/>
-            </w:tcMar>
-          </w:tcPr>
-          <w:p>
-            <w:r>
-              <w:rPr>
-                <w:b w:val="false"/>
-                <w:bCs w:val="false"/>
-                <w:sz w:val="19"/>
-                <w:szCs w:val="19"/>
-              </w:rPr>
-              <w:t xml:space="preserve">"ekstraksi AI gagal ... memakai aturan"</w:t>
-            </w:r>
-          </w:p>
-        </w:tc>
-        <w:tc>
-          <w:tcPr>
-            <w:tcW w:type="dxa" w:w="3069"/>
-            <w:tcBorders>
-              <w:top w:val="single" w:color="C9D1DC" w:sz="4"/>
-              <w:left w:val="single" w:color="C9D1DC" w:sz="4"/>
-              <w:bottom w:val="single" w:color="C9D1DC" w:sz="4"/>
-              <w:right w:val="single" w:color="C9D1DC" w:sz="4"/>
-            </w:tcBorders>
-            <w:tcMar>
-              <w:top w:type="dxa" w:w="60"/>
-              <w:left w:type="dxa" w:w="100"/>
-              <w:bottom w:type="dxa" w:w="60"/>
-              <w:right w:type="dxa" w:w="100"/>
-            </w:tcMar>
-          </w:tcPr>
-          <w:p>
-            <w:r>
-              <w:rPr>
-                <w:b w:val="false"/>
-                <w:bCs w:val="false"/>
-                <w:sz w:val="19"/>
-                <w:szCs w:val="19"/>
-              </w:rPr>
-              <w:t xml:space="preserve">API key salah, kuota habis, gangguan jaringan, atau PDF terlalu besar.</w:t>
-            </w:r>
-          </w:p>
-        </w:tc>
-        <w:tc>
-          <w:tcPr>
-            <w:tcW w:type="dxa" w:w="3610"/>
-            <w:tcBorders>
-              <w:top w:val="single" w:color="C9D1DC" w:sz="4"/>
-              <w:left w:val="single" w:color="C9D1DC" w:sz="4"/>
-              <w:bottom w:val="single" w:color="C9D1DC" w:sz="4"/>
-              <w:right w:val="single" w:color="C9D1DC" w:sz="4"/>
-            </w:tcBorders>
-            <w:tcMar>
-              <w:top w:type="dxa" w:w="60"/>
-              <w:left w:type="dxa" w:w="100"/>
-              <w:bottom w:type="dxa" w:w="60"/>
-              <w:right w:type="dxa" w:w="100"/>
-            </w:tcMar>
-          </w:tcPr>
-          <w:p>
-            <w:r>
-              <w:rPr>
-                <w:b w:val="false"/>
-                <w:bCs w:val="false"/>
-                <w:sz w:val="19"/>
-                <w:szCs w:val="19"/>
-              </w:rPr>
-              <w:t xml:space="preserve">Periksa secret </w:t>
-            </w:r>
-            <w:r>
-              <w:rPr>
-                <w:rFonts w:ascii="Courier New" w:cs="Courier New" w:eastAsia="Courier New" w:hAnsi="Courier New"/>
-                <w:color w:val="1D2433"/>
-                <w:sz w:val="19"/>
-                <w:szCs w:val="19"/>
-              </w:rPr>
-              <w:t xml:space="preserve">ANTHROPIC_API_KEY</w:t>
-            </w:r>
-            <w:r>
-              <w:rPr>
-                <w:b w:val="false"/>
-                <w:bCs w:val="false"/>
-                <w:sz w:val="19"/>
-                <w:szCs w:val="19"/>
-              </w:rPr>
-              <w:t xml:space="preserve"> dan saldo akun; dokumen tetap diproses dengan aturan.</w:t>
-            </w:r>
-          </w:p>
-        </w:tc>
-      </w:tr>
-      <w:tr>
-        <w:tc>
-          <w:tcPr>
-            <w:tcW w:type="dxa" w:w="2347"/>
-            <w:tcBorders>
-              <w:top w:val="single" w:color="C9D1DC" w:sz="4"/>
-              <w:left w:val="single" w:color="C9D1DC" w:sz="4"/>
-              <w:bottom w:val="single" w:color="C9D1DC" w:sz="4"/>
-              <w:right w:val="single" w:color="C9D1DC" w:sz="4"/>
-            </w:tcBorders>
-            <w:tcMar>
-              <w:top w:type="dxa" w:w="60"/>
-              <w:left w:type="dxa" w:w="100"/>
-              <w:bottom w:type="dxa" w:w="60"/>
-              <w:right w:type="dxa" w:w="100"/>
-            </w:tcMar>
-          </w:tcPr>
-          <w:p>
-            <w:r>
-              <w:rPr>
-                <w:rFonts w:ascii="Courier New" w:cs="Courier New" w:eastAsia="Courier New" w:hAnsi="Courier New"/>
-                <w:color w:val="1D2433"/>
-                <w:sz w:val="19"/>
-                <w:szCs w:val="19"/>
-              </w:rPr>
-              <w:t xml:space="preserve">verifikasi</w:t>
-            </w:r>
-            <w:r>
-              <w:rPr>
-                <w:b w:val="false"/>
-                <w:bCs w:val="false"/>
-                <w:sz w:val="19"/>
-                <w:szCs w:val="19"/>
-              </w:rPr>
-              <w:t xml:space="preserve"> = tidak_ditemukan_di_halaman</w:t>
-            </w:r>
-          </w:p>
-        </w:tc>
-        <w:tc>
-          <w:tcPr>
-            <w:tcW w:type="dxa" w:w="3069"/>
-            <w:tcBorders>
-              <w:top w:val="single" w:color="C9D1DC" w:sz="4"/>
-              <w:left w:val="single" w:color="C9D1DC" w:sz="4"/>
-              <w:bottom w:val="single" w:color="C9D1DC" w:sz="4"/>
-              <w:right w:val="single" w:color="C9D1DC" w:sz="4"/>
-            </w:tcBorders>
-            <w:tcMar>
-              <w:top w:type="dxa" w:w="60"/>
-              <w:left w:type="dxa" w:w="100"/>
-              <w:bottom w:type="dxa" w:w="60"/>
-              <w:right w:type="dxa" w:w="100"/>
-            </w:tcMar>
-          </w:tcPr>
-          <w:p>
-            <w:r>
-              <w:rPr>
-                <w:b w:val="false"/>
-                <w:bCs w:val="false"/>
-                <w:sz w:val="19"/>
-                <w:szCs w:val="19"/>
-              </w:rPr>
-              <w:t xml:space="preserve">Angka dari AI tidak ada di teks halaman yang dirujuk.</w:t>
-            </w:r>
-          </w:p>
-        </w:tc>
-        <w:tc>
-          <w:tcPr>
-            <w:tcW w:type="dxa" w:w="3610"/>
-            <w:tcBorders>
-              <w:top w:val="single" w:color="C9D1DC" w:sz="4"/>
-              <w:left w:val="single" w:color="C9D1DC" w:sz="4"/>
-              <w:bottom w:val="single" w:color="C9D1DC" w:sz="4"/>
-              <w:right w:val="single" w:color="C9D1DC" w:sz="4"/>
-            </w:tcBorders>
-            <w:tcMar>
-              <w:top w:type="dxa" w:w="60"/>
-              <w:left w:type="dxa" w:w="100"/>
-              <w:bottom w:type="dxa" w:w="60"/>
-              <w:right w:type="dxa" w:w="100"/>
-            </w:tcMar>
-          </w:tcPr>
-          <w:p>
-            <w:r>
-              <w:rPr>
-                <w:b w:val="false"/>
-                <w:bCs w:val="false"/>
-                <w:sz w:val="19"/>
-                <w:szCs w:val="19"/>
-              </w:rPr>
-              <w:t xml:space="preserve">Cek manual angka di PDF halaman tersebut sebelum dipakai.</w:t>
-            </w:r>
-          </w:p>
-        </w:tc>
-      </w:tr>
-      <w:tr>
-        <w:tc>
-          <w:tcPr>
-            <w:tcW w:type="dxa" w:w="2347"/>
-            <w:tcBorders>
-              <w:top w:val="single" w:color="C9D1DC" w:sz="4"/>
-              <w:left w:val="single" w:color="C9D1DC" w:sz="4"/>
-              <w:bottom w:val="single" w:color="C9D1DC" w:sz="4"/>
-              <w:right w:val="single" w:color="C9D1DC" w:sz="4"/>
-            </w:tcBorders>
-            <w:tcMar>
-              <w:top w:type="dxa" w:w="60"/>
-              <w:left w:type="dxa" w:w="100"/>
-              <w:bottom w:type="dxa" w:w="60"/>
-              <w:right w:type="dxa" w:w="100"/>
-            </w:tcMar>
-          </w:tcPr>
-          <w:p>
-            <w:r>
-              <w:rPr>
-                <w:b w:val="false"/>
-                <w:bCs w:val="false"/>
-                <w:sz w:val="19"/>
-                <w:szCs w:val="19"/>
-              </w:rPr>
-              <w:t xml:space="preserve">Status DIFFERENT dengan indikasi BEDA_SKALA</w:t>
-            </w:r>
-          </w:p>
-        </w:tc>
-        <w:tc>
-          <w:tcPr>
-            <w:tcW w:type="dxa" w:w="3069"/>
-            <w:tcBorders>
-              <w:top w:val="single" w:color="C9D1DC" w:sz="4"/>
-              <w:left w:val="single" w:color="C9D1DC" w:sz="4"/>
-              <w:bottom w:val="single" w:color="C9D1DC" w:sz="4"/>
-              <w:right w:val="single" w:color="C9D1DC" w:sz="4"/>
-            </w:tcBorders>
-            <w:tcMar>
-              <w:top w:type="dxa" w:w="60"/>
-              <w:left w:type="dxa" w:w="100"/>
-              <w:bottom w:type="dxa" w:w="60"/>
-              <w:right w:type="dxa" w:w="100"/>
-            </w:tcMar>
-          </w:tcPr>
-          <w:p>
-            <w:r>
-              <w:rPr>
-                <w:b w:val="false"/>
-                <w:bCs w:val="false"/>
-                <w:sz w:val="19"/>
-                <w:szCs w:val="19"/>
-              </w:rPr>
-              <w:t xml:space="preserve">Satuan PDF tidak terdeteksi atau </w:t>
-            </w:r>
-            <w:r>
-              <w:rPr>
-                <w:rFonts w:ascii="Courier New" w:cs="Courier New" w:eastAsia="Courier New" w:hAnsi="Courier New"/>
-                <w:color w:val="1D2433"/>
-                <w:sz w:val="19"/>
-                <w:szCs w:val="19"/>
-              </w:rPr>
-              <w:t xml:space="preserve">skala</w:t>
-            </w:r>
-            <w:r>
-              <w:rPr>
-                <w:b w:val="false"/>
-                <w:bCs w:val="false"/>
-                <w:sz w:val="19"/>
-                <w:szCs w:val="19"/>
-              </w:rPr>
-              <w:t xml:space="preserve"> Excel keliru.</w:t>
-            </w:r>
-          </w:p>
-        </w:tc>
-        <w:tc>
-          <w:tcPr>
-            <w:tcW w:type="dxa" w:w="3610"/>
-            <w:tcBorders>
-              <w:top w:val="single" w:color="C9D1DC" w:sz="4"/>
-              <w:left w:val="single" w:color="C9D1DC" w:sz="4"/>
-              <w:bottom w:val="single" w:color="C9D1DC" w:sz="4"/>
-              <w:right w:val="single" w:color="C9D1DC" w:sz="4"/>
-            </w:tcBorders>
-            <w:tcMar>
-              <w:top w:type="dxa" w:w="60"/>
-              <w:left w:type="dxa" w:w="100"/>
-              <w:bottom w:type="dxa" w:w="60"/>
-              <w:right w:type="dxa" w:w="100"/>
-            </w:tcMar>
-          </w:tcPr>
-          <w:p>
-            <w:r>
-              <w:rPr>
-                <w:b w:val="false"/>
-                <w:bCs w:val="false"/>
-                <w:sz w:val="19"/>
-                <w:szCs w:val="19"/>
-              </w:rPr>
-              <w:t xml:space="preserve">Periksa keterangan satuan di PDF dan kolom </w:t>
-            </w:r>
-            <w:r>
-              <w:rPr>
-                <w:rFonts w:ascii="Courier New" w:cs="Courier New" w:eastAsia="Courier New" w:hAnsi="Courier New"/>
-                <w:color w:val="1D2433"/>
-                <w:sz w:val="19"/>
-                <w:szCs w:val="19"/>
-              </w:rPr>
-              <w:t xml:space="preserve">skala</w:t>
-            </w:r>
-            <w:r>
-              <w:rPr>
-                <w:b w:val="false"/>
-                <w:bCs w:val="false"/>
-                <w:sz w:val="19"/>
-                <w:szCs w:val="19"/>
-              </w:rPr>
-              <w:t xml:space="preserve"> di </w:t>
-            </w:r>
-            <w:r>
-              <w:rPr>
-                <w:rFonts w:ascii="Courier New" w:cs="Courier New" w:eastAsia="Courier New" w:hAnsi="Courier New"/>
-                <w:color w:val="1D2433"/>
-                <w:sz w:val="19"/>
-                <w:szCs w:val="19"/>
-              </w:rPr>
-              <w:t xml:space="preserve">sheet_config.csv</w:t>
+              <w:t xml:space="preserve">config/sheet_config.csv</w:t>
             </w:r>
             <w:r>
               <w:rPr>
